--- a/计算机网络.docx
+++ b/计算机网络.docx
@@ -1588,7 +1588,7 @@
         <w:spacing w:beforeLines="50" w:before="156" w:beforeAutospacing="0" w:after="0" w:afterAutospacing="0"/>
         <w:outlineLvl w:val="1"/>
         <w:rPr>
-          <w:rFonts w:ascii="Times New Roman" w:eastAsiaTheme="minorEastAsia" w:hAnsi="Times New Roman" w:cs="Times New Roman" w:hint="eastAsia"/>
+          <w:rFonts w:ascii="Times New Roman" w:eastAsiaTheme="minorEastAsia" w:hAnsi="Times New Roman" w:cs="Times New Roman"/>
           <w:color w:val="000000" w:themeColor="text1"/>
           <w:sz w:val="21"/>
           <w:szCs w:val="21"/>
@@ -1857,12 +1857,21 @@
         <w:shd w:val="clear" w:color="auto" w:fill="FFFFFF"/>
         <w:spacing w:before="0" w:beforeAutospacing="0" w:after="0" w:afterAutospacing="0"/>
         <w:rPr>
+          <w:rFonts w:ascii="Times New Roman" w:eastAsiaTheme="minorEastAsia" w:hAnsi="Times New Roman" w:cs="Times New Roman"/>
+          <w:color w:val="000000" w:themeColor="text1"/>
+          <w:sz w:val="21"/>
+          <w:szCs w:val="21"/>
+        </w:rPr>
+      </w:pPr>
+      <w:r>
+        <w:rPr>
           <w:rFonts w:ascii="Times New Roman" w:eastAsiaTheme="minorEastAsia" w:hAnsi="Times New Roman" w:cs="Times New Roman" w:hint="eastAsia"/>
           <w:color w:val="000000" w:themeColor="text1"/>
           <w:sz w:val="21"/>
           <w:szCs w:val="21"/>
         </w:rPr>
-      </w:pPr>
+        <w:t>服务器收到第三次握手报文，</w:t>
+      </w:r>
       <w:r>
         <w:rPr>
           <w:rFonts w:ascii="Times New Roman" w:eastAsiaTheme="minorEastAsia" w:hAnsi="Times New Roman" w:cs="Times New Roman" w:hint="eastAsia"/>
@@ -1870,7 +1879,16 @@
           <w:sz w:val="21"/>
           <w:szCs w:val="21"/>
         </w:rPr>
-        <w:t>服务器收到第三次握手报文，</w:t>
+        <w:t>accept</w:t>
+      </w:r>
+      <w:r>
+        <w:rPr>
+          <w:rFonts w:ascii="Times New Roman" w:eastAsiaTheme="minorEastAsia" w:hAnsi="Times New Roman" w:cs="Times New Roman"/>
+          <w:color w:val="000000" w:themeColor="text1"/>
+          <w:sz w:val="21"/>
+          <w:szCs w:val="21"/>
+        </w:rPr>
+        <w:t>()</w:t>
       </w:r>
       <w:r>
         <w:rPr>
@@ -1879,28 +1897,8 @@
           <w:sz w:val="21"/>
           <w:szCs w:val="21"/>
         </w:rPr>
-        <w:t>accept</w:t>
-      </w:r>
-      <w:r>
-        <w:rPr>
-          <w:rFonts w:ascii="Times New Roman" w:eastAsiaTheme="minorEastAsia" w:hAnsi="Times New Roman" w:cs="Times New Roman"/>
-          <w:color w:val="000000" w:themeColor="text1"/>
-          <w:sz w:val="21"/>
-          <w:szCs w:val="21"/>
-        </w:rPr>
-        <w:t>()</w:t>
-      </w:r>
-      <w:r>
-        <w:rPr>
-          <w:rFonts w:ascii="Times New Roman" w:eastAsiaTheme="minorEastAsia" w:hAnsi="Times New Roman" w:cs="Times New Roman" w:hint="eastAsia"/>
-          <w:color w:val="000000" w:themeColor="text1"/>
-          <w:sz w:val="21"/>
-          <w:szCs w:val="21"/>
-        </w:rPr>
         <w:t>函数返回，阻塞结束</w:t>
       </w:r>
-      <w:bookmarkStart w:id="0" w:name="_GoBack"/>
-      <w:bookmarkEnd w:id="0"/>
     </w:p>
     <w:p>
       <w:pPr>
@@ -1909,7 +1907,7 @@
         <w:spacing w:beforeLines="50" w:before="156" w:beforeAutospacing="0" w:after="0" w:afterAutospacing="0"/>
         <w:outlineLvl w:val="1"/>
         <w:rPr>
-          <w:rFonts w:ascii="Times New Roman" w:eastAsiaTheme="minorEastAsia" w:hAnsi="Times New Roman" w:cs="Times New Roman" w:hint="eastAsia"/>
+          <w:rFonts w:ascii="Times New Roman" w:eastAsiaTheme="minorEastAsia" w:hAnsi="Times New Roman" w:cs="Times New Roman"/>
           <w:color w:val="000000" w:themeColor="text1"/>
           <w:sz w:val="21"/>
           <w:szCs w:val="21"/>
@@ -2305,7 +2303,7 @@
         <w:spacing w:beforeLines="50" w:before="156" w:beforeAutospacing="0" w:after="0" w:afterAutospacing="0"/>
         <w:outlineLvl w:val="1"/>
         <w:rPr>
-          <w:rFonts w:ascii="Times New Roman" w:eastAsiaTheme="minorEastAsia" w:hAnsi="Times New Roman" w:cs="Times New Roman" w:hint="eastAsia"/>
+          <w:rFonts w:ascii="Times New Roman" w:eastAsiaTheme="minorEastAsia" w:hAnsi="Times New Roman" w:cs="Times New Roman"/>
           <w:color w:val="000000" w:themeColor="text1"/>
           <w:sz w:val="21"/>
           <w:szCs w:val="21"/>
@@ -2426,7 +2424,7 @@
         <w:spacing w:before="0" w:beforeAutospacing="0" w:after="0" w:afterAutospacing="0"/>
         <w:ind w:left="420"/>
         <w:rPr>
-          <w:rFonts w:ascii="Times New Roman" w:eastAsiaTheme="minorEastAsia" w:hAnsi="Times New Roman" w:cs="Times New Roman" w:hint="eastAsia"/>
+          <w:rFonts w:ascii="Times New Roman" w:eastAsiaTheme="minorEastAsia" w:hAnsi="Times New Roman" w:cs="Times New Roman"/>
           <w:color w:val="000000" w:themeColor="text1"/>
           <w:sz w:val="21"/>
           <w:szCs w:val="21"/>
@@ -2529,7 +2527,7 @@
         <w:spacing w:before="0" w:beforeAutospacing="0" w:after="0" w:afterAutospacing="0"/>
         <w:ind w:left="420"/>
         <w:rPr>
-          <w:rFonts w:ascii="Times New Roman" w:eastAsiaTheme="minorEastAsia" w:hAnsi="Times New Roman" w:cs="Times New Roman" w:hint="eastAsia"/>
+          <w:rFonts w:ascii="Times New Roman" w:eastAsiaTheme="minorEastAsia" w:hAnsi="Times New Roman" w:cs="Times New Roman"/>
           <w:color w:val="000000" w:themeColor="text1"/>
           <w:sz w:val="21"/>
           <w:szCs w:val="21"/>
@@ -2582,7 +2580,7 @@
         <w:shd w:val="clear" w:color="auto" w:fill="FFFFFF"/>
         <w:spacing w:before="0" w:beforeAutospacing="0" w:after="0" w:afterAutospacing="0"/>
         <w:rPr>
-          <w:rFonts w:ascii="Times New Roman" w:eastAsiaTheme="minorEastAsia" w:hAnsi="Times New Roman" w:cs="Times New Roman" w:hint="eastAsia"/>
+          <w:rFonts w:ascii="Times New Roman" w:eastAsiaTheme="minorEastAsia" w:hAnsi="Times New Roman" w:cs="Times New Roman"/>
           <w:color w:val="000000" w:themeColor="text1"/>
           <w:sz w:val="21"/>
           <w:szCs w:val="21"/>
@@ -2668,7 +2666,7 @@
         <w:spacing w:before="0" w:beforeAutospacing="0" w:after="0" w:afterAutospacing="0"/>
         <w:ind w:firstLine="420"/>
         <w:rPr>
-          <w:rFonts w:ascii="Times New Roman" w:eastAsiaTheme="minorEastAsia" w:hAnsi="Times New Roman" w:cs="Times New Roman" w:hint="eastAsia"/>
+          <w:rFonts w:ascii="Times New Roman" w:eastAsiaTheme="minorEastAsia" w:hAnsi="Times New Roman" w:cs="Times New Roman"/>
           <w:color w:val="000000" w:themeColor="text1"/>
           <w:sz w:val="21"/>
           <w:szCs w:val="21"/>
@@ -2793,7 +2791,7 @@
         <w:shd w:val="clear" w:color="auto" w:fill="FFFFFF"/>
         <w:spacing w:before="0" w:beforeAutospacing="0" w:after="0" w:afterAutospacing="0"/>
         <w:rPr>
-          <w:rFonts w:ascii="Times New Roman" w:eastAsiaTheme="minorEastAsia" w:hAnsi="Times New Roman" w:cs="Times New Roman" w:hint="eastAsia"/>
+          <w:rFonts w:ascii="Times New Roman" w:eastAsiaTheme="minorEastAsia" w:hAnsi="Times New Roman" w:cs="Times New Roman"/>
           <w:color w:val="000000" w:themeColor="text1"/>
           <w:sz w:val="21"/>
           <w:szCs w:val="21"/>
@@ -3061,7 +3059,7 @@
         <w:shd w:val="clear" w:color="auto" w:fill="FFFFFF"/>
         <w:spacing w:before="0" w:beforeAutospacing="0" w:after="0" w:afterAutospacing="0"/>
         <w:rPr>
-          <w:rFonts w:ascii="Times New Roman" w:eastAsiaTheme="minorEastAsia" w:hAnsi="Times New Roman" w:cs="Times New Roman" w:hint="eastAsia"/>
+          <w:rFonts w:ascii="Times New Roman" w:eastAsiaTheme="minorEastAsia" w:hAnsi="Times New Roman" w:cs="Times New Roman"/>
           <w:color w:val="000000" w:themeColor="text1"/>
           <w:sz w:val="21"/>
           <w:szCs w:val="21"/>
@@ -3246,7 +3244,7 @@
         <w:spacing w:beforeLines="50" w:before="156" w:beforeAutospacing="0" w:after="0" w:afterAutospacing="0"/>
         <w:outlineLvl w:val="1"/>
         <w:rPr>
-          <w:rFonts w:ascii="Times New Roman" w:eastAsiaTheme="minorEastAsia" w:hAnsi="Times New Roman" w:cs="Times New Roman" w:hint="eastAsia"/>
+          <w:rFonts w:ascii="Times New Roman" w:eastAsiaTheme="minorEastAsia" w:hAnsi="Times New Roman" w:cs="Times New Roman"/>
           <w:color w:val="000000" w:themeColor="text1"/>
           <w:sz w:val="21"/>
           <w:szCs w:val="21"/>
@@ -3445,7 +3443,7 @@
         <w:spacing w:before="0" w:beforeAutospacing="0" w:after="0" w:afterAutospacing="0"/>
         <w:ind w:leftChars="200" w:left="420"/>
         <w:rPr>
-          <w:rFonts w:ascii="Times New Roman" w:eastAsiaTheme="minorEastAsia" w:hAnsi="Times New Roman" w:cs="Times New Roman" w:hint="eastAsia"/>
+          <w:rFonts w:ascii="Times New Roman" w:eastAsiaTheme="minorEastAsia" w:hAnsi="Times New Roman" w:cs="Times New Roman"/>
           <w:color w:val="000000" w:themeColor="text1"/>
           <w:sz w:val="21"/>
           <w:szCs w:val="21"/>
@@ -3571,7 +3569,7 @@
         <w:spacing w:before="0" w:beforeAutospacing="0" w:after="0" w:afterAutospacing="0"/>
         <w:ind w:leftChars="200" w:left="840"/>
         <w:rPr>
-          <w:rFonts w:ascii="Times New Roman" w:eastAsiaTheme="minorEastAsia" w:hAnsi="Times New Roman" w:cs="Times New Roman" w:hint="eastAsia"/>
+          <w:rFonts w:ascii="Times New Roman" w:eastAsiaTheme="minorEastAsia" w:hAnsi="Times New Roman" w:cs="Times New Roman"/>
           <w:color w:val="000000" w:themeColor="text1"/>
           <w:sz w:val="21"/>
           <w:szCs w:val="21"/>
@@ -3935,7 +3933,7 @@
           <w:sz w:val="21"/>
           <w:szCs w:val="21"/>
         </w:rPr>
-        <w:t>Seq=</w:t>
+        <w:t>Seq=y</w:t>
       </w:r>
       <w:r>
         <w:rPr>
@@ -3944,6 +3942,51 @@
           <w:sz w:val="21"/>
           <w:szCs w:val="21"/>
         </w:rPr>
+        <w:t>，但由于</w:t>
+      </w:r>
+      <w:r>
+        <w:rPr>
+          <w:rFonts w:ascii="Times New Roman" w:eastAsiaTheme="minorEastAsia" w:hAnsi="Times New Roman" w:cs="Times New Roman" w:hint="eastAsia"/>
+          <w:color w:val="000000" w:themeColor="text1"/>
+          <w:sz w:val="21"/>
+          <w:szCs w:val="21"/>
+        </w:rPr>
+        <w:t>A</w:t>
+      </w:r>
+      <w:r>
+        <w:rPr>
+          <w:rFonts w:ascii="Times New Roman" w:eastAsiaTheme="minorEastAsia" w:hAnsi="Times New Roman" w:cs="Times New Roman" w:hint="eastAsia"/>
+          <w:color w:val="000000" w:themeColor="text1"/>
+          <w:sz w:val="21"/>
+          <w:szCs w:val="21"/>
+        </w:rPr>
+        <w:t>不知道</w:t>
+      </w:r>
+      <w:r>
+        <w:rPr>
+          <w:rFonts w:ascii="Times New Roman" w:eastAsiaTheme="minorEastAsia" w:hAnsi="Times New Roman" w:cs="Times New Roman"/>
+          <w:color w:val="000000" w:themeColor="text1"/>
+          <w:sz w:val="21"/>
+          <w:szCs w:val="21"/>
+        </w:rPr>
+        <w:t>B</w:t>
+      </w:r>
+      <w:r>
+        <w:rPr>
+          <w:rFonts w:ascii="Times New Roman" w:eastAsiaTheme="minorEastAsia" w:hAnsi="Times New Roman" w:cs="Times New Roman" w:hint="eastAsia"/>
+          <w:color w:val="000000" w:themeColor="text1"/>
+          <w:sz w:val="21"/>
+          <w:szCs w:val="21"/>
+        </w:rPr>
+        <w:t>的初始序号为</w:t>
+      </w:r>
+      <w:r>
+        <w:rPr>
+          <w:rFonts w:ascii="Times New Roman" w:eastAsiaTheme="minorEastAsia" w:hAnsi="Times New Roman" w:cs="Times New Roman" w:hint="eastAsia"/>
+          <w:color w:val="000000" w:themeColor="text1"/>
+          <w:sz w:val="21"/>
+          <w:szCs w:val="21"/>
+        </w:rPr>
         <w:t>y</w:t>
       </w:r>
       <w:r>
@@ -3953,6 +3996,60 @@
           <w:sz w:val="21"/>
           <w:szCs w:val="21"/>
         </w:rPr>
+        <w:t>（第二个报文丢失了），</w:t>
+      </w:r>
+      <w:r>
+        <w:rPr>
+          <w:rFonts w:ascii="Times New Roman" w:eastAsiaTheme="minorEastAsia" w:hAnsi="Times New Roman" w:cs="Times New Roman" w:hint="eastAsia"/>
+          <w:color w:val="000000" w:themeColor="text1"/>
+          <w:sz w:val="21"/>
+          <w:szCs w:val="21"/>
+        </w:rPr>
+        <w:t>A</w:t>
+      </w:r>
+      <w:r>
+        <w:rPr>
+          <w:rFonts w:ascii="Times New Roman" w:eastAsiaTheme="minorEastAsia" w:hAnsi="Times New Roman" w:cs="Times New Roman"/>
+          <w:color w:val="000000" w:themeColor="text1"/>
+          <w:sz w:val="21"/>
+          <w:szCs w:val="21"/>
+        </w:rPr>
+        <w:t>收到</w:t>
+      </w:r>
+      <w:r>
+        <w:rPr>
+          <w:rFonts w:ascii="Times New Roman" w:eastAsiaTheme="minorEastAsia" w:hAnsi="Times New Roman" w:cs="Times New Roman" w:hint="eastAsia"/>
+          <w:color w:val="000000" w:themeColor="text1"/>
+          <w:sz w:val="21"/>
+          <w:szCs w:val="21"/>
+        </w:rPr>
+        <w:t>B</w:t>
+      </w:r>
+      <w:r>
+        <w:rPr>
+          <w:rFonts w:ascii="Times New Roman" w:eastAsiaTheme="minorEastAsia" w:hAnsi="Times New Roman" w:cs="Times New Roman"/>
+          <w:color w:val="000000" w:themeColor="text1"/>
+          <w:sz w:val="21"/>
+          <w:szCs w:val="21"/>
+        </w:rPr>
+        <w:t>的</w:t>
+      </w:r>
+      <w:r>
+        <w:rPr>
+          <w:rFonts w:ascii="Times New Roman" w:eastAsiaTheme="minorEastAsia" w:hAnsi="Times New Roman" w:cs="Times New Roman" w:hint="eastAsia"/>
+          <w:color w:val="000000" w:themeColor="text1"/>
+          <w:sz w:val="21"/>
+          <w:szCs w:val="21"/>
+        </w:rPr>
+        <w:t>报文后</w:t>
+      </w:r>
+      <w:r>
+        <w:rPr>
+          <w:rFonts w:ascii="Times New Roman" w:eastAsiaTheme="minorEastAsia" w:hAnsi="Times New Roman" w:cs="Times New Roman"/>
+          <w:color w:val="000000" w:themeColor="text1"/>
+          <w:sz w:val="21"/>
+          <w:szCs w:val="21"/>
+        </w:rPr>
         <w:t>，</w:t>
       </w:r>
       <w:r>
@@ -3962,7 +4059,7 @@
           <w:sz w:val="21"/>
           <w:szCs w:val="21"/>
         </w:rPr>
-        <w:t>但由于</w:t>
+        <w:t>不知道这是当前</w:t>
       </w:r>
       <w:r>
         <w:rPr>
@@ -3971,6 +4068,96 @@
           <w:sz w:val="21"/>
           <w:szCs w:val="21"/>
         </w:rPr>
+        <w:t>T</w:t>
+      </w:r>
+      <w:r>
+        <w:rPr>
+          <w:rFonts w:ascii="Times New Roman" w:eastAsiaTheme="minorEastAsia" w:hAnsi="Times New Roman" w:cs="Times New Roman"/>
+          <w:color w:val="000000" w:themeColor="text1"/>
+          <w:sz w:val="21"/>
+          <w:szCs w:val="21"/>
+        </w:rPr>
+        <w:t>CP</w:t>
+      </w:r>
+      <w:r>
+        <w:rPr>
+          <w:rFonts w:ascii="Times New Roman" w:eastAsiaTheme="minorEastAsia" w:hAnsi="Times New Roman" w:cs="Times New Roman" w:hint="eastAsia"/>
+          <w:color w:val="000000" w:themeColor="text1"/>
+          <w:sz w:val="21"/>
+          <w:szCs w:val="21"/>
+        </w:rPr>
+        <w:t>连接</w:t>
+      </w:r>
+      <w:r>
+        <w:rPr>
+          <w:rFonts w:ascii="Times New Roman" w:eastAsiaTheme="minorEastAsia" w:hAnsi="Times New Roman" w:cs="Times New Roman" w:hint="eastAsia"/>
+          <w:color w:val="000000" w:themeColor="text1"/>
+          <w:sz w:val="21"/>
+          <w:szCs w:val="21"/>
+        </w:rPr>
+        <w:t>B</w:t>
+      </w:r>
+      <w:r>
+        <w:rPr>
+          <w:rFonts w:ascii="Times New Roman" w:eastAsiaTheme="minorEastAsia" w:hAnsi="Times New Roman" w:cs="Times New Roman" w:hint="eastAsia"/>
+          <w:color w:val="000000" w:themeColor="text1"/>
+          <w:sz w:val="21"/>
+          <w:szCs w:val="21"/>
+        </w:rPr>
+        <w:t>发的报文还是之前延时到达的报文（如上上次</w:t>
+      </w:r>
+      <w:r>
+        <w:rPr>
+          <w:rFonts w:ascii="Times New Roman" w:eastAsiaTheme="minorEastAsia" w:hAnsi="Times New Roman" w:cs="Times New Roman" w:hint="eastAsia"/>
+          <w:color w:val="000000" w:themeColor="text1"/>
+          <w:sz w:val="21"/>
+          <w:szCs w:val="21"/>
+        </w:rPr>
+        <w:t>T</w:t>
+      </w:r>
+      <w:r>
+        <w:rPr>
+          <w:rFonts w:ascii="Times New Roman" w:eastAsiaTheme="minorEastAsia" w:hAnsi="Times New Roman" w:cs="Times New Roman"/>
+          <w:color w:val="000000" w:themeColor="text1"/>
+          <w:sz w:val="21"/>
+          <w:szCs w:val="21"/>
+        </w:rPr>
+        <w:t>CP</w:t>
+      </w:r>
+      <w:r>
+        <w:rPr>
+          <w:rFonts w:ascii="Times New Roman" w:eastAsiaTheme="minorEastAsia" w:hAnsi="Times New Roman" w:cs="Times New Roman" w:hint="eastAsia"/>
+          <w:color w:val="000000" w:themeColor="text1"/>
+          <w:sz w:val="21"/>
+          <w:szCs w:val="21"/>
+        </w:rPr>
+        <w:t>连接期间</w:t>
+      </w:r>
+      <w:r>
+        <w:rPr>
+          <w:rFonts w:ascii="Times New Roman" w:eastAsiaTheme="minorEastAsia" w:hAnsi="Times New Roman" w:cs="Times New Roman" w:hint="eastAsia"/>
+          <w:color w:val="000000" w:themeColor="text1"/>
+          <w:sz w:val="21"/>
+          <w:szCs w:val="21"/>
+        </w:rPr>
+        <w:t>B</w:t>
+      </w:r>
+      <w:r>
+        <w:rPr>
+          <w:rFonts w:ascii="Times New Roman" w:eastAsiaTheme="minorEastAsia" w:hAnsi="Times New Roman" w:cs="Times New Roman" w:hint="eastAsia"/>
+          <w:color w:val="000000" w:themeColor="text1"/>
+          <w:sz w:val="21"/>
+          <w:szCs w:val="21"/>
+        </w:rPr>
+        <w:t>发向</w:t>
+      </w:r>
+      <w:r>
+        <w:rPr>
+          <w:rFonts w:ascii="Times New Roman" w:eastAsiaTheme="minorEastAsia" w:hAnsi="Times New Roman" w:cs="Times New Roman" w:hint="eastAsia"/>
+          <w:color w:val="000000" w:themeColor="text1"/>
+          <w:sz w:val="21"/>
+          <w:szCs w:val="21"/>
+        </w:rPr>
         <w:t>A</w:t>
       </w:r>
       <w:r>
@@ -3980,232 +4167,7 @@
           <w:sz w:val="21"/>
           <w:szCs w:val="21"/>
         </w:rPr>
-        <w:t>不知道</w:t>
-      </w:r>
-      <w:r>
-        <w:rPr>
-          <w:rFonts w:ascii="Times New Roman" w:eastAsiaTheme="minorEastAsia" w:hAnsi="Times New Roman" w:cs="Times New Roman"/>
-          <w:color w:val="000000" w:themeColor="text1"/>
-          <w:sz w:val="21"/>
-          <w:szCs w:val="21"/>
-        </w:rPr>
-        <w:t>B</w:t>
-      </w:r>
-      <w:r>
-        <w:rPr>
-          <w:rFonts w:ascii="Times New Roman" w:eastAsiaTheme="minorEastAsia" w:hAnsi="Times New Roman" w:cs="Times New Roman" w:hint="eastAsia"/>
-          <w:color w:val="000000" w:themeColor="text1"/>
-          <w:sz w:val="21"/>
-          <w:szCs w:val="21"/>
-        </w:rPr>
-        <w:t>的初始序号为</w:t>
-      </w:r>
-      <w:r>
-        <w:rPr>
-          <w:rFonts w:ascii="Times New Roman" w:eastAsiaTheme="minorEastAsia" w:hAnsi="Times New Roman" w:cs="Times New Roman" w:hint="eastAsia"/>
-          <w:color w:val="000000" w:themeColor="text1"/>
-          <w:sz w:val="21"/>
-          <w:szCs w:val="21"/>
-        </w:rPr>
-        <w:t>y</w:t>
-      </w:r>
-      <w:r>
-        <w:rPr>
-          <w:rFonts w:ascii="Times New Roman" w:eastAsiaTheme="minorEastAsia" w:hAnsi="Times New Roman" w:cs="Times New Roman" w:hint="eastAsia"/>
-          <w:color w:val="000000" w:themeColor="text1"/>
-          <w:sz w:val="21"/>
-          <w:szCs w:val="21"/>
-        </w:rPr>
-        <w:t>（第二个报文丢失了），</w:t>
-      </w:r>
-      <w:r>
-        <w:rPr>
-          <w:rFonts w:ascii="Times New Roman" w:eastAsiaTheme="minorEastAsia" w:hAnsi="Times New Roman" w:cs="Times New Roman" w:hint="eastAsia"/>
-          <w:color w:val="000000" w:themeColor="text1"/>
-          <w:sz w:val="21"/>
-          <w:szCs w:val="21"/>
-        </w:rPr>
-        <w:t>A</w:t>
-      </w:r>
-      <w:r>
-        <w:rPr>
-          <w:rFonts w:ascii="Times New Roman" w:eastAsiaTheme="minorEastAsia" w:hAnsi="Times New Roman" w:cs="Times New Roman"/>
-          <w:color w:val="000000" w:themeColor="text1"/>
-          <w:sz w:val="21"/>
-          <w:szCs w:val="21"/>
-        </w:rPr>
-        <w:t>收到</w:t>
-      </w:r>
-      <w:r>
-        <w:rPr>
-          <w:rFonts w:ascii="Times New Roman" w:eastAsiaTheme="minorEastAsia" w:hAnsi="Times New Roman" w:cs="Times New Roman" w:hint="eastAsia"/>
-          <w:color w:val="000000" w:themeColor="text1"/>
-          <w:sz w:val="21"/>
-          <w:szCs w:val="21"/>
-        </w:rPr>
-        <w:t>B</w:t>
-      </w:r>
-      <w:r>
-        <w:rPr>
-          <w:rFonts w:ascii="Times New Roman" w:eastAsiaTheme="minorEastAsia" w:hAnsi="Times New Roman" w:cs="Times New Roman"/>
-          <w:color w:val="000000" w:themeColor="text1"/>
-          <w:sz w:val="21"/>
-          <w:szCs w:val="21"/>
-        </w:rPr>
-        <w:t>的</w:t>
-      </w:r>
-      <w:r>
-        <w:rPr>
-          <w:rFonts w:ascii="Times New Roman" w:eastAsiaTheme="minorEastAsia" w:hAnsi="Times New Roman" w:cs="Times New Roman" w:hint="eastAsia"/>
-          <w:color w:val="000000" w:themeColor="text1"/>
-          <w:sz w:val="21"/>
-          <w:szCs w:val="21"/>
-        </w:rPr>
-        <w:t>报文后</w:t>
-      </w:r>
-      <w:r>
-        <w:rPr>
-          <w:rFonts w:ascii="Times New Roman" w:eastAsiaTheme="minorEastAsia" w:hAnsi="Times New Roman" w:cs="Times New Roman"/>
-          <w:color w:val="000000" w:themeColor="text1"/>
-          <w:sz w:val="21"/>
-          <w:szCs w:val="21"/>
-        </w:rPr>
-        <w:t>，</w:t>
-      </w:r>
-      <w:r>
-        <w:rPr>
-          <w:rFonts w:ascii="Times New Roman" w:eastAsiaTheme="minorEastAsia" w:hAnsi="Times New Roman" w:cs="Times New Roman" w:hint="eastAsia"/>
-          <w:color w:val="000000" w:themeColor="text1"/>
-          <w:sz w:val="21"/>
-          <w:szCs w:val="21"/>
-        </w:rPr>
-        <w:t>不知道这是当前</w:t>
-      </w:r>
-      <w:r>
-        <w:rPr>
-          <w:rFonts w:ascii="Times New Roman" w:eastAsiaTheme="minorEastAsia" w:hAnsi="Times New Roman" w:cs="Times New Roman" w:hint="eastAsia"/>
-          <w:color w:val="000000" w:themeColor="text1"/>
-          <w:sz w:val="21"/>
-          <w:szCs w:val="21"/>
-        </w:rPr>
-        <w:t>T</w:t>
-      </w:r>
-      <w:r>
-        <w:rPr>
-          <w:rFonts w:ascii="Times New Roman" w:eastAsiaTheme="minorEastAsia" w:hAnsi="Times New Roman" w:cs="Times New Roman"/>
-          <w:color w:val="000000" w:themeColor="text1"/>
-          <w:sz w:val="21"/>
-          <w:szCs w:val="21"/>
-        </w:rPr>
-        <w:t>CP</w:t>
-      </w:r>
-      <w:r>
-        <w:rPr>
-          <w:rFonts w:ascii="Times New Roman" w:eastAsiaTheme="minorEastAsia" w:hAnsi="Times New Roman" w:cs="Times New Roman" w:hint="eastAsia"/>
-          <w:color w:val="000000" w:themeColor="text1"/>
-          <w:sz w:val="21"/>
-          <w:szCs w:val="21"/>
-        </w:rPr>
-        <w:t>连接</w:t>
-      </w:r>
-      <w:r>
-        <w:rPr>
-          <w:rFonts w:ascii="Times New Roman" w:eastAsiaTheme="minorEastAsia" w:hAnsi="Times New Roman" w:cs="Times New Roman" w:hint="eastAsia"/>
-          <w:color w:val="000000" w:themeColor="text1"/>
-          <w:sz w:val="21"/>
-          <w:szCs w:val="21"/>
-        </w:rPr>
-        <w:t>B</w:t>
-      </w:r>
-      <w:r>
-        <w:rPr>
-          <w:rFonts w:ascii="Times New Roman" w:eastAsiaTheme="minorEastAsia" w:hAnsi="Times New Roman" w:cs="Times New Roman" w:hint="eastAsia"/>
-          <w:color w:val="000000" w:themeColor="text1"/>
-          <w:sz w:val="21"/>
-          <w:szCs w:val="21"/>
-        </w:rPr>
-        <w:t>发的报文还是之前延时到达的报文（如上上次</w:t>
-      </w:r>
-      <w:r>
-        <w:rPr>
-          <w:rFonts w:ascii="Times New Roman" w:eastAsiaTheme="minorEastAsia" w:hAnsi="Times New Roman" w:cs="Times New Roman" w:hint="eastAsia"/>
-          <w:color w:val="000000" w:themeColor="text1"/>
-          <w:sz w:val="21"/>
-          <w:szCs w:val="21"/>
-        </w:rPr>
-        <w:t>T</w:t>
-      </w:r>
-      <w:r>
-        <w:rPr>
-          <w:rFonts w:ascii="Times New Roman" w:eastAsiaTheme="minorEastAsia" w:hAnsi="Times New Roman" w:cs="Times New Roman"/>
-          <w:color w:val="000000" w:themeColor="text1"/>
-          <w:sz w:val="21"/>
-          <w:szCs w:val="21"/>
-        </w:rPr>
-        <w:t>CP</w:t>
-      </w:r>
-      <w:r>
-        <w:rPr>
-          <w:rFonts w:ascii="Times New Roman" w:eastAsiaTheme="minorEastAsia" w:hAnsi="Times New Roman" w:cs="Times New Roman" w:hint="eastAsia"/>
-          <w:color w:val="000000" w:themeColor="text1"/>
-          <w:sz w:val="21"/>
-          <w:szCs w:val="21"/>
-        </w:rPr>
-        <w:t>连接期间</w:t>
-      </w:r>
-      <w:r>
-        <w:rPr>
-          <w:rFonts w:ascii="Times New Roman" w:eastAsiaTheme="minorEastAsia" w:hAnsi="Times New Roman" w:cs="Times New Roman" w:hint="eastAsia"/>
-          <w:color w:val="000000" w:themeColor="text1"/>
-          <w:sz w:val="21"/>
-          <w:szCs w:val="21"/>
-        </w:rPr>
-        <w:t>B</w:t>
-      </w:r>
-      <w:r>
-        <w:rPr>
-          <w:rFonts w:ascii="Times New Roman" w:eastAsiaTheme="minorEastAsia" w:hAnsi="Times New Roman" w:cs="Times New Roman" w:hint="eastAsia"/>
-          <w:color w:val="000000" w:themeColor="text1"/>
-          <w:sz w:val="21"/>
-          <w:szCs w:val="21"/>
-        </w:rPr>
-        <w:t>发向</w:t>
-      </w:r>
-      <w:r>
-        <w:rPr>
-          <w:rFonts w:ascii="Times New Roman" w:eastAsiaTheme="minorEastAsia" w:hAnsi="Times New Roman" w:cs="Times New Roman" w:hint="eastAsia"/>
-          <w:color w:val="000000" w:themeColor="text1"/>
-          <w:sz w:val="21"/>
-          <w:szCs w:val="21"/>
-        </w:rPr>
-        <w:t>A</w:t>
-      </w:r>
-      <w:r>
-        <w:rPr>
-          <w:rFonts w:ascii="Times New Roman" w:eastAsiaTheme="minorEastAsia" w:hAnsi="Times New Roman" w:cs="Times New Roman" w:hint="eastAsia"/>
-          <w:color w:val="000000" w:themeColor="text1"/>
-          <w:sz w:val="21"/>
-          <w:szCs w:val="21"/>
-        </w:rPr>
-        <w:t>的报文</w:t>
-      </w:r>
-      <w:r>
-        <w:rPr>
-          <w:rFonts w:ascii="Times New Roman" w:eastAsiaTheme="minorEastAsia" w:hAnsi="Times New Roman" w:cs="Times New Roman" w:hint="eastAsia"/>
-          <w:color w:val="000000" w:themeColor="text1"/>
-          <w:sz w:val="21"/>
-          <w:szCs w:val="21"/>
-        </w:rPr>
-        <w:t>滞留在网络中</w:t>
-      </w:r>
-      <w:r>
-        <w:rPr>
-          <w:rFonts w:ascii="Times New Roman" w:eastAsiaTheme="minorEastAsia" w:hAnsi="Times New Roman" w:cs="Times New Roman" w:hint="eastAsia"/>
-          <w:color w:val="000000" w:themeColor="text1"/>
-          <w:sz w:val="21"/>
-          <w:szCs w:val="21"/>
-        </w:rPr>
-        <w:t>，现在到达了）</w:t>
+        <w:t>的报文滞留在网络中，现在到达了）</w:t>
       </w:r>
       <w:r>
         <w:rPr>
@@ -4330,7 +4292,7 @@
         <w:shd w:val="clear" w:color="auto" w:fill="FFFFFF"/>
         <w:spacing w:before="0" w:beforeAutospacing="0" w:after="0" w:afterAutospacing="0"/>
         <w:rPr>
-          <w:rFonts w:ascii="Times New Roman" w:eastAsiaTheme="minorEastAsia" w:hAnsi="Times New Roman" w:cs="Times New Roman" w:hint="eastAsia"/>
+          <w:rFonts w:ascii="Times New Roman" w:eastAsiaTheme="minorEastAsia" w:hAnsi="Times New Roman" w:cs="Times New Roman"/>
           <w:color w:val="000000" w:themeColor="text1"/>
           <w:sz w:val="21"/>
           <w:szCs w:val="21"/>
@@ -4637,6 +4599,10 @@
       </w:r>
     </w:p>
     <w:p>
+      <w:pPr>
+        <w:spacing w:beforeLines="50" w:before="156"/>
+        <w:outlineLvl w:val="1"/>
+      </w:pPr>
       <w:r>
         <w:t>IP</w:t>
       </w:r>
@@ -4644,8 +4610,18 @@
         <w:rPr>
           <w:rFonts w:hint="eastAsia"/>
         </w:rPr>
-        <w:t>地址在整个互联网范围是唯一的，</w:t>
-      </w:r>
+        <w:t>地址：</w:t>
+      </w:r>
+    </w:p>
+    <w:p>
+      <w:pPr>
+        <w:pStyle w:val="a3"/>
+        <w:numPr>
+          <w:ilvl w:val="0"/>
+          <w:numId w:val="8"/>
+        </w:numPr>
+        <w:ind w:firstLineChars="0"/>
+      </w:pPr>
       <w:r>
         <w:rPr>
           <w:rFonts w:hint="eastAsia"/>
@@ -4659,10 +4635,33 @@
         <w:rPr>
           <w:rFonts w:hint="eastAsia"/>
         </w:rPr>
+        <w:t>，</w:t>
+      </w:r>
+      <w:r>
+        <w:t>IP</w:t>
+      </w:r>
+      <w:r>
+        <w:rPr>
+          <w:rFonts w:hint="eastAsia"/>
+        </w:rPr>
+        <w:t>地址在全球范围内唯一</w:t>
+      </w:r>
+      <w:r>
+        <w:rPr>
+          <w:rFonts w:hint="eastAsia"/>
+        </w:rPr>
         <w:t>。</w:t>
       </w:r>
     </w:p>
     <w:p>
+      <w:pPr>
+        <w:pStyle w:val="a3"/>
+        <w:numPr>
+          <w:ilvl w:val="0"/>
+          <w:numId w:val="8"/>
+        </w:numPr>
+        <w:ind w:firstLineChars="0"/>
+      </w:pPr>
       <w:r>
         <w:rPr>
           <w:rFonts w:hint="eastAsia"/>
@@ -4790,7 +4789,49 @@
         <w:rPr>
           <w:rFonts w:hint="eastAsia"/>
         </w:rPr>
-        <w:t>”。一个单位拥有两个办公场所，各自一个专用网，要使两个专用网之间可以通信，则需要使用V</w:t>
+        <w:t>”。</w:t>
+      </w:r>
+    </w:p>
+    <w:p>
+      <w:r>
+        <w:t>ipconfig查出来的是</w:t>
+      </w:r>
+      <w:r>
+        <w:rPr>
+          <w:rFonts w:hint="eastAsia"/>
+        </w:rPr>
+        <w:t>私网I</w:t>
+      </w:r>
+      <w:r>
+        <w:t>P</w:t>
+      </w:r>
+      <w:r>
+        <w:rPr>
+          <w:rFonts w:hint="eastAsia"/>
+        </w:rPr>
+        <w:t>，如</w:t>
+      </w:r>
+      <w:r>
+        <w:t>10.128.241.161</w:t>
+      </w:r>
+    </w:p>
+    <w:p>
+      <w:r>
+        <w:rPr>
+          <w:rFonts w:hint="eastAsia"/>
+        </w:rPr>
+        <w:t>百度查出来的你上网的公有地址，也许并不是你主机的地址，而是电信或联通分给你的地址，用于连接互联网。如</w:t>
+      </w:r>
+      <w:r>
+        <w:t>06.120.206.161北京市电信</w:t>
+      </w:r>
+    </w:p>
+    <w:p>
+      <w:r>
+        <w:rPr>
+          <w:rFonts w:hint="eastAsia"/>
+        </w:rPr>
+        <w:t>V</w:t>
       </w:r>
       <w:r>
         <w:t>PN</w:t>
@@ -4799,7 +4840,7 @@
         <w:rPr>
           <w:rFonts w:hint="eastAsia"/>
         </w:rPr>
-        <w:t>虚拟专用网技术。要使专用网又能和互联网通信，则需要N</w:t>
+        <w:t>与N</w:t>
       </w:r>
       <w:r>
         <w:t>AT</w:t>
@@ -4808,8 +4849,244 @@
         <w:rPr>
           <w:rFonts w:hint="eastAsia"/>
         </w:rPr>
+        <w:t>：</w:t>
+      </w:r>
+    </w:p>
+    <w:p>
+      <w:pPr>
+        <w:pStyle w:val="a3"/>
+        <w:numPr>
+          <w:ilvl w:val="0"/>
+          <w:numId w:val="9"/>
+        </w:numPr>
+        <w:ind w:firstLineChars="0"/>
+      </w:pPr>
+      <w:r>
+        <w:rPr>
+          <w:rFonts w:hint="eastAsia"/>
+        </w:rPr>
+        <w:t>一个单位拥有两个办公场所，各自一个专用网，要使两个专用网之间可以通信</w:t>
+      </w:r>
+      <w:r>
+        <w:rPr>
+          <w:rFonts w:hint="eastAsia"/>
+        </w:rPr>
+        <w:t>（前提是两个专网的私有I</w:t>
+      </w:r>
+      <w:r>
+        <w:t>P</w:t>
+      </w:r>
+      <w:r>
+        <w:rPr>
+          <w:rFonts w:hint="eastAsia"/>
+        </w:rPr>
+        <w:t>地址不能相同）</w:t>
+      </w:r>
+      <w:r>
+        <w:rPr>
+          <w:rFonts w:hint="eastAsia"/>
+        </w:rPr>
+        <w:t>，则使用V</w:t>
+      </w:r>
+      <w:r>
+        <w:t>PN</w:t>
+      </w:r>
+      <w:r>
+        <w:rPr>
+          <w:rFonts w:hint="eastAsia"/>
+        </w:rPr>
+        <w:t>（</w:t>
+      </w:r>
+      <w:r>
+        <w:rPr>
+          <w:rFonts w:hint="eastAsia"/>
+        </w:rPr>
+        <w:t>虚拟专用网</w:t>
+      </w:r>
+      <w:r>
+        <w:rPr>
+          <w:rFonts w:hint="eastAsia"/>
+        </w:rPr>
+        <w:t>）</w:t>
+      </w:r>
+      <w:r>
+        <w:rPr>
+          <w:rFonts w:hint="eastAsia"/>
+        </w:rPr>
+        <w:t>技术。</w:t>
+      </w:r>
+      <w:r>
+        <w:rPr>
+          <w:rFonts w:hint="eastAsia"/>
+        </w:rPr>
+        <w:t>V</w:t>
+      </w:r>
+      <w:r>
+        <w:t>PN</w:t>
+      </w:r>
+      <w:r>
+        <w:rPr>
+          <w:rFonts w:hint="eastAsia"/>
+        </w:rPr>
+        <w:t>要求两个私网各有一个具有合法的公网I</w:t>
+      </w:r>
+      <w:r>
+        <w:t>P</w:t>
+      </w:r>
+      <w:r>
+        <w:rPr>
+          <w:rFonts w:hint="eastAsia"/>
+        </w:rPr>
+        <w:t>的路由器作为出入口，采用隧道技术，即</w:t>
+      </w:r>
+      <w:r>
+        <w:rPr>
+          <w:rFonts w:hint="eastAsia"/>
+        </w:rPr>
+        <w:t>对</w:t>
+      </w:r>
+      <w:r>
+        <w:rPr>
+          <w:rFonts w:hint="eastAsia"/>
+        </w:rPr>
+        <w:t>原数据报</w:t>
+      </w:r>
+      <w:r>
+        <w:rPr>
+          <w:rFonts w:hint="eastAsia"/>
+        </w:rPr>
+        <w:t>加密</w:t>
+      </w:r>
+      <w:r>
+        <w:rPr>
+          <w:rFonts w:hint="eastAsia"/>
+        </w:rPr>
+        <w:t>、作为新数据报的数据部分再次封装（此时源I</w:t>
+      </w:r>
+      <w:r>
+        <w:t>P</w:t>
+      </w:r>
+      <w:r>
+        <w:rPr>
+          <w:rFonts w:hint="eastAsia"/>
+        </w:rPr>
+        <w:t>和目的I</w:t>
+      </w:r>
+      <w:r>
+        <w:t>P</w:t>
+      </w:r>
+      <w:r>
+        <w:rPr>
+          <w:rFonts w:hint="eastAsia"/>
+        </w:rPr>
+        <w:t>分别为出入口路由器的I</w:t>
+      </w:r>
+      <w:r>
+        <w:t>P</w:t>
+      </w:r>
+      <w:r>
+        <w:rPr>
+          <w:rFonts w:hint="eastAsia"/>
+        </w:rPr>
+        <w:t>）、在公网传输</w:t>
+      </w:r>
+      <w:r>
+        <w:t xml:space="preserve"> </w:t>
+      </w:r>
+    </w:p>
+    <w:p>
+      <w:pPr>
+        <w:pStyle w:val="a3"/>
+        <w:numPr>
+          <w:ilvl w:val="0"/>
+          <w:numId w:val="9"/>
+        </w:numPr>
+        <w:ind w:firstLineChars="0"/>
+      </w:pPr>
+      <w:r>
+        <w:rPr>
+          <w:rFonts w:hint="eastAsia"/>
+        </w:rPr>
+        <w:t>私</w:t>
+      </w:r>
+      <w:r>
+        <w:rPr>
+          <w:rFonts w:hint="eastAsia"/>
+        </w:rPr>
+        <w:t>网</w:t>
+      </w:r>
+      <w:r>
+        <w:rPr>
+          <w:rFonts w:hint="eastAsia"/>
+        </w:rPr>
+        <w:t>内主机要和</w:t>
+      </w:r>
+      <w:r>
+        <w:rPr>
+          <w:rFonts w:hint="eastAsia"/>
+        </w:rPr>
+        <w:t>互联网</w:t>
+      </w:r>
+      <w:r>
+        <w:rPr>
+          <w:rFonts w:hint="eastAsia"/>
+        </w:rPr>
+        <w:t>主机</w:t>
+      </w:r>
+      <w:r>
+        <w:rPr>
+          <w:rFonts w:hint="eastAsia"/>
+        </w:rPr>
+        <w:t>通信，则需要N</w:t>
+      </w:r>
+      <w:r>
+        <w:t>AT</w:t>
+      </w:r>
+      <w:r>
+        <w:rPr>
+          <w:rFonts w:hint="eastAsia"/>
+        </w:rPr>
         <w:t>路由器。</w:t>
       </w:r>
+      <w:r>
+        <w:rPr>
+          <w:rFonts w:hint="eastAsia"/>
+        </w:rPr>
+        <w:t>将源地址由私网I</w:t>
+      </w:r>
+      <w:r>
+        <w:t>P</w:t>
+      </w:r>
+      <w:r>
+        <w:rPr>
+          <w:rFonts w:hint="eastAsia"/>
+        </w:rPr>
+        <w:t>+端口号</w:t>
+      </w:r>
+      <w:r>
+        <w:rPr>
+          <w:rFonts w:hint="eastAsia"/>
+        </w:rPr>
+        <w:t>变为N</w:t>
+      </w:r>
+      <w:r>
+        <w:t>AT</w:t>
+      </w:r>
+      <w:r>
+        <w:rPr>
+          <w:rFonts w:hint="eastAsia"/>
+        </w:rPr>
+        <w:t>路由器的公网I</w:t>
+      </w:r>
+      <w:r>
+        <w:t>P+</w:t>
+      </w:r>
+      <w:r>
+        <w:rPr>
+          <w:rFonts w:hint="eastAsia"/>
+        </w:rPr>
+        <w:t>端口号，发送</w:t>
+      </w:r>
     </w:p>
     <w:p>
       <w:r>
@@ -4834,19 +5111,37 @@
         <w:rPr>
           <w:rFonts w:hint="eastAsia"/>
         </w:rPr>
-        <w:t>，或者</w:t>
-      </w:r>
-      <w:r>
-        <w:t>172.16.0.0 到 172.31</w:t>
-      </w:r>
-      <w:r>
-        <w:rPr>
-          <w:rFonts w:hint="eastAsia"/>
-        </w:rPr>
-        <w:t>，或者</w:t>
-      </w:r>
-      <w:r>
-        <w:t>255.255,192.168.0.0 到 192.168.255.255</w:t>
+        <w:t>，</w:t>
+      </w:r>
+      <w:r>
+        <w:rPr>
+          <w:rFonts w:hint="eastAsia"/>
+        </w:rPr>
+        <w:t>以及</w:t>
+      </w:r>
+      <w:r>
+        <w:t>172.16.0.0</w:t>
+      </w:r>
+      <w:r>
+        <w:t>到172.31</w:t>
+      </w:r>
+      <w:r>
+        <w:rPr>
+          <w:rFonts w:hint="eastAsia"/>
+        </w:rPr>
+        <w:t>.</w:t>
+      </w:r>
+      <w:r>
+        <w:t>255.255</w:t>
+      </w:r>
+      <w:r>
+        <w:rPr>
+          <w:rFonts w:hint="eastAsia"/>
+        </w:rPr>
+        <w:t>，以及</w:t>
+      </w:r>
+      <w:r>
+        <w:t>192.168.0.0 到 192.168.255.255</w:t>
       </w:r>
       <w:r>
         <w:rPr>
@@ -4879,9 +5174,6 @@
         <w:t>使用</w:t>
       </w:r>
       <w:r>
-        <w:t>，所以并不能直接作为Internet 上面的连接之用</w:t>
-      </w:r>
-      <w:r>
         <w:rPr>
           <w:rFonts w:hint="eastAsia"/>
         </w:rPr>
@@ -4890,27 +5182,22 @@
     </w:p>
     <w:p>
       <w:r>
-        <w:t>ipconfig查出来的是你本机的IP地址，也就是内网私有地址，此类地址仅在局域网使用，不能联通外网。</w:t>
-      </w:r>
-      <w:r>
-        <w:rPr>
-          <w:rFonts w:hint="eastAsia"/>
-        </w:rPr>
-        <w:t>如</w:t>
-      </w:r>
-      <w:r>
-        <w:t>10.128.241.161</w:t>
-      </w:r>
-    </w:p>
-    <w:p>
-      <w:r>
-        <w:rPr>
-          <w:rFonts w:hint="eastAsia"/>
-        </w:rPr>
-        <w:t>百度查出来的地址是你上网的共有地址，也许并不是你主机的地址，而是电信或联通分给你的地址，用于连接互联网。如</w:t>
-      </w:r>
-      <w:r>
-        <w:t>06.120.206.161北京市电信</w:t>
+        <w:t>Internet</w:t>
+      </w:r>
+      <w:r>
+        <w:rPr>
+          <w:rFonts w:hint="eastAsia"/>
+        </w:rPr>
+        <w:t>上的路由器不能转发目的地址为私网I</w:t>
+      </w:r>
+      <w:r>
+        <w:t>P</w:t>
+      </w:r>
+      <w:r>
+        <w:rPr>
+          <w:rFonts w:hint="eastAsia"/>
+        </w:rPr>
+        <w:t>的数据报</w:t>
       </w:r>
     </w:p>
     <w:p>
@@ -5056,6 +5343,16 @@
         </w:rPr>
         <w:t>地址是A类还是B、C、D、E类。</w:t>
       </w:r>
+    </w:p>
+    <w:p>
+      <w:pPr>
+        <w:pStyle w:val="a3"/>
+        <w:numPr>
+          <w:ilvl w:val="0"/>
+          <w:numId w:val="10"/>
+        </w:numPr>
+        <w:ind w:firstLineChars="0"/>
+      </w:pPr>
       <w:r>
         <w:rPr>
           <w:rFonts w:hint="eastAsia"/>
@@ -5069,7 +5366,23 @@
         <w:rPr>
           <w:rFonts w:hint="eastAsia"/>
         </w:rPr>
-        <w:t>地址是网络地址），不能全1（全1表示该网络下的所有主机）。A类I</w:t>
+        <w:t>地址是网络地址），不能全1（全1表示该网络下的所有主机）。</w:t>
+      </w:r>
+    </w:p>
+    <w:p>
+      <w:pPr>
+        <w:pStyle w:val="a3"/>
+        <w:numPr>
+          <w:ilvl w:val="0"/>
+          <w:numId w:val="10"/>
+        </w:numPr>
+        <w:ind w:firstLineChars="0"/>
+      </w:pPr>
+      <w:r>
+        <w:rPr>
+          <w:rFonts w:hint="eastAsia"/>
+        </w:rPr>
+        <w:t>A类I</w:t>
       </w:r>
       <w:r>
         <w:t>P</w:t>
@@ -5153,7 +5466,23 @@
         <w:rPr>
           <w:rFonts w:hint="eastAsia"/>
         </w:rPr>
-        <w:t>不会被送到网络上而是被本主机的协议软件直接处理），B、C类I</w:t>
+        <w:t>不会被送到网络上而是被本主机的协议软件直接处理）</w:t>
+      </w:r>
+    </w:p>
+    <w:p>
+      <w:pPr>
+        <w:pStyle w:val="a3"/>
+        <w:numPr>
+          <w:ilvl w:val="0"/>
+          <w:numId w:val="10"/>
+        </w:numPr>
+        <w:ind w:firstLineChars="0"/>
+      </w:pPr>
+      <w:r>
+        <w:rPr>
+          <w:rFonts w:hint="eastAsia"/>
+        </w:rPr>
+        <w:t>B、C类I</w:t>
       </w:r>
       <w:r>
         <w:t>P</w:t>
@@ -5194,6 +5523,7 @@
         <w:rPr>
           <w:noProof/>
         </w:rPr>
+        <w:lastRenderedPageBreak/>
         <w:drawing>
           <wp:inline distT="0" distB="0" distL="0" distR="0" wp14:anchorId="340A63B2" wp14:editId="6B52ABB5">
             <wp:extent cx="5034280" cy="1126743"/>
@@ -5357,14 +5687,7 @@
         <w:rPr>
           <w:rFonts w:hint="eastAsia"/>
         </w:rPr>
-        <w:t>地址变为3级分类</w:t>
-      </w:r>
-      <w:r>
-        <w:rPr>
-          <w:rFonts w:hint="eastAsia"/>
-        </w:rPr>
-        <w:lastRenderedPageBreak/>
-        <w:t>I</w:t>
+        <w:t>地址变为3级分类I</w:t>
       </w:r>
       <w:r>
         <w:t>P</w:t>
@@ -5854,7 +6177,14 @@
         <w:rPr>
           <w:rFonts w:hint="eastAsia"/>
         </w:rPr>
-        <w:t>路由器可以直接与单位外的其它路由器相连。</w:t>
+        <w:t>路由器可</w:t>
+      </w:r>
+      <w:r>
+        <w:rPr>
+          <w:rFonts w:hint="eastAsia"/>
+        </w:rPr>
+        <w:lastRenderedPageBreak/>
+        <w:t>以直接与单位外的其它路由器相连。</w:t>
       </w:r>
     </w:p>
     <w:p>
@@ -6005,679 +6335,838 @@
         <w:rPr>
           <w:rFonts w:hint="eastAsia"/>
         </w:rPr>
+        <w:t>对1</w:t>
+      </w:r>
+      <w:r>
+        <w:t>0M</w:t>
+      </w:r>
+      <w:r>
+        <w:rPr>
+          <w:rFonts w:hint="eastAsia"/>
+        </w:rPr>
+        <w:t>bits</w:t>
+      </w:r>
+      <w:r>
+        <w:t>/</w:t>
+      </w:r>
+      <w:r>
+        <w:rPr>
+          <w:rFonts w:hint="eastAsia"/>
+        </w:rPr>
+        <w:t>s使用集线器的以太网，如连接10个用户，则每个用户1</w:t>
+      </w:r>
+      <w:r>
+        <w:t>M</w:t>
+      </w:r>
+      <w:r>
+        <w:rPr>
+          <w:rFonts w:hint="eastAsia"/>
+        </w:rPr>
+        <w:t>bits</w:t>
+      </w:r>
+      <w:r>
+        <w:t>/</w:t>
+      </w:r>
+      <w:r>
+        <w:rPr>
+          <w:rFonts w:hint="eastAsia"/>
+        </w:rPr>
+        <w:t>s；对1</w:t>
+      </w:r>
+      <w:r>
+        <w:t>0M</w:t>
+      </w:r>
+      <w:r>
+        <w:rPr>
+          <w:rFonts w:hint="eastAsia"/>
+        </w:rPr>
+        <w:t>bits</w:t>
+      </w:r>
+      <w:r>
+        <w:t>/</w:t>
+      </w:r>
+      <w:r>
+        <w:rPr>
+          <w:rFonts w:hint="eastAsia"/>
+        </w:rPr>
+        <w:t>s使用交换机的以太网，如连接10个用户，则每个用户10</w:t>
+      </w:r>
+      <w:r>
+        <w:t>M</w:t>
+      </w:r>
+      <w:r>
+        <w:rPr>
+          <w:rFonts w:hint="eastAsia"/>
+        </w:rPr>
+        <w:t>bits</w:t>
+      </w:r>
+      <w:r>
+        <w:t>/</w:t>
+      </w:r>
+      <w:r>
+        <w:rPr>
+          <w:rFonts w:hint="eastAsia"/>
+        </w:rPr>
+        <w:t>s，总速率100</w:t>
+      </w:r>
+      <w:r>
+        <w:t>M</w:t>
+      </w:r>
+      <w:r>
+        <w:rPr>
+          <w:rFonts w:hint="eastAsia"/>
+        </w:rPr>
+        <w:t>bits</w:t>
+      </w:r>
+      <w:r>
+        <w:t>/</w:t>
+      </w:r>
+      <w:r>
+        <w:rPr>
+          <w:rFonts w:hint="eastAsia"/>
+        </w:rPr>
+        <w:t>s</w:t>
+      </w:r>
+    </w:p>
+    <w:p>
+      <w:r>
+        <w:rPr>
+          <w:rFonts w:hint="eastAsia"/>
+        </w:rPr>
+        <w:t>路由器用路由选择协议获取更新路由表</w:t>
+      </w:r>
+    </w:p>
+    <w:p>
+      <w:pPr>
+        <w:spacing w:beforeLines="50" w:before="156"/>
+        <w:outlineLvl w:val="1"/>
+      </w:pPr>
+      <w:r>
+        <w:rPr>
+          <w:rFonts w:hint="eastAsia"/>
+        </w:rPr>
+        <w:t>数据包发送过程：</w:t>
+      </w:r>
+    </w:p>
+    <w:p>
+      <w:r>
+        <w:rPr>
+          <w:rFonts w:hint="eastAsia"/>
+        </w:rPr>
+        <w:t>A</w:t>
+      </w:r>
+      <w:r>
+        <w:t>RP</w:t>
+      </w:r>
+      <w:r>
+        <w:rPr>
+          <w:rFonts w:hint="eastAsia"/>
+        </w:rPr>
+        <w:t>，</w:t>
+      </w:r>
+      <w:r>
+        <w:rPr>
+          <w:rFonts w:hint="eastAsia"/>
+        </w:rPr>
+        <w:t>地址解析协议。</w:t>
+      </w:r>
+      <w:r>
+        <w:rPr>
+          <w:rFonts w:hint="eastAsia"/>
+          <w:color w:val="FF0000"/>
+        </w:rPr>
+        <w:t>主机和</w:t>
+      </w:r>
+      <w:r>
+        <w:rPr>
+          <w:rFonts w:hint="eastAsia"/>
+          <w:color w:val="FF0000"/>
+        </w:rPr>
+        <w:t>路由器</w:t>
+      </w:r>
+      <w:r>
+        <w:rPr>
+          <w:rFonts w:hint="eastAsia"/>
+          <w:color w:val="FF0000"/>
+        </w:rPr>
+        <w:t>都有</w:t>
+      </w:r>
+      <w:r>
+        <w:rPr>
+          <w:color w:val="FF0000"/>
+        </w:rPr>
+        <w:t>ARP</w:t>
+      </w:r>
+      <w:r>
+        <w:rPr>
+          <w:rFonts w:hint="eastAsia"/>
+          <w:color w:val="FF0000"/>
+        </w:rPr>
+        <w:t>映射表</w:t>
+      </w:r>
+      <w:r>
+        <w:rPr>
+          <w:rFonts w:hint="eastAsia"/>
+        </w:rPr>
+        <w:t>，存储本网络所有主机</w:t>
+      </w:r>
+      <w:r>
+        <w:rPr>
+          <w:rFonts w:hint="eastAsia"/>
+        </w:rPr>
+        <w:t>和路由器的I</w:t>
+      </w:r>
+      <w:r>
+        <w:t>P</w:t>
+      </w:r>
+      <w:r>
+        <w:rPr>
+          <w:rFonts w:hint="eastAsia"/>
+        </w:rPr>
+        <w:t>地址到M</w:t>
+      </w:r>
+      <w:r>
+        <w:t>AC</w:t>
+      </w:r>
+      <w:r>
+        <w:rPr>
+          <w:rFonts w:hint="eastAsia"/>
+        </w:rPr>
+        <w:t>地址的映射。</w:t>
+      </w:r>
+      <w:r>
+        <w:rPr>
+          <w:rFonts w:hint="eastAsia"/>
+        </w:rPr>
+        <w:t>I</w:t>
+      </w:r>
+      <w:r>
+        <w:t>P</w:t>
+      </w:r>
+      <w:r>
+        <w:rPr>
+          <w:rFonts w:hint="eastAsia"/>
+        </w:rPr>
+        <w:t>数据报传送到</w:t>
+      </w:r>
+      <w:r>
+        <w:rPr>
+          <w:rFonts w:hint="eastAsia"/>
+        </w:rPr>
+        <w:t>路由器，查路由表得知一下站的I</w:t>
+      </w:r>
+      <w:r>
+        <w:t>P</w:t>
+      </w:r>
+      <w:r>
+        <w:rPr>
+          <w:rFonts w:hint="eastAsia"/>
+        </w:rPr>
+        <w:t>地址，然后</w:t>
+      </w:r>
+      <w:r>
+        <w:rPr>
+          <w:rFonts w:hint="eastAsia"/>
+        </w:rPr>
+        <w:t>查A</w:t>
+      </w:r>
+      <w:r>
+        <w:t>RP</w:t>
+      </w:r>
+      <w:r>
+        <w:rPr>
+          <w:rFonts w:hint="eastAsia"/>
+        </w:rPr>
+        <w:t>映射表得到</w:t>
+      </w:r>
+      <w:r>
+        <w:t>MAC</w:t>
+      </w:r>
+      <w:r>
+        <w:rPr>
+          <w:rFonts w:hint="eastAsia"/>
+        </w:rPr>
+        <w:t>地址，然后写入数据链路层帧首部的目的帧地址字段。如果</w:t>
+      </w:r>
+      <w:r>
+        <w:rPr>
+          <w:rFonts w:hint="eastAsia"/>
+        </w:rPr>
+        <w:t>A</w:t>
+      </w:r>
+      <w:r>
+        <w:t>RP</w:t>
+      </w:r>
+      <w:r>
+        <w:rPr>
+          <w:rFonts w:hint="eastAsia"/>
+        </w:rPr>
+        <w:t>映射表</w:t>
+      </w:r>
+      <w:r>
+        <w:rPr>
+          <w:rFonts w:hint="eastAsia"/>
+        </w:rPr>
+        <w:t>中查不到下一站I</w:t>
+      </w:r>
+      <w:r>
+        <w:t>P</w:t>
+      </w:r>
+      <w:r>
+        <w:rPr>
+          <w:rFonts w:hint="eastAsia"/>
+        </w:rPr>
+        <w:t>地址对应的M</w:t>
+      </w:r>
+      <w:r>
+        <w:t>AC</w:t>
+      </w:r>
+      <w:r>
+        <w:rPr>
+          <w:rFonts w:hint="eastAsia"/>
+        </w:rPr>
+        <w:t>地址，则</w:t>
+      </w:r>
+      <w:r>
+        <w:rPr>
+          <w:rFonts w:hint="eastAsia"/>
+          <w:color w:val="FF0000"/>
+        </w:rPr>
+        <w:t>在本局域网广播</w:t>
+      </w:r>
+      <w:r>
+        <w:rPr>
+          <w:rFonts w:hint="eastAsia"/>
+        </w:rPr>
+        <w:t>A</w:t>
+      </w:r>
+      <w:r>
+        <w:t>RP</w:t>
+      </w:r>
+      <w:r>
+        <w:rPr>
+          <w:rFonts w:hint="eastAsia"/>
+        </w:rPr>
+        <w:t>请求分组，“我的I</w:t>
+      </w:r>
+      <w:r>
+        <w:t>p</w:t>
+      </w:r>
+      <w:r>
+        <w:rPr>
+          <w:rFonts w:hint="eastAsia"/>
+        </w:rPr>
+        <w:t>地址是xxx，我的</w:t>
+      </w:r>
+      <w:r>
+        <w:t>MAC</w:t>
+      </w:r>
+      <w:r>
+        <w:rPr>
+          <w:rFonts w:hint="eastAsia"/>
+        </w:rPr>
+        <w:t>地址是xxx，我想知道I</w:t>
+      </w:r>
+      <w:r>
+        <w:t>P</w:t>
+      </w:r>
+      <w:r>
+        <w:rPr>
+          <w:rFonts w:hint="eastAsia"/>
+        </w:rPr>
+        <w:t>地址位xxx的主机的M</w:t>
+      </w:r>
+      <w:r>
+        <w:t>AC</w:t>
+      </w:r>
+      <w:r>
+        <w:rPr>
+          <w:rFonts w:hint="eastAsia"/>
+        </w:rPr>
+        <w:t>地址是多少”，收到广播的某一主机的I</w:t>
+      </w:r>
+      <w:r>
+        <w:t>P</w:t>
+      </w:r>
+      <w:r>
+        <w:rPr>
+          <w:rFonts w:hint="eastAsia"/>
+        </w:rPr>
+        <w:t>地址与要查询的一致，则点对点回复“我的I</w:t>
+      </w:r>
+      <w:r>
+        <w:t>P</w:t>
+      </w:r>
+      <w:r>
+        <w:rPr>
+          <w:rFonts w:hint="eastAsia"/>
+        </w:rPr>
+        <w:t>地址是xxx，我的M</w:t>
+      </w:r>
+      <w:r>
+        <w:t>AC</w:t>
+      </w:r>
+      <w:r>
+        <w:rPr>
+          <w:rFonts w:hint="eastAsia"/>
+        </w:rPr>
+        <w:t>地址是xxx”</w:t>
+      </w:r>
+      <w:r>
+        <w:rPr>
+          <w:rFonts w:hint="eastAsia"/>
+        </w:rPr>
+        <w:t>。</w:t>
+      </w:r>
+      <w:r>
+        <w:rPr>
+          <w:rFonts w:hint="eastAsia"/>
+          <w:color w:val="FF0000"/>
+        </w:rPr>
+        <w:t>A</w:t>
+      </w:r>
+      <w:r>
+        <w:rPr>
+          <w:color w:val="FF0000"/>
+        </w:rPr>
+        <w:t>RP</w:t>
+      </w:r>
+      <w:r>
+        <w:rPr>
+          <w:rFonts w:hint="eastAsia"/>
+          <w:color w:val="FF0000"/>
+        </w:rPr>
+        <w:t>映射表的所有项都设置有生存时间，一旦某个映射项超过生存时间则删除之</w:t>
+      </w:r>
+    </w:p>
+    <w:p>
+      <w:r>
+        <w:rPr>
+          <w:rFonts w:hint="eastAsia"/>
+        </w:rPr>
+        <w:t>分类I</w:t>
+      </w:r>
+      <w:r>
+        <w:t>P</w:t>
+      </w:r>
+      <w:r>
+        <w:rPr>
+          <w:rFonts w:hint="eastAsia"/>
+        </w:rPr>
+        <w:t>地址使用子网掩码时分组转发流程：目的网络地址、子网掩码、下一跳</w:t>
+      </w:r>
+      <w:r>
+        <w:rPr>
+          <w:rFonts w:hint="eastAsia"/>
+        </w:rPr>
+        <w:t>I</w:t>
+      </w:r>
+      <w:r>
+        <w:t>P</w:t>
+      </w:r>
+      <w:r>
+        <w:rPr>
+          <w:rFonts w:hint="eastAsia"/>
+        </w:rPr>
+        <w:t>地址</w:t>
+      </w:r>
+    </w:p>
+    <w:p>
+      <w:r>
+        <w:rPr>
+          <w:rFonts w:hint="eastAsia"/>
+        </w:rPr>
+        <w:t>(1)</w:t>
+      </w:r>
+      <w:r>
+        <w:rPr>
+          <w:rFonts w:hint="eastAsia"/>
+        </w:rPr>
+        <w:t>发送主机将目的I</w:t>
+      </w:r>
+      <w:r>
+        <w:t>P</w:t>
+      </w:r>
+      <w:r>
+        <w:rPr>
+          <w:rFonts w:hint="eastAsia"/>
+        </w:rPr>
+        <w:t>地址&amp;运算本网络子网掩码，结果如果等于本网络网络地址，则说明目的主机在本网络中，</w:t>
+      </w:r>
+      <w:r>
+        <w:rPr>
+          <w:rFonts w:hint="eastAsia"/>
+        </w:rPr>
+        <w:t>查</w:t>
+      </w:r>
+      <w:r>
+        <w:rPr>
+          <w:rFonts w:hint="eastAsia"/>
+        </w:rPr>
+        <w:t>A</w:t>
+      </w:r>
+      <w:r>
+        <w:t>RP</w:t>
+      </w:r>
+      <w:r>
+        <w:rPr>
+          <w:rFonts w:hint="eastAsia"/>
+        </w:rPr>
+        <w:t>映射表</w:t>
+      </w:r>
+      <w:r>
+        <w:rPr>
+          <w:rFonts w:hint="eastAsia"/>
+        </w:rPr>
+        <w:t>获得目的I</w:t>
+      </w:r>
+      <w:r>
+        <w:t>P</w:t>
+      </w:r>
+      <w:r>
+        <w:rPr>
+          <w:rFonts w:hint="eastAsia"/>
+        </w:rPr>
+        <w:t>对应的M</w:t>
+      </w:r>
+      <w:r>
+        <w:t>AC</w:t>
+      </w:r>
+      <w:r>
+        <w:rPr>
+          <w:rFonts w:hint="eastAsia"/>
+        </w:rPr>
+        <w:t>地址，写入M</w:t>
+      </w:r>
+      <w:r>
+        <w:t>AC</w:t>
+      </w:r>
+      <w:r>
+        <w:rPr>
+          <w:rFonts w:hint="eastAsia"/>
+        </w:rPr>
+        <w:t>帧的目的M</w:t>
+      </w:r>
+      <w:r>
+        <w:t>AC</w:t>
+      </w:r>
+      <w:r>
+        <w:rPr>
+          <w:rFonts w:hint="eastAsia"/>
+        </w:rPr>
+        <w:t>地址字段，直接交付</w:t>
+      </w:r>
+    </w:p>
+    <w:p>
+      <w:r>
+        <w:t>(</w:t>
+      </w:r>
+      <w:r>
+        <w:rPr>
+          <w:rFonts w:hint="eastAsia"/>
+        </w:rPr>
+        <w:t>2</w:t>
+      </w:r>
+      <w:r>
+        <w:t>)</w:t>
+      </w:r>
+      <w:r>
+        <w:rPr>
+          <w:rFonts w:hint="eastAsia"/>
+          <w:color w:val="FF0000"/>
+        </w:rPr>
+        <w:t>如果目的主机不在本网络，则查找发送主机的路由表</w:t>
+      </w:r>
+      <w:r>
+        <w:rPr>
+          <w:rFonts w:hint="eastAsia"/>
+        </w:rPr>
+        <w:t>，依次将每一表项的子网掩码与目的</w:t>
+      </w:r>
+      <w:r>
+        <w:t>IP</w:t>
+      </w:r>
+      <w:r>
+        <w:rPr>
+          <w:rFonts w:hint="eastAsia"/>
+        </w:rPr>
+        <w:t>与运算，如果值等于该项的目的网络地址，则查A</w:t>
+      </w:r>
+      <w:r>
+        <w:t>RP</w:t>
+      </w:r>
+      <w:r>
+        <w:rPr>
+          <w:rFonts w:hint="eastAsia"/>
+        </w:rPr>
+        <w:t>获取该项的下一跳I</w:t>
+      </w:r>
+      <w:r>
+        <w:t>P</w:t>
+      </w:r>
+      <w:r>
+        <w:rPr>
+          <w:rFonts w:hint="eastAsia"/>
+        </w:rPr>
+        <w:t>地址对应的M</w:t>
+      </w:r>
+      <w:r>
+        <w:t>AC</w:t>
+      </w:r>
+      <w:r>
+        <w:rPr>
+          <w:rFonts w:hint="eastAsia"/>
+        </w:rPr>
+        <w:t>地址（是个路由器），修改目的M</w:t>
+      </w:r>
+      <w:r>
+        <w:t>AC</w:t>
+      </w:r>
+      <w:r>
+        <w:rPr>
+          <w:rFonts w:hint="eastAsia"/>
+        </w:rPr>
+        <w:t>地址，发送M</w:t>
+      </w:r>
+      <w:r>
+        <w:t>AC</w:t>
+      </w:r>
+      <w:r>
+        <w:rPr>
+          <w:rFonts w:hint="eastAsia"/>
+        </w:rPr>
+        <w:t>帧到下一跳路由器</w:t>
+      </w:r>
+    </w:p>
+    <w:p>
+      <w:r>
+        <w:rPr>
+          <w:rFonts w:hint="eastAsia"/>
+        </w:rPr>
+        <w:t>(3</w:t>
+      </w:r>
+      <w:r>
+        <w:t>)</w:t>
+      </w:r>
+      <w:r>
+        <w:rPr>
+          <w:rFonts w:hint="eastAsia"/>
+        </w:rPr>
+        <w:t>路由器收到后，查目的I</w:t>
+      </w:r>
+      <w:r>
+        <w:t>P</w:t>
+      </w:r>
+      <w:r>
+        <w:rPr>
+          <w:rFonts w:hint="eastAsia"/>
+        </w:rPr>
+        <w:t>指定的主机是否属于某个与自己相连的某个网络</w:t>
+      </w:r>
+      <w:r>
+        <w:rPr>
+          <w:rFonts w:hint="eastAsia"/>
+        </w:rPr>
+        <w:t>：对与路由器相连的各网络逐个排查：目的I</w:t>
+      </w:r>
+      <w:r>
+        <w:t>P</w:t>
+      </w:r>
+      <w:r>
+        <w:rPr>
+          <w:rFonts w:hint="eastAsia"/>
+        </w:rPr>
+        <w:t>&amp;运算子网掩码，如果结果等于相应的目的网络地址。如果是，则直接交付。</w:t>
+      </w:r>
+    </w:p>
+    <w:p>
+      <w:r>
+        <w:rPr>
+          <w:rFonts w:hint="eastAsia"/>
+        </w:rPr>
+        <w:t>注意：如果有主机特定路由和默认路由，则顺序是先排查是否可直接交付，不能再查普通路由，查不到，再默认路由</w:t>
+      </w:r>
+    </w:p>
+    <w:p>
+      <w:pPr>
+        <w:rPr>
+          <w:color w:val="FF0000"/>
+        </w:rPr>
+      </w:pPr>
+      <w:r>
+        <w:rPr>
+          <w:rFonts w:hint="eastAsia"/>
+          <w:color w:val="FF0000"/>
+        </w:rPr>
+        <w:t>网络中的主机和路由器都有A</w:t>
+      </w:r>
+      <w:r>
+        <w:rPr>
+          <w:color w:val="FF0000"/>
+        </w:rPr>
+        <w:t>RP</w:t>
+      </w:r>
+      <w:r>
+        <w:rPr>
+          <w:rFonts w:hint="eastAsia"/>
+          <w:color w:val="FF0000"/>
+        </w:rPr>
+        <w:t>高速缓存，都有路由表</w:t>
+      </w:r>
+    </w:p>
+    <w:p>
+      <w:r>
+        <w:rPr>
+          <w:rFonts w:hint="eastAsia"/>
+        </w:rPr>
+        <w:t>计算机网络中主机数远大于路由器数目，路由器之间交换路由信息更加频繁，出于效率，主机与路由器之间并不定期交换路由信息，而是</w:t>
+      </w:r>
+      <w:r>
+        <w:rPr>
+          <w:rFonts w:hint="eastAsia"/>
+          <w:color w:val="FF0000"/>
+        </w:rPr>
+        <w:t>开始时每个主机只设置一个默认路由，所有发送到本网络之外的数据报都先传送给默认路由</w:t>
+      </w:r>
+      <w:r>
+        <w:rPr>
+          <w:rFonts w:hint="eastAsia"/>
+        </w:rPr>
+        <w:t>。</w:t>
+      </w:r>
+      <w:r>
+        <w:rPr>
+          <w:rFonts w:hint="eastAsia"/>
+        </w:rPr>
+        <w:t>使用自治系统内路由选择协议O</w:t>
+      </w:r>
+      <w:r>
+        <w:t>SPF</w:t>
+      </w:r>
+      <w:r>
+        <w:rPr>
+          <w:rFonts w:hint="eastAsia"/>
+        </w:rPr>
+        <w:t>，每个路由器都有整个网络完整的拓扑结构，因此默认路由知道源主机到目的主机的最佳路由，如果最佳路由是另一个路由器R，则用网际控制报文协议I</w:t>
+      </w:r>
+      <w:r>
+        <w:t>CMP</w:t>
+      </w:r>
+      <w:r>
+        <w:rPr>
+          <w:rFonts w:hint="eastAsia"/>
+        </w:rPr>
+        <w:t>中的差错报告报文告知源主机，源主机则在其路由表新添一项：到目的I</w:t>
+      </w:r>
+      <w:r>
+        <w:t>P</w:t>
+      </w:r>
+      <w:r>
+        <w:rPr>
+          <w:rFonts w:hint="eastAsia"/>
+        </w:rPr>
+        <w:t>地址为xx时，主机应先传送报文段到路由器R，而不是默认路由。</w:t>
+      </w:r>
+    </w:p>
+    <w:p>
+      <w:r>
+        <w:rPr>
+          <w:rFonts w:hint="eastAsia"/>
+        </w:rPr>
+        <w:t>Win</w:t>
+      </w:r>
+      <w:r>
+        <w:t>10</w:t>
+      </w:r>
+      <w:r>
+        <w:rPr>
+          <w:rFonts w:hint="eastAsia"/>
+        </w:rPr>
+        <w:t>设置</w:t>
+      </w:r>
+      <w:r>
+        <w:rPr>
+          <w:rFonts w:hint="eastAsia"/>
+        </w:rPr>
+        <w:t>无线上网的</w:t>
+      </w:r>
+      <w:r>
+        <w:rPr>
+          <w:rFonts w:hint="eastAsia"/>
+        </w:rPr>
+        <w:t>静态I</w:t>
+      </w:r>
+      <w:r>
+        <w:t>P</w:t>
+      </w:r>
+      <w:r>
+        <w:rPr>
+          <w:rFonts w:hint="eastAsia"/>
+        </w:rPr>
+        <w:t>：</w:t>
+      </w:r>
+    </w:p>
+    <w:p>
+      <w:r>
+        <w:rPr>
+          <w:rFonts w:hint="eastAsia"/>
+        </w:rPr>
         <w:lastRenderedPageBreak/>
-        <w:t>对1</w:t>
-      </w:r>
-      <w:r>
-        <w:t>0M</w:t>
-      </w:r>
-      <w:r>
-        <w:rPr>
-          <w:rFonts w:hint="eastAsia"/>
-        </w:rPr>
-        <w:t>bits</w:t>
-      </w:r>
-      <w:r>
-        <w:t>/</w:t>
-      </w:r>
-      <w:r>
-        <w:rPr>
-          <w:rFonts w:hint="eastAsia"/>
-        </w:rPr>
-        <w:t>s使用集线器的以太网，如连接10个用户，则每个用户1</w:t>
-      </w:r>
-      <w:r>
-        <w:t>M</w:t>
-      </w:r>
-      <w:r>
-        <w:rPr>
-          <w:rFonts w:hint="eastAsia"/>
-        </w:rPr>
-        <w:t>bits</w:t>
-      </w:r>
-      <w:r>
-        <w:t>/</w:t>
-      </w:r>
-      <w:r>
-        <w:rPr>
-          <w:rFonts w:hint="eastAsia"/>
-        </w:rPr>
-        <w:t>s；对1</w:t>
-      </w:r>
-      <w:r>
-        <w:t>0M</w:t>
-      </w:r>
-      <w:r>
-        <w:rPr>
-          <w:rFonts w:hint="eastAsia"/>
-        </w:rPr>
-        <w:t>bits</w:t>
-      </w:r>
-      <w:r>
-        <w:t>/</w:t>
-      </w:r>
-      <w:r>
-        <w:rPr>
-          <w:rFonts w:hint="eastAsia"/>
-        </w:rPr>
-        <w:t>s使用交换机的以太网，如连接10个用户，则每个用户10</w:t>
-      </w:r>
-      <w:r>
-        <w:t>M</w:t>
-      </w:r>
-      <w:r>
-        <w:rPr>
-          <w:rFonts w:hint="eastAsia"/>
-        </w:rPr>
-        <w:t>bits</w:t>
-      </w:r>
-      <w:r>
-        <w:t>/</w:t>
-      </w:r>
-      <w:r>
-        <w:rPr>
-          <w:rFonts w:hint="eastAsia"/>
-        </w:rPr>
-        <w:t>s，总速率100</w:t>
-      </w:r>
-      <w:r>
-        <w:t>M</w:t>
-      </w:r>
-      <w:r>
-        <w:rPr>
-          <w:rFonts w:hint="eastAsia"/>
-        </w:rPr>
-        <w:t>bits</w:t>
-      </w:r>
-      <w:r>
-        <w:t>/</w:t>
-      </w:r>
-      <w:r>
-        <w:rPr>
-          <w:rFonts w:hint="eastAsia"/>
-        </w:rPr>
-        <w:t>s</w:t>
-      </w:r>
-    </w:p>
-    <w:p>
-      <w:r>
-        <w:rPr>
-          <w:rFonts w:hint="eastAsia"/>
-        </w:rPr>
-        <w:t>路由器用路由选择协议获取更新路由表</w:t>
-      </w:r>
-    </w:p>
-    <w:p>
-      <w:r>
-        <w:rPr>
-          <w:rFonts w:hint="eastAsia"/>
-        </w:rPr>
-        <w:t>地址解析协议A</w:t>
-      </w:r>
-      <w:r>
-        <w:t>RP</w:t>
-      </w:r>
-      <w:r>
-        <w:rPr>
-          <w:rFonts w:hint="eastAsia"/>
-        </w:rPr>
-        <w:t>，对本网络的所有主机和路由器，由I</w:t>
-      </w:r>
-      <w:r>
-        <w:t>P</w:t>
-      </w:r>
-      <w:r>
-        <w:rPr>
-          <w:rFonts w:hint="eastAsia"/>
-        </w:rPr>
-        <w:t>地址映射到M</w:t>
-      </w:r>
-      <w:r>
-        <w:t>AC</w:t>
-      </w:r>
-      <w:r>
-        <w:rPr>
-          <w:rFonts w:hint="eastAsia"/>
-        </w:rPr>
-        <w:t>地址。主机和</w:t>
-      </w:r>
-      <w:r>
-        <w:rPr>
-          <w:rFonts w:hint="eastAsia"/>
-        </w:rPr>
-        <w:t>路由器</w:t>
-      </w:r>
-      <w:r>
-        <w:rPr>
-          <w:rFonts w:hint="eastAsia"/>
-        </w:rPr>
-        <w:t>都有</w:t>
-      </w:r>
-      <w:r>
-        <w:t>ARP</w:t>
-      </w:r>
-      <w:r>
-        <w:rPr>
-          <w:rFonts w:hint="eastAsia"/>
-        </w:rPr>
-        <w:t>高速缓存，存储本网络所有主机</w:t>
-      </w:r>
-      <w:r>
-        <w:rPr>
-          <w:rFonts w:hint="eastAsia"/>
-        </w:rPr>
-        <w:t>和路由器的I</w:t>
-      </w:r>
-      <w:r>
-        <w:t>P</w:t>
-      </w:r>
-      <w:r>
-        <w:rPr>
-          <w:rFonts w:hint="eastAsia"/>
-        </w:rPr>
-        <w:t>地址到M</w:t>
-      </w:r>
-      <w:r>
-        <w:t>AC</w:t>
-      </w:r>
-      <w:r>
-        <w:rPr>
-          <w:rFonts w:hint="eastAsia"/>
-        </w:rPr>
-        <w:t>地址的映射。</w:t>
-      </w:r>
-      <w:r>
-        <w:rPr>
-          <w:rFonts w:hint="eastAsia"/>
-        </w:rPr>
-        <w:t>I</w:t>
-      </w:r>
-      <w:r>
-        <w:t>P</w:t>
-      </w:r>
-      <w:r>
-        <w:rPr>
-          <w:rFonts w:hint="eastAsia"/>
-        </w:rPr>
-        <w:t>数据报传送到某主机或路由器，查路由表得知一下站的I</w:t>
-      </w:r>
-      <w:r>
-        <w:t>P</w:t>
-      </w:r>
-      <w:r>
-        <w:rPr>
-          <w:rFonts w:hint="eastAsia"/>
-        </w:rPr>
-        <w:t>地址，然后从</w:t>
-      </w:r>
-      <w:r>
-        <w:t>ARP</w:t>
-      </w:r>
-      <w:r>
-        <w:rPr>
-          <w:rFonts w:hint="eastAsia"/>
-        </w:rPr>
-        <w:t>高速缓存中查该I</w:t>
-      </w:r>
-      <w:r>
-        <w:t>P</w:t>
-      </w:r>
-      <w:r>
-        <w:rPr>
-          <w:rFonts w:hint="eastAsia"/>
-        </w:rPr>
-        <w:t>映射到的</w:t>
-      </w:r>
-      <w:r>
-        <w:t>MAC</w:t>
-      </w:r>
-      <w:r>
-        <w:rPr>
-          <w:rFonts w:hint="eastAsia"/>
-        </w:rPr>
-        <w:t>地址，然后写入数据链路层帧首部的目的帧地址字段。如果在A</w:t>
-      </w:r>
-      <w:r>
-        <w:t>RP</w:t>
-      </w:r>
-      <w:r>
-        <w:rPr>
-          <w:rFonts w:hint="eastAsia"/>
-        </w:rPr>
-        <w:t>高速缓存中查不到下一站I</w:t>
-      </w:r>
-      <w:r>
-        <w:t>P</w:t>
-      </w:r>
-      <w:r>
-        <w:rPr>
-          <w:rFonts w:hint="eastAsia"/>
-        </w:rPr>
-        <w:t>地址对应的M</w:t>
-      </w:r>
-      <w:r>
-        <w:t>AC</w:t>
-      </w:r>
-      <w:r>
-        <w:rPr>
-          <w:rFonts w:hint="eastAsia"/>
-        </w:rPr>
-        <w:t>地址，则在本局域网广播A</w:t>
-      </w:r>
-      <w:r>
-        <w:t>RP</w:t>
-      </w:r>
-      <w:r>
-        <w:rPr>
-          <w:rFonts w:hint="eastAsia"/>
-        </w:rPr>
-        <w:t>请求分组，“我的I</w:t>
-      </w:r>
-      <w:r>
-        <w:t>p</w:t>
-      </w:r>
-      <w:r>
-        <w:rPr>
-          <w:rFonts w:hint="eastAsia"/>
-        </w:rPr>
-        <w:t>地址是xxx，我的</w:t>
-      </w:r>
-      <w:r>
-        <w:t>MAC</w:t>
-      </w:r>
-      <w:r>
-        <w:rPr>
-          <w:rFonts w:hint="eastAsia"/>
-        </w:rPr>
-        <w:t>地址是xxx，我想知道I</w:t>
-      </w:r>
-      <w:r>
-        <w:t>P</w:t>
-      </w:r>
-      <w:r>
-        <w:rPr>
-          <w:rFonts w:hint="eastAsia"/>
-        </w:rPr>
-        <w:t>地址位xxx的主机的M</w:t>
-      </w:r>
-      <w:r>
-        <w:t>AC</w:t>
-      </w:r>
-      <w:r>
-        <w:rPr>
-          <w:rFonts w:hint="eastAsia"/>
-        </w:rPr>
-        <w:t>地址是多少”，收到广播的某一主机的I</w:t>
-      </w:r>
-      <w:r>
-        <w:t>P</w:t>
-      </w:r>
-      <w:r>
-        <w:rPr>
-          <w:rFonts w:hint="eastAsia"/>
-        </w:rPr>
-        <w:t>地址与要查询的一致，则点对点回复“我的I</w:t>
-      </w:r>
-      <w:r>
-        <w:t>P</w:t>
-      </w:r>
-      <w:r>
-        <w:rPr>
-          <w:rFonts w:hint="eastAsia"/>
-        </w:rPr>
-        <w:t>地址是xxx，我的M</w:t>
-      </w:r>
-      <w:r>
-        <w:t>AC</w:t>
-      </w:r>
-      <w:r>
-        <w:rPr>
-          <w:rFonts w:hint="eastAsia"/>
-        </w:rPr>
-        <w:t>地址是xxx”</w:t>
-      </w:r>
-      <w:r>
-        <w:rPr>
-          <w:rFonts w:hint="eastAsia"/>
-        </w:rPr>
-        <w:t>。映射表的所有项都设置有生存时间，一旦某个映射项超过生存时间则删除之</w:t>
-      </w:r>
-    </w:p>
-    <w:p>
-      <w:r>
-        <w:rPr>
-          <w:rFonts w:hint="eastAsia"/>
-        </w:rPr>
-        <w:t>分类I</w:t>
-      </w:r>
-      <w:r>
-        <w:t>P</w:t>
-      </w:r>
-      <w:r>
-        <w:rPr>
-          <w:rFonts w:hint="eastAsia"/>
-        </w:rPr>
-        <w:t>地址使用子网掩码时分组转发流程：目的网络地址、子网掩码、下一跳</w:t>
-      </w:r>
-      <w:r>
-        <w:rPr>
-          <w:rFonts w:hint="eastAsia"/>
-        </w:rPr>
-        <w:t>I</w:t>
-      </w:r>
-      <w:r>
-        <w:t>P</w:t>
-      </w:r>
-      <w:r>
-        <w:rPr>
-          <w:rFonts w:hint="eastAsia"/>
-        </w:rPr>
-        <w:t>地址</w:t>
-      </w:r>
-    </w:p>
-    <w:p>
-      <w:r>
-        <w:rPr>
-          <w:rFonts w:hint="eastAsia"/>
-        </w:rPr>
-        <w:t>(1)</w:t>
-      </w:r>
-      <w:r>
-        <w:rPr>
-          <w:rFonts w:hint="eastAsia"/>
-        </w:rPr>
-        <w:t>发送主机将目的I</w:t>
-      </w:r>
-      <w:r>
-        <w:t>P</w:t>
-      </w:r>
-      <w:r>
-        <w:rPr>
-          <w:rFonts w:hint="eastAsia"/>
-        </w:rPr>
-        <w:t>地址&amp;运算本网络子网掩码，结果如果等于本网络网络地址，则说明目的主机在本网络中，由A</w:t>
-      </w:r>
-      <w:r>
-        <w:t>RP</w:t>
-      </w:r>
-      <w:r>
-        <w:rPr>
-          <w:rFonts w:hint="eastAsia"/>
-        </w:rPr>
-        <w:t>获得目的I</w:t>
-      </w:r>
-      <w:r>
-        <w:t>P</w:t>
-      </w:r>
-      <w:r>
-        <w:rPr>
-          <w:rFonts w:hint="eastAsia"/>
-        </w:rPr>
-        <w:t>对应的M</w:t>
-      </w:r>
-      <w:r>
-        <w:t>AC</w:t>
-      </w:r>
-      <w:r>
-        <w:rPr>
-          <w:rFonts w:hint="eastAsia"/>
-        </w:rPr>
-        <w:t>地址，写入M</w:t>
-      </w:r>
-      <w:r>
-        <w:t>AC</w:t>
-      </w:r>
-      <w:r>
-        <w:rPr>
-          <w:rFonts w:hint="eastAsia"/>
-        </w:rPr>
-        <w:t>帧的目的M</w:t>
-      </w:r>
-      <w:r>
-        <w:t>AC</w:t>
-      </w:r>
-      <w:r>
-        <w:rPr>
-          <w:rFonts w:hint="eastAsia"/>
-        </w:rPr>
-        <w:t>地址字段，直接交付</w:t>
-      </w:r>
-    </w:p>
-    <w:p>
-      <w:r>
-        <w:t>(</w:t>
-      </w:r>
-      <w:r>
-        <w:rPr>
-          <w:rFonts w:hint="eastAsia"/>
-        </w:rPr>
-        <w:t>2</w:t>
-      </w:r>
-      <w:r>
-        <w:t>)</w:t>
-      </w:r>
-      <w:r>
-        <w:rPr>
-          <w:rFonts w:hint="eastAsia"/>
-        </w:rPr>
-        <w:t>如果目的主机不在本网络，则查找发送主机的路由表，依次将每一表项的子网掩码与目的</w:t>
-      </w:r>
-      <w:r>
-        <w:t>IP</w:t>
-      </w:r>
-      <w:r>
-        <w:rPr>
-          <w:rFonts w:hint="eastAsia"/>
-        </w:rPr>
-        <w:t>与运算，如果值等于该项的目的网络地址，则查A</w:t>
-      </w:r>
-      <w:r>
-        <w:t>RP</w:t>
-      </w:r>
-      <w:r>
-        <w:rPr>
-          <w:rFonts w:hint="eastAsia"/>
-        </w:rPr>
-        <w:t>获取该项的下一跳I</w:t>
-      </w:r>
-      <w:r>
-        <w:t>P</w:t>
-      </w:r>
-      <w:r>
-        <w:rPr>
-          <w:rFonts w:hint="eastAsia"/>
-        </w:rPr>
-        <w:t>地址对应的M</w:t>
-      </w:r>
-      <w:r>
-        <w:t>AC</w:t>
-      </w:r>
-      <w:r>
-        <w:rPr>
-          <w:rFonts w:hint="eastAsia"/>
-        </w:rPr>
-        <w:t>地址（是个路由器），修改目的M</w:t>
-      </w:r>
-      <w:r>
-        <w:t>AC</w:t>
-      </w:r>
-      <w:r>
-        <w:rPr>
-          <w:rFonts w:hint="eastAsia"/>
-        </w:rPr>
-        <w:t>地址，发送M</w:t>
-      </w:r>
-      <w:r>
-        <w:t>AC</w:t>
-      </w:r>
-      <w:r>
-        <w:rPr>
-          <w:rFonts w:hint="eastAsia"/>
-        </w:rPr>
-        <w:t>帧到下一跳路由器</w:t>
-      </w:r>
-    </w:p>
-    <w:p>
-      <w:r>
-        <w:rPr>
-          <w:rFonts w:hint="eastAsia"/>
-        </w:rPr>
-        <w:t>(3</w:t>
-      </w:r>
-      <w:r>
-        <w:t>)</w:t>
-      </w:r>
-      <w:r>
-        <w:rPr>
-          <w:rFonts w:hint="eastAsia"/>
-        </w:rPr>
-        <w:t>路由器收到后，查目的I</w:t>
-      </w:r>
-      <w:r>
-        <w:t>P</w:t>
-      </w:r>
-      <w:r>
-        <w:rPr>
-          <w:rFonts w:hint="eastAsia"/>
-        </w:rPr>
-        <w:t>指定的主机是否属于某个与自己相连的某个网络</w:t>
-      </w:r>
-      <w:r>
-        <w:rPr>
-          <w:rFonts w:hint="eastAsia"/>
-        </w:rPr>
-        <w:t>：对与路由器相连的各网络逐个排查：目的I</w:t>
-      </w:r>
-      <w:r>
-        <w:t>P</w:t>
-      </w:r>
-      <w:r>
-        <w:rPr>
-          <w:rFonts w:hint="eastAsia"/>
-        </w:rPr>
-        <w:t>&amp;运算子网掩码，如果结果等于相应的目的网络地址。如果是，则直接交付。</w:t>
-      </w:r>
-    </w:p>
-    <w:p>
-      <w:r>
-        <w:rPr>
-          <w:rFonts w:hint="eastAsia"/>
-        </w:rPr>
-        <w:t>注意：如果有主机特定路由和默认路由，则顺序是先排查是否可直接交付，不能再查普通路由，查不到，再默认路由</w:t>
-      </w:r>
-    </w:p>
-    <w:p>
-      <w:r>
-        <w:rPr>
-          <w:rFonts w:hint="eastAsia"/>
-        </w:rPr>
-        <w:t>网络中的主机和路由器都有A</w:t>
-      </w:r>
-      <w:r>
-        <w:t>RP</w:t>
-      </w:r>
-      <w:r>
-        <w:rPr>
-          <w:rFonts w:hint="eastAsia"/>
-        </w:rPr>
-        <w:t>高速缓存，都有路由表</w:t>
-      </w:r>
-    </w:p>
-    <w:p>
-      <w:r>
-        <w:rPr>
-          <w:rFonts w:hint="eastAsia"/>
-        </w:rPr>
-        <w:t>计算机网络中主机数远大于路由器数目，路由器之间交换路由信息更加频繁，出于效率，主机与路由器之间并不定期交换路由信息，而是开始时每个主机只设置一个默认路由，所有发送到本网络之外的数据报都先传送给默认路由。</w:t>
-      </w:r>
-      <w:r>
-        <w:rPr>
-          <w:rFonts w:hint="eastAsia"/>
-        </w:rPr>
-        <w:t>使用自治系统内路由选择协议O</w:t>
-      </w:r>
-      <w:r>
-        <w:t>SPF</w:t>
-      </w:r>
-      <w:r>
-        <w:rPr>
-          <w:rFonts w:hint="eastAsia"/>
-        </w:rPr>
-        <w:t>，每个路由器都有整个网络完整的拓扑结构，因此默认路由知道源主机到目的主机的最佳路由，如果最佳路由是另一个路由器R，则用网际控制报文协议I</w:t>
-      </w:r>
-      <w:r>
-        <w:t>CMP</w:t>
-      </w:r>
-      <w:r>
-        <w:rPr>
-          <w:rFonts w:hint="eastAsia"/>
-        </w:rPr>
-        <w:t>中的差错报告报文告知源主机，源主机则在其路由表新添一项：到目的I</w:t>
-      </w:r>
-      <w:r>
-        <w:t>P</w:t>
-      </w:r>
-      <w:r>
-        <w:rPr>
-          <w:rFonts w:hint="eastAsia"/>
-        </w:rPr>
-        <w:t>地址为xx时，主机应先传送报文段到路由器R，而不是默认路由。</w:t>
-      </w:r>
-    </w:p>
-    <w:p>
-      <w:r>
-        <w:rPr>
-          <w:rFonts w:hint="eastAsia"/>
-        </w:rPr>
-        <w:t>当前互联网（Internet）采用基于I</w:t>
-      </w:r>
-      <w:r>
-        <w:t>SP</w:t>
-      </w:r>
-      <w:r>
-        <w:rPr>
-          <w:rFonts w:hint="eastAsia"/>
-        </w:rPr>
-        <w:t>的多级结构：主干I</w:t>
-      </w:r>
-      <w:r>
-        <w:t>SP</w:t>
-      </w:r>
-      <w:r>
-        <w:rPr>
-          <w:rFonts w:hint="eastAsia"/>
-        </w:rPr>
-        <w:t>-</w:t>
-      </w:r>
-      <w:r>
-        <w:t>&gt;</w:t>
-      </w:r>
-      <w:r>
-        <w:rPr>
-          <w:rFonts w:hint="eastAsia"/>
-        </w:rPr>
-        <w:t>地区I</w:t>
-      </w:r>
-      <w:r>
-        <w:t>SP</w:t>
-      </w:r>
-      <w:r>
-        <w:rPr>
-          <w:rFonts w:hint="eastAsia"/>
-        </w:rPr>
-        <w:t>-</w:t>
-      </w:r>
-      <w:r>
-        <w:t>&gt;</w:t>
-      </w:r>
-      <w:r>
-        <w:rPr>
-          <w:rFonts w:hint="eastAsia"/>
-        </w:rPr>
-        <w:t>本地I</w:t>
-      </w:r>
-      <w:r>
-        <w:t>SP</w:t>
+        <w:t>任务栏网络和Internet设置</w:t>
+      </w:r>
+      <w:r>
+        <w:sym w:font="Wingdings" w:char="F0E0"/>
+      </w:r>
+      <w:r>
+        <w:rPr>
+          <w:rFonts w:hint="eastAsia"/>
+        </w:rPr>
+        <w:t>更改适配器选项</w:t>
+      </w:r>
+      <w:r>
+        <w:sym w:font="Wingdings" w:char="F0E0"/>
+      </w:r>
+      <w:r>
+        <w:rPr>
+          <w:rFonts w:hint="eastAsia"/>
+        </w:rPr>
+        <w:t>选中W</w:t>
+      </w:r>
+      <w:r>
+        <w:t>LAN</w:t>
+      </w:r>
+      <w:r>
+        <w:sym w:font="Wingdings" w:char="F0E0"/>
+      </w:r>
+      <w:r>
+        <w:rPr>
+          <w:rFonts w:hint="eastAsia"/>
+        </w:rPr>
+        <w:t>右键属性</w:t>
+      </w:r>
+      <w:r>
+        <w:sym w:font="Wingdings" w:char="F0E0"/>
+      </w:r>
+      <w:r>
+        <w:rPr>
+          <w:rFonts w:hint="eastAsia"/>
+        </w:rPr>
+        <w:t>双击T</w:t>
+      </w:r>
+      <w:r>
+        <w:t>CP/IP</w:t>
+      </w:r>
+      <w:r>
+        <w:rPr>
+          <w:rFonts w:hint="eastAsia"/>
+        </w:rPr>
+        <w:t>v</w:t>
+      </w:r>
+      <w:r>
+        <w:t>4</w:t>
+      </w:r>
+      <w:r>
+        <w:sym w:font="Wingdings" w:char="F0E0"/>
       </w:r>
     </w:p>
     <w:p>
@@ -6686,10 +7175,10 @@
           <w:noProof/>
         </w:rPr>
         <w:drawing>
-          <wp:inline distT="0" distB="0" distL="0" distR="0" wp14:anchorId="118C7067" wp14:editId="53C0D9A3">
-            <wp:extent cx="3977640" cy="2042456"/>
-            <wp:effectExtent l="0" t="0" r="3810" b="0"/>
-            <wp:docPr id="10" name="图片 10"/>
+          <wp:inline distT="0" distB="0" distL="0" distR="0" wp14:anchorId="0C914535" wp14:editId="79309E55">
+            <wp:extent cx="3176604" cy="3960530"/>
+            <wp:effectExtent l="0" t="0" r="5080" b="1905"/>
+            <wp:docPr id="14" name="图片 14"/>
             <wp:cNvGraphicFramePr>
               <a:graphicFrameLocks xmlns:a="http://schemas.openxmlformats.org/drawingml/2006/main" noChangeAspect="1"/>
             </wp:cNvGraphicFramePr>
@@ -6709,6 +7198,104 @@
                   <pic:spPr>
                     <a:xfrm>
                       <a:off x="0" y="0"/>
+                      <a:ext cx="3179614" cy="3964283"/>
+                    </a:xfrm>
+                    <a:prstGeom prst="rect">
+                      <a:avLst/>
+                    </a:prstGeom>
+                  </pic:spPr>
+                </pic:pic>
+              </a:graphicData>
+            </a:graphic>
+          </wp:inline>
+        </w:drawing>
+      </w:r>
+    </w:p>
+    <w:p>
+      <w:r>
+        <w:rPr>
+          <w:rFonts w:hint="eastAsia"/>
+        </w:rPr>
+        <w:t>当前互联网（Internet）采用基于I</w:t>
+      </w:r>
+      <w:r>
+        <w:t>SP</w:t>
+      </w:r>
+      <w:r>
+        <w:rPr>
+          <w:rFonts w:hint="eastAsia"/>
+        </w:rPr>
+        <w:t>的多级结构：主干I</w:t>
+      </w:r>
+      <w:r>
+        <w:t>SP</w:t>
+      </w:r>
+      <w:r>
+        <w:rPr>
+          <w:rFonts w:hint="eastAsia"/>
+        </w:rPr>
+        <w:t>-</w:t>
+      </w:r>
+      <w:r>
+        <w:t>&gt;</w:t>
+      </w:r>
+      <w:r>
+        <w:rPr>
+          <w:rFonts w:hint="eastAsia"/>
+        </w:rPr>
+        <w:t>地区I</w:t>
+      </w:r>
+      <w:r>
+        <w:t>SP</w:t>
+      </w:r>
+      <w:r>
+        <w:rPr>
+          <w:rFonts w:hint="eastAsia"/>
+        </w:rPr>
+        <w:t>-</w:t>
+      </w:r>
+      <w:r>
+        <w:t>&gt;</w:t>
+      </w:r>
+      <w:r>
+        <w:rPr>
+          <w:rFonts w:hint="eastAsia"/>
+        </w:rPr>
+        <w:t>本地I</w:t>
+      </w:r>
+      <w:r>
+        <w:t>SP</w:t>
+      </w:r>
+    </w:p>
+    <w:p>
+      <w:r>
+        <w:rPr>
+          <w:noProof/>
+        </w:rPr>
+        <w:drawing>
+          <wp:inline distT="0" distB="0" distL="0" distR="0" wp14:anchorId="118C7067" wp14:editId="53C0D9A3">
+            <wp:extent cx="3977640" cy="2042456"/>
+            <wp:effectExtent l="0" t="0" r="3810" b="0"/>
+            <wp:docPr id="10" name="图片 10"/>
+            <wp:cNvGraphicFramePr>
+              <a:graphicFrameLocks xmlns:a="http://schemas.openxmlformats.org/drawingml/2006/main" noChangeAspect="1"/>
+            </wp:cNvGraphicFramePr>
+            <a:graphic xmlns:a="http://schemas.openxmlformats.org/drawingml/2006/main">
+              <a:graphicData uri="http://schemas.openxmlformats.org/drawingml/2006/picture">
+                <pic:pic xmlns:pic="http://schemas.openxmlformats.org/drawingml/2006/picture">
+                  <pic:nvPicPr>
+                    <pic:cNvPr id="1" name=""/>
+                    <pic:cNvPicPr/>
+                  </pic:nvPicPr>
+                  <pic:blipFill>
+                    <a:blip r:embed="rId21"/>
+                    <a:stretch>
+                      <a:fillRect/>
+                    </a:stretch>
+                  </pic:blipFill>
+                  <pic:spPr>
+                    <a:xfrm>
+                      <a:off x="0" y="0"/>
                       <a:ext cx="4013498" cy="2060869"/>
                     </a:xfrm>
                     <a:prstGeom prst="rect">
@@ -6720,6 +7307,462 @@
             </a:graphic>
           </wp:inline>
         </w:drawing>
+      </w:r>
+    </w:p>
+    <w:p>
+      <w:pPr>
+        <w:outlineLvl w:val="1"/>
+      </w:pPr>
+      <w:r>
+        <w:rPr>
+          <w:rFonts w:hint="eastAsia"/>
+        </w:rPr>
+        <w:t>I</w:t>
+      </w:r>
+      <w:r>
+        <w:t>P</w:t>
+      </w:r>
+      <w:r>
+        <w:rPr>
+          <w:rFonts w:hint="eastAsia"/>
+        </w:rPr>
+        <w:t>v</w:t>
+      </w:r>
+      <w:r>
+        <w:t>4</w:t>
+      </w:r>
+      <w:r>
+        <w:rPr>
+          <w:rFonts w:hint="eastAsia"/>
+        </w:rPr>
+        <w:t>组播：</w:t>
+      </w:r>
+    </w:p>
+    <w:p>
+      <w:r>
+        <w:rPr>
+          <w:rFonts w:hint="eastAsia"/>
+        </w:rPr>
+        <w:t>组播，也叫多播</w:t>
+      </w:r>
+      <w:bookmarkStart w:id="0" w:name="_GoBack"/>
+      <w:bookmarkEnd w:id="0"/>
+    </w:p>
+    <w:p>
+      <w:r>
+        <w:rPr>
+          <w:noProof/>
+        </w:rPr>
+        <w:drawing>
+          <wp:inline distT="0" distB="0" distL="0" distR="0" wp14:anchorId="7BCF8E31" wp14:editId="648EE89B">
+            <wp:extent cx="2748280" cy="1636528"/>
+            <wp:effectExtent l="0" t="0" r="0" b="1905"/>
+            <wp:docPr id="15" name="图片 15"/>
+            <wp:cNvGraphicFramePr>
+              <a:graphicFrameLocks xmlns:a="http://schemas.openxmlformats.org/drawingml/2006/main" noChangeAspect="1"/>
+            </wp:cNvGraphicFramePr>
+            <a:graphic xmlns:a="http://schemas.openxmlformats.org/drawingml/2006/main">
+              <a:graphicData uri="http://schemas.openxmlformats.org/drawingml/2006/picture">
+                <pic:pic xmlns:pic="http://schemas.openxmlformats.org/drawingml/2006/picture">
+                  <pic:nvPicPr>
+                    <pic:cNvPr id="1" name=""/>
+                    <pic:cNvPicPr/>
+                  </pic:nvPicPr>
+                  <pic:blipFill>
+                    <a:blip r:embed="rId17"/>
+                    <a:stretch>
+                      <a:fillRect/>
+                    </a:stretch>
+                  </pic:blipFill>
+                  <pic:spPr>
+                    <a:xfrm>
+                      <a:off x="0" y="0"/>
+                      <a:ext cx="2766299" cy="1647258"/>
+                    </a:xfrm>
+                    <a:prstGeom prst="rect">
+                      <a:avLst/>
+                    </a:prstGeom>
+                  </pic:spPr>
+                </pic:pic>
+              </a:graphicData>
+            </a:graphic>
+          </wp:inline>
+        </w:drawing>
+      </w:r>
+    </w:p>
+    <w:p>
+      <w:pPr>
+        <w:pStyle w:val="a3"/>
+        <w:numPr>
+          <w:ilvl w:val="0"/>
+          <w:numId w:val="11"/>
+        </w:numPr>
+        <w:ind w:firstLineChars="0"/>
+      </w:pPr>
+      <w:r>
+        <w:lastRenderedPageBreak/>
+        <w:t>224.0.0.0～224.0.0.255为预留的组播地址（永久组地址），地址224.0.0.0保留不做分配，其它地址供路由协议使用</w:t>
+      </w:r>
+      <w:r>
+        <w:rPr>
+          <w:rFonts w:hint="eastAsia"/>
+        </w:rPr>
+        <w:t>，如</w:t>
+      </w:r>
+      <w:r>
+        <w:t>224.0.0.2</w:t>
+      </w:r>
+      <w:r>
+        <w:rPr>
+          <w:rFonts w:hint="eastAsia"/>
+        </w:rPr>
+        <w:t>代表</w:t>
+      </w:r>
+      <w:r>
+        <w:t>所有组播路由器的地址</w:t>
+      </w:r>
+      <w:r>
+        <w:rPr>
+          <w:rFonts w:hint="eastAsia"/>
+        </w:rPr>
+        <w:t>。这些地址的包</w:t>
+      </w:r>
+      <w:r>
+        <w:rPr>
+          <w:rFonts w:hint="eastAsia"/>
+        </w:rPr>
+        <w:t>不论生存时间字段（</w:t>
+      </w:r>
+      <w:r>
+        <w:t>TTL）值是多少，都不会被路由器转发</w:t>
+      </w:r>
+      <w:r>
+        <w:rPr>
+          <w:rFonts w:hint="eastAsia"/>
+        </w:rPr>
+        <w:t>。</w:t>
+      </w:r>
+    </w:p>
+    <w:p>
+      <w:pPr>
+        <w:pStyle w:val="a3"/>
+        <w:numPr>
+          <w:ilvl w:val="0"/>
+          <w:numId w:val="11"/>
+        </w:numPr>
+        <w:ind w:firstLineChars="0"/>
+      </w:pPr>
+      <w:r>
+        <w:t>224.0.1.0～224.0.1.255是公用组播地址，</w:t>
+      </w:r>
+      <w:r>
+        <w:rPr>
+          <w:rFonts w:hint="eastAsia"/>
+        </w:rPr>
+        <w:t>这些地址的包会被路由器转发。如地址</w:t>
+      </w:r>
+      <w:r>
+        <w:t>224.0.1.39和224.0.1.40支持rp选举</w:t>
+      </w:r>
+      <w:r>
+        <w:rPr>
+          <w:rFonts w:hint="eastAsia"/>
+        </w:rPr>
+        <w:t>。</w:t>
+      </w:r>
+    </w:p>
+    <w:p>
+      <w:pPr>
+        <w:pStyle w:val="a3"/>
+        <w:numPr>
+          <w:ilvl w:val="0"/>
+          <w:numId w:val="11"/>
+        </w:numPr>
+        <w:ind w:firstLineChars="0"/>
+      </w:pPr>
+      <w:r>
+        <w:t>224.0.2.0～238.255.255.255</w:t>
+      </w:r>
+      <w:r>
+        <w:rPr>
+          <w:color w:val="FF0000"/>
+        </w:rPr>
+        <w:t>为用户可用的组播地址</w:t>
+      </w:r>
+      <w:r>
+        <w:t>，全网范围内有效</w:t>
+      </w:r>
+    </w:p>
+    <w:p>
+      <w:pPr>
+        <w:pStyle w:val="a3"/>
+        <w:numPr>
+          <w:ilvl w:val="0"/>
+          <w:numId w:val="11"/>
+        </w:numPr>
+        <w:ind w:firstLineChars="0"/>
+      </w:pPr>
+      <w:r>
+        <w:t>239.0.0.0～239.255.255.255</w:t>
+      </w:r>
+      <w:r>
+        <w:rPr>
+          <w:rFonts w:hint="eastAsia"/>
+        </w:rPr>
+        <w:t>用作管理用途</w:t>
+      </w:r>
+      <w:r>
+        <w:t>，仅在特定的本地范围内有效</w:t>
+      </w:r>
+    </w:p>
+    <w:p>
+      <w:r>
+        <w:rPr>
+          <w:rFonts w:hint="eastAsia"/>
+        </w:rPr>
+        <w:t>交换机的交换功能和自学习功能：</w:t>
+      </w:r>
+      <w:r>
+        <w:rPr>
+          <w:rFonts w:hint="eastAsia"/>
+        </w:rPr>
+        <w:t>以太网交换机（也叫L</w:t>
+      </w:r>
+      <w:r>
+        <w:t>2</w:t>
+      </w:r>
+      <w:r>
+        <w:rPr>
+          <w:rFonts w:hint="eastAsia"/>
+        </w:rPr>
+        <w:t>交换机）</w:t>
+      </w:r>
+      <w:r>
+        <w:rPr>
+          <w:rFonts w:hint="eastAsia"/>
+        </w:rPr>
+        <w:t>的接口</w:t>
+      </w:r>
+      <w:r>
+        <w:t>A</w:t>
+      </w:r>
+      <w:r>
+        <w:rPr>
+          <w:rFonts w:hint="eastAsia"/>
+        </w:rPr>
+        <w:t>收到一个帧，</w:t>
+      </w:r>
+      <w:r>
+        <w:rPr>
+          <w:rFonts w:hint="eastAsia"/>
+        </w:rPr>
+        <w:t>源M</w:t>
+      </w:r>
+      <w:r>
+        <w:t>AC</w:t>
+      </w:r>
+      <w:r>
+        <w:rPr>
+          <w:rFonts w:hint="eastAsia"/>
+        </w:rPr>
+        <w:t>地址为src，目的</w:t>
+      </w:r>
+      <w:r>
+        <w:t>MAC</w:t>
+      </w:r>
+      <w:r>
+        <w:rPr>
+          <w:rFonts w:hint="eastAsia"/>
+        </w:rPr>
+        <w:t>地址为dst。如果</w:t>
+      </w:r>
+      <w:r>
+        <w:rPr>
+          <w:rFonts w:hint="eastAsia"/>
+        </w:rPr>
+        <w:t>交换表中没有记录</w:t>
+      </w:r>
+      <w:r>
+        <w:rPr>
+          <w:rFonts w:hint="eastAsia"/>
+        </w:rPr>
+        <w:t>M</w:t>
+      </w:r>
+      <w:r>
+        <w:t>AC</w:t>
+      </w:r>
+      <w:r>
+        <w:rPr>
+          <w:rFonts w:hint="eastAsia"/>
+        </w:rPr>
+        <w:t>地址dst</w:t>
+      </w:r>
+      <w:r>
+        <w:rPr>
+          <w:rFonts w:hint="eastAsia"/>
+        </w:rPr>
+        <w:t>对应哪个接口，则</w:t>
+      </w:r>
+      <w:r>
+        <w:rPr>
+          <w:rFonts w:hint="eastAsia"/>
+        </w:rPr>
+        <w:t>将该帧从除A接口外的所有其它接口广播出去。同时在记录表中添加“M</w:t>
+      </w:r>
+      <w:r>
+        <w:t>AC</w:t>
+      </w:r>
+      <w:r>
+        <w:rPr>
+          <w:rFonts w:hint="eastAsia"/>
+        </w:rPr>
+        <w:t>地址为src的主机与A接口相连”。</w:t>
+      </w:r>
+    </w:p>
+    <w:p>
+      <w:r>
+        <w:rPr>
+          <w:rFonts w:hint="eastAsia"/>
+        </w:rPr>
+        <w:t>在局域网上可以进行硬件组播</w:t>
+      </w:r>
+    </w:p>
+    <w:p>
+      <w:r>
+        <w:rPr>
+          <w:rFonts w:hint="eastAsia"/>
+        </w:rPr>
+        <w:t>路由器收到一个组播包，且相连的局域网有该组播成员，则将目的M</w:t>
+      </w:r>
+      <w:r>
+        <w:t>AC</w:t>
+      </w:r>
+      <w:r>
+        <w:rPr>
+          <w:rFonts w:hint="eastAsia"/>
+        </w:rPr>
+        <w:t>地址设为组播地址发送该包。</w:t>
+      </w:r>
+      <w:r>
+        <w:rPr>
+          <w:rFonts w:hint="eastAsia"/>
+        </w:rPr>
+        <w:t>目的M</w:t>
+      </w:r>
+      <w:r>
+        <w:t>AC</w:t>
+      </w:r>
+      <w:r>
+        <w:rPr>
+          <w:rFonts w:hint="eastAsia"/>
+        </w:rPr>
+        <w:t>地址由组播地址映射得到，但非一对一映射，3</w:t>
+      </w:r>
+      <w:r>
+        <w:t>2</w:t>
+      </w:r>
+      <w:r>
+        <w:rPr>
+          <w:rFonts w:hint="eastAsia"/>
+        </w:rPr>
+        <w:t>个不同组播地址会映射为同一个</w:t>
+      </w:r>
+      <w:r>
+        <w:t>MAC</w:t>
+      </w:r>
+      <w:r>
+        <w:rPr>
+          <w:rFonts w:hint="eastAsia"/>
+        </w:rPr>
+        <w:t>地址。因此局域网内收到组播数据报的主机，还要在I</w:t>
+      </w:r>
+      <w:r>
+        <w:t>P</w:t>
+      </w:r>
+      <w:r>
+        <w:rPr>
+          <w:rFonts w:hint="eastAsia"/>
+        </w:rPr>
+        <w:t>层利用软件进行过滤，才可以将不是本机要接收的报文丢弃（单播时仅仅利用M</w:t>
+      </w:r>
+      <w:r>
+        <w:t>AC</w:t>
+      </w:r>
+      <w:r>
+        <w:rPr>
+          <w:rFonts w:hint="eastAsia"/>
+        </w:rPr>
+        <w:t>地址即可丢弃非本机要接收的报文）。</w:t>
+      </w:r>
+    </w:p>
+    <w:p>
+      <w:r>
+        <w:rPr>
+          <w:noProof/>
+        </w:rPr>
+        <w:drawing>
+          <wp:inline distT="0" distB="0" distL="0" distR="0" wp14:anchorId="11C9B00C" wp14:editId="0D3F6A57">
+            <wp:extent cx="4246631" cy="1687200"/>
+            <wp:effectExtent l="0" t="0" r="1905" b="8255"/>
+            <wp:docPr id="16" name="图片 16"/>
+            <wp:cNvGraphicFramePr>
+              <a:graphicFrameLocks xmlns:a="http://schemas.openxmlformats.org/drawingml/2006/main" noChangeAspect="1"/>
+            </wp:cNvGraphicFramePr>
+            <a:graphic xmlns:a="http://schemas.openxmlformats.org/drawingml/2006/main">
+              <a:graphicData uri="http://schemas.openxmlformats.org/drawingml/2006/picture">
+                <pic:pic xmlns:pic="http://schemas.openxmlformats.org/drawingml/2006/picture">
+                  <pic:nvPicPr>
+                    <pic:cNvPr id="1" name=""/>
+                    <pic:cNvPicPr/>
+                  </pic:nvPicPr>
+                  <pic:blipFill>
+                    <a:blip r:embed="rId22"/>
+                    <a:stretch>
+                      <a:fillRect/>
+                    </a:stretch>
+                  </pic:blipFill>
+                  <pic:spPr>
+                    <a:xfrm>
+                      <a:off x="0" y="0"/>
+                      <a:ext cx="4261418" cy="1693075"/>
+                    </a:xfrm>
+                    <a:prstGeom prst="rect">
+                      <a:avLst/>
+                    </a:prstGeom>
+                  </pic:spPr>
+                </pic:pic>
+              </a:graphicData>
+            </a:graphic>
+          </wp:inline>
+        </w:drawing>
+      </w:r>
+    </w:p>
+    <w:p>
+      <w:r>
+        <w:rPr>
+          <w:rFonts w:hint="eastAsia"/>
+        </w:rPr>
+        <w:t>组播分发树（</w:t>
+      </w:r>
+      <w:r>
+        <w:t>Muticast distribution tree）：由组播路由协议构建，是组播流量的转发路径</w:t>
+      </w:r>
+      <w:r>
+        <w:rPr>
+          <w:rFonts w:hint="eastAsia"/>
+        </w:rPr>
+        <w:t>，避免网络环路</w:t>
+      </w:r>
+    </w:p>
+    <w:p>
+      <w:r>
+        <w:t>IGMP</w:t>
+      </w:r>
+      <w:r>
+        <w:rPr>
+          <w:rFonts w:hint="eastAsia"/>
+        </w:rPr>
+        <w:t>，网际组管理协议，让多播路由器知道本局域网上是否有主机参加或退出了某个多播组</w:t>
       </w:r>
     </w:p>
     <w:sectPr>
@@ -7239,6 +8282,345 @@
     </w:lvl>
   </w:abstractNum>
   <w:abstractNum w:abstractNumId="5" w15:restartNumberingAfterBreak="0">
+    <w:nsid w:val="43316E21"/>
+    <w:multiLevelType w:val="hybridMultilevel"/>
+    <w:tmpl w:val="6494E18E"/>
+    <w:lvl w:ilvl="0" w:tplc="04090003">
+      <w:start w:val="1"/>
+      <w:numFmt w:val="bullet"/>
+      <w:lvlText w:val=""/>
+      <w:lvlJc w:val="left"/>
+      <w:pPr>
+        <w:ind w:left="420" w:hanging="420"/>
+      </w:pPr>
+      <w:rPr>
+        <w:rFonts w:ascii="Wingdings" w:hAnsi="Wingdings" w:hint="default"/>
+      </w:rPr>
+    </w:lvl>
+    <w:lvl w:ilvl="1" w:tplc="04090003" w:tentative="1">
+      <w:start w:val="1"/>
+      <w:numFmt w:val="bullet"/>
+      <w:lvlText w:val=""/>
+      <w:lvlJc w:val="left"/>
+      <w:pPr>
+        <w:ind w:left="840" w:hanging="420"/>
+      </w:pPr>
+      <w:rPr>
+        <w:rFonts w:ascii="Wingdings" w:hAnsi="Wingdings" w:hint="default"/>
+      </w:rPr>
+    </w:lvl>
+    <w:lvl w:ilvl="2" w:tplc="04090005" w:tentative="1">
+      <w:start w:val="1"/>
+      <w:numFmt w:val="bullet"/>
+      <w:lvlText w:val=""/>
+      <w:lvlJc w:val="left"/>
+      <w:pPr>
+        <w:ind w:left="1260" w:hanging="420"/>
+      </w:pPr>
+      <w:rPr>
+        <w:rFonts w:ascii="Wingdings" w:hAnsi="Wingdings" w:hint="default"/>
+      </w:rPr>
+    </w:lvl>
+    <w:lvl w:ilvl="3" w:tplc="04090001" w:tentative="1">
+      <w:start w:val="1"/>
+      <w:numFmt w:val="bullet"/>
+      <w:lvlText w:val=""/>
+      <w:lvlJc w:val="left"/>
+      <w:pPr>
+        <w:ind w:left="1680" w:hanging="420"/>
+      </w:pPr>
+      <w:rPr>
+        <w:rFonts w:ascii="Wingdings" w:hAnsi="Wingdings" w:hint="default"/>
+      </w:rPr>
+    </w:lvl>
+    <w:lvl w:ilvl="4" w:tplc="04090003" w:tentative="1">
+      <w:start w:val="1"/>
+      <w:numFmt w:val="bullet"/>
+      <w:lvlText w:val=""/>
+      <w:lvlJc w:val="left"/>
+      <w:pPr>
+        <w:ind w:left="2100" w:hanging="420"/>
+      </w:pPr>
+      <w:rPr>
+        <w:rFonts w:ascii="Wingdings" w:hAnsi="Wingdings" w:hint="default"/>
+      </w:rPr>
+    </w:lvl>
+    <w:lvl w:ilvl="5" w:tplc="04090005" w:tentative="1">
+      <w:start w:val="1"/>
+      <w:numFmt w:val="bullet"/>
+      <w:lvlText w:val=""/>
+      <w:lvlJc w:val="left"/>
+      <w:pPr>
+        <w:ind w:left="2520" w:hanging="420"/>
+      </w:pPr>
+      <w:rPr>
+        <w:rFonts w:ascii="Wingdings" w:hAnsi="Wingdings" w:hint="default"/>
+      </w:rPr>
+    </w:lvl>
+    <w:lvl w:ilvl="6" w:tplc="04090001" w:tentative="1">
+      <w:start w:val="1"/>
+      <w:numFmt w:val="bullet"/>
+      <w:lvlText w:val=""/>
+      <w:lvlJc w:val="left"/>
+      <w:pPr>
+        <w:ind w:left="2940" w:hanging="420"/>
+      </w:pPr>
+      <w:rPr>
+        <w:rFonts w:ascii="Wingdings" w:hAnsi="Wingdings" w:hint="default"/>
+      </w:rPr>
+    </w:lvl>
+    <w:lvl w:ilvl="7" w:tplc="04090003" w:tentative="1">
+      <w:start w:val="1"/>
+      <w:numFmt w:val="bullet"/>
+      <w:lvlText w:val=""/>
+      <w:lvlJc w:val="left"/>
+      <w:pPr>
+        <w:ind w:left="3360" w:hanging="420"/>
+      </w:pPr>
+      <w:rPr>
+        <w:rFonts w:ascii="Wingdings" w:hAnsi="Wingdings" w:hint="default"/>
+      </w:rPr>
+    </w:lvl>
+    <w:lvl w:ilvl="8" w:tplc="04090005" w:tentative="1">
+      <w:start w:val="1"/>
+      <w:numFmt w:val="bullet"/>
+      <w:lvlText w:val=""/>
+      <w:lvlJc w:val="left"/>
+      <w:pPr>
+        <w:ind w:left="3780" w:hanging="420"/>
+      </w:pPr>
+      <w:rPr>
+        <w:rFonts w:ascii="Wingdings" w:hAnsi="Wingdings" w:hint="default"/>
+      </w:rPr>
+    </w:lvl>
+  </w:abstractNum>
+  <w:abstractNum w:abstractNumId="6" w15:restartNumberingAfterBreak="0">
+    <w:nsid w:val="4EB81BF9"/>
+    <w:multiLevelType w:val="hybridMultilevel"/>
+    <w:tmpl w:val="C3343D2A"/>
+    <w:lvl w:ilvl="0" w:tplc="04090003">
+      <w:start w:val="1"/>
+      <w:numFmt w:val="bullet"/>
+      <w:lvlText w:val=""/>
+      <w:lvlJc w:val="left"/>
+      <w:pPr>
+        <w:ind w:left="420" w:hanging="420"/>
+      </w:pPr>
+      <w:rPr>
+        <w:rFonts w:ascii="Wingdings" w:hAnsi="Wingdings" w:hint="default"/>
+      </w:rPr>
+    </w:lvl>
+    <w:lvl w:ilvl="1" w:tplc="04090003" w:tentative="1">
+      <w:start w:val="1"/>
+      <w:numFmt w:val="bullet"/>
+      <w:lvlText w:val=""/>
+      <w:lvlJc w:val="left"/>
+      <w:pPr>
+        <w:ind w:left="840" w:hanging="420"/>
+      </w:pPr>
+      <w:rPr>
+        <w:rFonts w:ascii="Wingdings" w:hAnsi="Wingdings" w:hint="default"/>
+      </w:rPr>
+    </w:lvl>
+    <w:lvl w:ilvl="2" w:tplc="04090005" w:tentative="1">
+      <w:start w:val="1"/>
+      <w:numFmt w:val="bullet"/>
+      <w:lvlText w:val=""/>
+      <w:lvlJc w:val="left"/>
+      <w:pPr>
+        <w:ind w:left="1260" w:hanging="420"/>
+      </w:pPr>
+      <w:rPr>
+        <w:rFonts w:ascii="Wingdings" w:hAnsi="Wingdings" w:hint="default"/>
+      </w:rPr>
+    </w:lvl>
+    <w:lvl w:ilvl="3" w:tplc="04090001" w:tentative="1">
+      <w:start w:val="1"/>
+      <w:numFmt w:val="bullet"/>
+      <w:lvlText w:val=""/>
+      <w:lvlJc w:val="left"/>
+      <w:pPr>
+        <w:ind w:left="1680" w:hanging="420"/>
+      </w:pPr>
+      <w:rPr>
+        <w:rFonts w:ascii="Wingdings" w:hAnsi="Wingdings" w:hint="default"/>
+      </w:rPr>
+    </w:lvl>
+    <w:lvl w:ilvl="4" w:tplc="04090003" w:tentative="1">
+      <w:start w:val="1"/>
+      <w:numFmt w:val="bullet"/>
+      <w:lvlText w:val=""/>
+      <w:lvlJc w:val="left"/>
+      <w:pPr>
+        <w:ind w:left="2100" w:hanging="420"/>
+      </w:pPr>
+      <w:rPr>
+        <w:rFonts w:ascii="Wingdings" w:hAnsi="Wingdings" w:hint="default"/>
+      </w:rPr>
+    </w:lvl>
+    <w:lvl w:ilvl="5" w:tplc="04090005" w:tentative="1">
+      <w:start w:val="1"/>
+      <w:numFmt w:val="bullet"/>
+      <w:lvlText w:val=""/>
+      <w:lvlJc w:val="left"/>
+      <w:pPr>
+        <w:ind w:left="2520" w:hanging="420"/>
+      </w:pPr>
+      <w:rPr>
+        <w:rFonts w:ascii="Wingdings" w:hAnsi="Wingdings" w:hint="default"/>
+      </w:rPr>
+    </w:lvl>
+    <w:lvl w:ilvl="6" w:tplc="04090001" w:tentative="1">
+      <w:start w:val="1"/>
+      <w:numFmt w:val="bullet"/>
+      <w:lvlText w:val=""/>
+      <w:lvlJc w:val="left"/>
+      <w:pPr>
+        <w:ind w:left="2940" w:hanging="420"/>
+      </w:pPr>
+      <w:rPr>
+        <w:rFonts w:ascii="Wingdings" w:hAnsi="Wingdings" w:hint="default"/>
+      </w:rPr>
+    </w:lvl>
+    <w:lvl w:ilvl="7" w:tplc="04090003" w:tentative="1">
+      <w:start w:val="1"/>
+      <w:numFmt w:val="bullet"/>
+      <w:lvlText w:val=""/>
+      <w:lvlJc w:val="left"/>
+      <w:pPr>
+        <w:ind w:left="3360" w:hanging="420"/>
+      </w:pPr>
+      <w:rPr>
+        <w:rFonts w:ascii="Wingdings" w:hAnsi="Wingdings" w:hint="default"/>
+      </w:rPr>
+    </w:lvl>
+    <w:lvl w:ilvl="8" w:tplc="04090005" w:tentative="1">
+      <w:start w:val="1"/>
+      <w:numFmt w:val="bullet"/>
+      <w:lvlText w:val=""/>
+      <w:lvlJc w:val="left"/>
+      <w:pPr>
+        <w:ind w:left="3780" w:hanging="420"/>
+      </w:pPr>
+      <w:rPr>
+        <w:rFonts w:ascii="Wingdings" w:hAnsi="Wingdings" w:hint="default"/>
+      </w:rPr>
+    </w:lvl>
+  </w:abstractNum>
+  <w:abstractNum w:abstractNumId="7" w15:restartNumberingAfterBreak="0">
+    <w:nsid w:val="502E4975"/>
+    <w:multiLevelType w:val="hybridMultilevel"/>
+    <w:tmpl w:val="C8E6A972"/>
+    <w:lvl w:ilvl="0" w:tplc="04090003">
+      <w:start w:val="1"/>
+      <w:numFmt w:val="bullet"/>
+      <w:lvlText w:val=""/>
+      <w:lvlJc w:val="left"/>
+      <w:pPr>
+        <w:ind w:left="420" w:hanging="420"/>
+      </w:pPr>
+      <w:rPr>
+        <w:rFonts w:ascii="Wingdings" w:hAnsi="Wingdings" w:hint="default"/>
+      </w:rPr>
+    </w:lvl>
+    <w:lvl w:ilvl="1" w:tplc="04090003" w:tentative="1">
+      <w:start w:val="1"/>
+      <w:numFmt w:val="bullet"/>
+      <w:lvlText w:val=""/>
+      <w:lvlJc w:val="left"/>
+      <w:pPr>
+        <w:ind w:left="840" w:hanging="420"/>
+      </w:pPr>
+      <w:rPr>
+        <w:rFonts w:ascii="Wingdings" w:hAnsi="Wingdings" w:hint="default"/>
+      </w:rPr>
+    </w:lvl>
+    <w:lvl w:ilvl="2" w:tplc="04090005" w:tentative="1">
+      <w:start w:val="1"/>
+      <w:numFmt w:val="bullet"/>
+      <w:lvlText w:val=""/>
+      <w:lvlJc w:val="left"/>
+      <w:pPr>
+        <w:ind w:left="1260" w:hanging="420"/>
+      </w:pPr>
+      <w:rPr>
+        <w:rFonts w:ascii="Wingdings" w:hAnsi="Wingdings" w:hint="default"/>
+      </w:rPr>
+    </w:lvl>
+    <w:lvl w:ilvl="3" w:tplc="04090001" w:tentative="1">
+      <w:start w:val="1"/>
+      <w:numFmt w:val="bullet"/>
+      <w:lvlText w:val=""/>
+      <w:lvlJc w:val="left"/>
+      <w:pPr>
+        <w:ind w:left="1680" w:hanging="420"/>
+      </w:pPr>
+      <w:rPr>
+        <w:rFonts w:ascii="Wingdings" w:hAnsi="Wingdings" w:hint="default"/>
+      </w:rPr>
+    </w:lvl>
+    <w:lvl w:ilvl="4" w:tplc="04090003" w:tentative="1">
+      <w:start w:val="1"/>
+      <w:numFmt w:val="bullet"/>
+      <w:lvlText w:val=""/>
+      <w:lvlJc w:val="left"/>
+      <w:pPr>
+        <w:ind w:left="2100" w:hanging="420"/>
+      </w:pPr>
+      <w:rPr>
+        <w:rFonts w:ascii="Wingdings" w:hAnsi="Wingdings" w:hint="default"/>
+      </w:rPr>
+    </w:lvl>
+    <w:lvl w:ilvl="5" w:tplc="04090005" w:tentative="1">
+      <w:start w:val="1"/>
+      <w:numFmt w:val="bullet"/>
+      <w:lvlText w:val=""/>
+      <w:lvlJc w:val="left"/>
+      <w:pPr>
+        <w:ind w:left="2520" w:hanging="420"/>
+      </w:pPr>
+      <w:rPr>
+        <w:rFonts w:ascii="Wingdings" w:hAnsi="Wingdings" w:hint="default"/>
+      </w:rPr>
+    </w:lvl>
+    <w:lvl w:ilvl="6" w:tplc="04090001" w:tentative="1">
+      <w:start w:val="1"/>
+      <w:numFmt w:val="bullet"/>
+      <w:lvlText w:val=""/>
+      <w:lvlJc w:val="left"/>
+      <w:pPr>
+        <w:ind w:left="2940" w:hanging="420"/>
+      </w:pPr>
+      <w:rPr>
+        <w:rFonts w:ascii="Wingdings" w:hAnsi="Wingdings" w:hint="default"/>
+      </w:rPr>
+    </w:lvl>
+    <w:lvl w:ilvl="7" w:tplc="04090003" w:tentative="1">
+      <w:start w:val="1"/>
+      <w:numFmt w:val="bullet"/>
+      <w:lvlText w:val=""/>
+      <w:lvlJc w:val="left"/>
+      <w:pPr>
+        <w:ind w:left="3360" w:hanging="420"/>
+      </w:pPr>
+      <w:rPr>
+        <w:rFonts w:ascii="Wingdings" w:hAnsi="Wingdings" w:hint="default"/>
+      </w:rPr>
+    </w:lvl>
+    <w:lvl w:ilvl="8" w:tplc="04090005" w:tentative="1">
+      <w:start w:val="1"/>
+      <w:numFmt w:val="bullet"/>
+      <w:lvlText w:val=""/>
+      <w:lvlJc w:val="left"/>
+      <w:pPr>
+        <w:ind w:left="3780" w:hanging="420"/>
+      </w:pPr>
+      <w:rPr>
+        <w:rFonts w:ascii="Wingdings" w:hAnsi="Wingdings" w:hint="default"/>
+      </w:rPr>
+    </w:lvl>
+  </w:abstractNum>
+  <w:abstractNum w:abstractNumId="8" w15:restartNumberingAfterBreak="0">
     <w:nsid w:val="6B9F77A4"/>
     <w:multiLevelType w:val="hybridMultilevel"/>
     <w:tmpl w:val="6146270A"/>
@@ -7324,7 +8706,7 @@
       </w:pPr>
     </w:lvl>
   </w:abstractNum>
-  <w:abstractNum w:abstractNumId="6" w15:restartNumberingAfterBreak="0">
+  <w:abstractNum w:abstractNumId="9" w15:restartNumberingAfterBreak="0">
     <w:nsid w:val="79B901E8"/>
     <w:multiLevelType w:val="hybridMultilevel"/>
     <w:tmpl w:val="E08274CA"/>
@@ -7411,13 +8793,126 @@
       <w:pPr>
         <w:ind w:left="3780" w:hanging="420"/>
       </w:pPr>
+    </w:lvl>
+  </w:abstractNum>
+  <w:abstractNum w:abstractNumId="10" w15:restartNumberingAfterBreak="0">
+    <w:nsid w:val="7AD87112"/>
+    <w:multiLevelType w:val="hybridMultilevel"/>
+    <w:tmpl w:val="3360358E"/>
+    <w:lvl w:ilvl="0" w:tplc="04090003">
+      <w:start w:val="1"/>
+      <w:numFmt w:val="bullet"/>
+      <w:lvlText w:val=""/>
+      <w:lvlJc w:val="left"/>
+      <w:pPr>
+        <w:ind w:left="420" w:hanging="420"/>
+      </w:pPr>
+      <w:rPr>
+        <w:rFonts w:ascii="Wingdings" w:hAnsi="Wingdings" w:hint="default"/>
+      </w:rPr>
+    </w:lvl>
+    <w:lvl w:ilvl="1" w:tplc="04090003" w:tentative="1">
+      <w:start w:val="1"/>
+      <w:numFmt w:val="bullet"/>
+      <w:lvlText w:val=""/>
+      <w:lvlJc w:val="left"/>
+      <w:pPr>
+        <w:ind w:left="840" w:hanging="420"/>
+      </w:pPr>
+      <w:rPr>
+        <w:rFonts w:ascii="Wingdings" w:hAnsi="Wingdings" w:hint="default"/>
+      </w:rPr>
+    </w:lvl>
+    <w:lvl w:ilvl="2" w:tplc="04090005" w:tentative="1">
+      <w:start w:val="1"/>
+      <w:numFmt w:val="bullet"/>
+      <w:lvlText w:val=""/>
+      <w:lvlJc w:val="left"/>
+      <w:pPr>
+        <w:ind w:left="1260" w:hanging="420"/>
+      </w:pPr>
+      <w:rPr>
+        <w:rFonts w:ascii="Wingdings" w:hAnsi="Wingdings" w:hint="default"/>
+      </w:rPr>
+    </w:lvl>
+    <w:lvl w:ilvl="3" w:tplc="04090001" w:tentative="1">
+      <w:start w:val="1"/>
+      <w:numFmt w:val="bullet"/>
+      <w:lvlText w:val=""/>
+      <w:lvlJc w:val="left"/>
+      <w:pPr>
+        <w:ind w:left="1680" w:hanging="420"/>
+      </w:pPr>
+      <w:rPr>
+        <w:rFonts w:ascii="Wingdings" w:hAnsi="Wingdings" w:hint="default"/>
+      </w:rPr>
+    </w:lvl>
+    <w:lvl w:ilvl="4" w:tplc="04090003" w:tentative="1">
+      <w:start w:val="1"/>
+      <w:numFmt w:val="bullet"/>
+      <w:lvlText w:val=""/>
+      <w:lvlJc w:val="left"/>
+      <w:pPr>
+        <w:ind w:left="2100" w:hanging="420"/>
+      </w:pPr>
+      <w:rPr>
+        <w:rFonts w:ascii="Wingdings" w:hAnsi="Wingdings" w:hint="default"/>
+      </w:rPr>
+    </w:lvl>
+    <w:lvl w:ilvl="5" w:tplc="04090005" w:tentative="1">
+      <w:start w:val="1"/>
+      <w:numFmt w:val="bullet"/>
+      <w:lvlText w:val=""/>
+      <w:lvlJc w:val="left"/>
+      <w:pPr>
+        <w:ind w:left="2520" w:hanging="420"/>
+      </w:pPr>
+      <w:rPr>
+        <w:rFonts w:ascii="Wingdings" w:hAnsi="Wingdings" w:hint="default"/>
+      </w:rPr>
+    </w:lvl>
+    <w:lvl w:ilvl="6" w:tplc="04090001" w:tentative="1">
+      <w:start w:val="1"/>
+      <w:numFmt w:val="bullet"/>
+      <w:lvlText w:val=""/>
+      <w:lvlJc w:val="left"/>
+      <w:pPr>
+        <w:ind w:left="2940" w:hanging="420"/>
+      </w:pPr>
+      <w:rPr>
+        <w:rFonts w:ascii="Wingdings" w:hAnsi="Wingdings" w:hint="default"/>
+      </w:rPr>
+    </w:lvl>
+    <w:lvl w:ilvl="7" w:tplc="04090003" w:tentative="1">
+      <w:start w:val="1"/>
+      <w:numFmt w:val="bullet"/>
+      <w:lvlText w:val=""/>
+      <w:lvlJc w:val="left"/>
+      <w:pPr>
+        <w:ind w:left="3360" w:hanging="420"/>
+      </w:pPr>
+      <w:rPr>
+        <w:rFonts w:ascii="Wingdings" w:hAnsi="Wingdings" w:hint="default"/>
+      </w:rPr>
+    </w:lvl>
+    <w:lvl w:ilvl="8" w:tplc="04090005" w:tentative="1">
+      <w:start w:val="1"/>
+      <w:numFmt w:val="bullet"/>
+      <w:lvlText w:val=""/>
+      <w:lvlJc w:val="left"/>
+      <w:pPr>
+        <w:ind w:left="3780" w:hanging="420"/>
+      </w:pPr>
+      <w:rPr>
+        <w:rFonts w:ascii="Wingdings" w:hAnsi="Wingdings" w:hint="default"/>
+      </w:rPr>
     </w:lvl>
   </w:abstractNum>
   <w:num w:numId="1">
     <w:abstractNumId w:val="0"/>
   </w:num>
   <w:num w:numId="2">
-    <w:abstractNumId w:val="6"/>
+    <w:abstractNumId w:val="9"/>
   </w:num>
   <w:num w:numId="3">
     <w:abstractNumId w:val="2"/>
@@ -7426,13 +8921,25 @@
     <w:abstractNumId w:val="4"/>
   </w:num>
   <w:num w:numId="5">
-    <w:abstractNumId w:val="5"/>
+    <w:abstractNumId w:val="8"/>
   </w:num>
   <w:num w:numId="6">
     <w:abstractNumId w:val="1"/>
   </w:num>
   <w:num w:numId="7">
     <w:abstractNumId w:val="3"/>
+  </w:num>
+  <w:num w:numId="8">
+    <w:abstractNumId w:val="10"/>
+  </w:num>
+  <w:num w:numId="9">
+    <w:abstractNumId w:val="7"/>
+  </w:num>
+  <w:num w:numId="10">
+    <w:abstractNumId w:val="6"/>
+  </w:num>
+  <w:num w:numId="11">
+    <w:abstractNumId w:val="5"/>
   </w:num>
 </w:numbering>
 </file>

--- a/计算机网络.docx
+++ b/计算机网络.docx
@@ -3236,60 +3236,26 @@
         </w:rPr>
         <w:t>。</w:t>
       </w:r>
-    </w:p>
-    <w:p>
-      <w:pPr>
-        <w:pStyle w:val="a8"/>
-        <w:shd w:val="clear" w:color="auto" w:fill="FFFFFF"/>
-        <w:spacing w:beforeLines="50" w:before="156" w:beforeAutospacing="0" w:after="0" w:afterAutospacing="0"/>
-        <w:outlineLvl w:val="1"/>
-        <w:rPr>
-          <w:rFonts w:ascii="Times New Roman" w:eastAsiaTheme="minorEastAsia" w:hAnsi="Times New Roman" w:cs="Times New Roman"/>
-          <w:color w:val="000000" w:themeColor="text1"/>
-          <w:sz w:val="21"/>
-          <w:szCs w:val="21"/>
-        </w:rPr>
-      </w:pPr>
-      <w:r>
-        <w:rPr>
-          <w:rFonts w:ascii="Times New Roman" w:eastAsiaTheme="minorEastAsia" w:hAnsi="Times New Roman" w:cs="Times New Roman" w:hint="eastAsia"/>
-          <w:color w:val="000000" w:themeColor="text1"/>
-          <w:sz w:val="21"/>
-          <w:szCs w:val="21"/>
-        </w:rPr>
-        <w:t>为什么要握手？为什么两次握手不行？</w:t>
-      </w:r>
-    </w:p>
-    <w:p>
-      <w:r>
-        <w:rPr>
-          <w:rFonts w:hint="eastAsia"/>
-        </w:rPr>
-        <w:t>握手是为了</w:t>
-      </w:r>
-      <w:r>
-        <w:rPr>
-          <w:rFonts w:hint="eastAsia"/>
-        </w:rPr>
-        <w:t>让对方知道自己的初始序号（I</w:t>
-      </w:r>
-      <w:r>
-        <w:t>SN</w:t>
-      </w:r>
-      <w:r>
-        <w:rPr>
-          <w:rFonts w:hint="eastAsia"/>
-        </w:rPr>
-        <w:t>）。T</w:t>
-      </w:r>
-      <w:r>
-        <w:t>CP</w:t>
-      </w:r>
-      <w:r>
-        <w:rPr>
-          <w:rFonts w:hint="eastAsia"/>
-        </w:rPr>
-        <w:t>可靠传输依赖于序号和确认-重传机制。</w:t>
+      <w:bookmarkStart w:id="0" w:name="_GoBack"/>
+      <w:bookmarkEnd w:id="0"/>
+    </w:p>
+    <w:p>
+      <w:pPr>
+        <w:outlineLvl w:val="0"/>
+        <w:rPr>
+          <w:b/>
+          <w:sz w:val="28"/>
+          <w:szCs w:val="28"/>
+        </w:rPr>
+      </w:pPr>
+      <w:r>
+        <w:rPr>
+          <w:rFonts w:hint="eastAsia"/>
+          <w:b/>
+          <w:sz w:val="28"/>
+          <w:szCs w:val="28"/>
+        </w:rPr>
+        <w:t>网络层：</w:t>
       </w:r>
     </w:p>
     <w:p>
@@ -3298,7 +3264,141 @@
           <w:rFonts w:hint="eastAsia"/>
         </w:rPr>
         <w:lastRenderedPageBreak/>
-        <w:t>如果是两次握手，则示意图如下：</w:t>
+        <w:t>数据链路层，链路质量好，仅C</w:t>
+      </w:r>
+      <w:r>
+        <w:t>RC</w:t>
+      </w:r>
+      <w:r>
+        <w:rPr>
+          <w:rFonts w:hint="eastAsia"/>
+        </w:rPr>
+        <w:t>检测比特差错；链路质量差，C</w:t>
+      </w:r>
+      <w:r>
+        <w:t>RC</w:t>
+      </w:r>
+      <w:r>
+        <w:rPr>
+          <w:rFonts w:hint="eastAsia"/>
+        </w:rPr>
+        <w:t>和帧丢失、帧重复、帧失序检测</w:t>
+      </w:r>
+    </w:p>
+    <w:p>
+      <w:r>
+        <w:t>TCP</w:t>
+      </w:r>
+      <w:r>
+        <w:rPr>
+          <w:rFonts w:hint="eastAsia"/>
+        </w:rPr>
+        <w:t>、U</w:t>
+      </w:r>
+      <w:r>
+        <w:t>DP</w:t>
+      </w:r>
+      <w:r>
+        <w:rPr>
+          <w:rFonts w:hint="eastAsia"/>
+        </w:rPr>
+        <w:t>首部的检验和字段，检验首部+数据部分</w:t>
+      </w:r>
+    </w:p>
+    <w:p>
+      <w:r>
+        <w:rPr>
+          <w:rFonts w:hint="eastAsia"/>
+        </w:rPr>
+        <w:t>I</w:t>
+      </w:r>
+      <w:r>
+        <w:t>P</w:t>
+      </w:r>
+      <w:r>
+        <w:rPr>
+          <w:rFonts w:hint="eastAsia"/>
+        </w:rPr>
+        <w:t>首部的检验和字段只检验首部，因为每经过一个路由器首部中总长度、标志、生存时间等字段可能发生变化，不检验数据部分可减少计算量</w:t>
+      </w:r>
+    </w:p>
+    <w:p>
+      <w:r>
+        <w:rPr>
+          <w:rFonts w:hint="eastAsia"/>
+        </w:rPr>
+        <w:t>网络层提供无连接、尽力而为的数据传输服务。不提供服务质量的承诺，不保证分组交付的时限，分组可能丢失、出错、重复、失序</w:t>
+      </w:r>
+      <w:r>
+        <w:rPr>
+          <w:rFonts w:hint="eastAsia"/>
+        </w:rPr>
+        <w:t>。优点：(1</w:t>
+      </w:r>
+      <w:r>
+        <w:t>)</w:t>
+      </w:r>
+      <w:r>
+        <w:rPr>
+          <w:rFonts w:hint="eastAsia"/>
+        </w:rPr>
+        <w:t>根据应用需求，是否可靠传输交给上层运输层，灵活；(2</w:t>
+      </w:r>
+      <w:r>
+        <w:t>)</w:t>
+      </w:r>
+      <w:r>
+        <w:rPr>
+          <w:rFonts w:hint="eastAsia"/>
+        </w:rPr>
+        <w:t>路由器相比电路网的交换机，功能简单、造价低</w:t>
+      </w:r>
+    </w:p>
+    <w:p>
+      <w:r>
+        <w:rPr>
+          <w:rFonts w:hint="eastAsia"/>
+        </w:rPr>
+        <w:t>网络层协议：网际控制报文协议I</w:t>
+      </w:r>
+      <w:r>
+        <w:t>CMP</w:t>
+      </w:r>
+      <w:r>
+        <w:rPr>
+          <w:rFonts w:hint="eastAsia"/>
+        </w:rPr>
+        <w:t>和网际组管理协议I</w:t>
+      </w:r>
+      <w:r>
+        <w:t>GMP</w:t>
+      </w:r>
+      <w:r>
+        <w:rPr>
+          <w:rFonts w:hint="eastAsia"/>
+        </w:rPr>
+        <w:t>用到I</w:t>
+      </w:r>
+      <w:r>
+        <w:t>P</w:t>
+      </w:r>
+      <w:r>
+        <w:rPr>
+          <w:rFonts w:hint="eastAsia"/>
+        </w:rPr>
+        <w:t>协议，I</w:t>
+      </w:r>
+      <w:r>
+        <w:t>P</w:t>
+      </w:r>
+      <w:r>
+        <w:rPr>
+          <w:rFonts w:hint="eastAsia"/>
+        </w:rPr>
+        <w:t>协议用到地址解析协议A</w:t>
+      </w:r>
+      <w:r>
+        <w:t>RP</w:t>
       </w:r>
     </w:p>
     <w:p>
@@ -3307,10 +3407,10 @@
           <w:noProof/>
         </w:rPr>
         <w:drawing>
-          <wp:inline distT="0" distB="0" distL="0" distR="0" wp14:anchorId="26C411DE" wp14:editId="6F1D3473">
-            <wp:extent cx="3277589" cy="1843594"/>
-            <wp:effectExtent l="0" t="0" r="0" b="4445"/>
-            <wp:docPr id="13" name="图片 13"/>
+          <wp:inline distT="0" distB="0" distL="0" distR="0" wp14:anchorId="2DF9D72B" wp14:editId="40701959">
+            <wp:extent cx="2457450" cy="731520"/>
+            <wp:effectExtent l="0" t="0" r="0" b="0"/>
+            <wp:docPr id="11" name="图片 11"/>
             <wp:cNvGraphicFramePr>
               <a:graphicFrameLocks xmlns:a="http://schemas.openxmlformats.org/drawingml/2006/main" noChangeAspect="1"/>
             </wp:cNvGraphicFramePr>
@@ -3330,7 +3430,7 @@
                   <pic:spPr>
                     <a:xfrm>
                       <a:off x="0" y="0"/>
-                      <a:ext cx="3283863" cy="1847123"/>
+                      <a:ext cx="2461975" cy="732867"/>
                     </a:xfrm>
                     <a:prstGeom prst="rect">
                       <a:avLst/>
@@ -3344,1105 +3444,613 @@
       </w:r>
     </w:p>
     <w:p>
+      <w:r>
+        <w:rPr>
+          <w:rFonts w:hint="eastAsia"/>
+        </w:rPr>
+        <w:t>互联网上的交付分为两种：在本网络上的直接交付、到其它网络的间接交付（经过至少一个路由器，但最后一次一定是直接交付）</w:t>
+      </w:r>
+    </w:p>
+    <w:p>
+      <w:pPr>
+        <w:spacing w:beforeLines="50" w:before="156"/>
+        <w:outlineLvl w:val="1"/>
+      </w:pPr>
+      <w:r>
+        <w:t>IP</w:t>
+      </w:r>
+      <w:r>
+        <w:rPr>
+          <w:rFonts w:hint="eastAsia"/>
+        </w:rPr>
+        <w:t>地址：</w:t>
+      </w:r>
+    </w:p>
+    <w:p>
       <w:pPr>
         <w:pStyle w:val="a3"/>
         <w:numPr>
           <w:ilvl w:val="0"/>
-          <w:numId w:val="4"/>
+          <w:numId w:val="8"/>
         </w:numPr>
         <w:ind w:firstLineChars="0"/>
-        <w:rPr>
-          <w:rFonts w:ascii="Times New Roman" w:hAnsi="Times New Roman" w:cs="Times New Roman"/>
-          <w:color w:val="000000" w:themeColor="text1"/>
-          <w:szCs w:val="21"/>
-        </w:rPr>
-      </w:pPr>
-      <w:r>
-        <w:rPr>
-          <w:rFonts w:hint="eastAsia"/>
-        </w:rPr>
-        <w:t>如果第二个包，</w:t>
-      </w:r>
-      <w:r>
-        <w:rPr>
-          <w:rFonts w:ascii="Times New Roman" w:hAnsi="Times New Roman" w:cs="Times New Roman" w:hint="eastAsia"/>
-          <w:color w:val="000000" w:themeColor="text1"/>
-          <w:szCs w:val="21"/>
-        </w:rPr>
-        <w:t>即</w:t>
-      </w:r>
-      <w:r>
-        <w:rPr>
-          <w:rFonts w:ascii="Times New Roman" w:hAnsi="Times New Roman" w:cs="Times New Roman"/>
-          <w:color w:val="000000" w:themeColor="text1"/>
-          <w:szCs w:val="21"/>
-        </w:rPr>
-        <w:t>B</w:t>
-      </w:r>
-      <w:r>
-        <w:rPr>
-          <w:rFonts w:ascii="Times New Roman" w:hAnsi="Times New Roman" w:cs="Times New Roman"/>
-          <w:color w:val="000000" w:themeColor="text1"/>
-          <w:szCs w:val="21"/>
-        </w:rPr>
-        <w:t>发给</w:t>
-      </w:r>
-      <w:r>
-        <w:rPr>
-          <w:rFonts w:ascii="Times New Roman" w:hAnsi="Times New Roman" w:cs="Times New Roman"/>
-          <w:color w:val="000000" w:themeColor="text1"/>
-          <w:szCs w:val="21"/>
-        </w:rPr>
-        <w:t>A</w:t>
-      </w:r>
-      <w:r>
-        <w:rPr>
-          <w:rFonts w:ascii="Times New Roman" w:hAnsi="Times New Roman" w:cs="Times New Roman"/>
-          <w:color w:val="000000" w:themeColor="text1"/>
-          <w:szCs w:val="21"/>
-        </w:rPr>
-        <w:t>的</w:t>
-      </w:r>
-      <w:r>
-        <w:rPr>
-          <w:rFonts w:ascii="Times New Roman" w:hAnsi="Times New Roman" w:cs="Times New Roman"/>
-          <w:color w:val="000000" w:themeColor="text1"/>
-          <w:szCs w:val="21"/>
-        </w:rPr>
-        <w:t>SYN+ACK</w:t>
-      </w:r>
-      <w:r>
-        <w:rPr>
-          <w:rFonts w:ascii="Times New Roman" w:hAnsi="Times New Roman" w:cs="Times New Roman"/>
-          <w:color w:val="000000" w:themeColor="text1"/>
-          <w:szCs w:val="21"/>
-        </w:rPr>
-        <w:t>中途被丢，没有到达</w:t>
-      </w:r>
-      <w:r>
-        <w:rPr>
-          <w:rFonts w:ascii="Times New Roman" w:hAnsi="Times New Roman" w:cs="Times New Roman"/>
-          <w:color w:val="000000" w:themeColor="text1"/>
-          <w:szCs w:val="21"/>
-        </w:rPr>
-        <w:t>A</w:t>
-      </w:r>
-      <w:r>
-        <w:rPr>
-          <w:rFonts w:ascii="Times New Roman" w:hAnsi="Times New Roman" w:cs="Times New Roman" w:hint="eastAsia"/>
-          <w:color w:val="000000" w:themeColor="text1"/>
-          <w:szCs w:val="21"/>
-        </w:rPr>
-        <w:t>：</w:t>
-      </w:r>
-    </w:p>
-    <w:p>
-      <w:pPr>
-        <w:pStyle w:val="a8"/>
-        <w:shd w:val="clear" w:color="auto" w:fill="FFFFFF"/>
-        <w:spacing w:before="0" w:beforeAutospacing="0" w:after="0" w:afterAutospacing="0"/>
-        <w:ind w:leftChars="200" w:left="420"/>
-        <w:rPr>
-          <w:rFonts w:ascii="Times New Roman" w:eastAsiaTheme="minorEastAsia" w:hAnsi="Times New Roman" w:cs="Times New Roman"/>
-          <w:color w:val="000000" w:themeColor="text1"/>
-          <w:sz w:val="21"/>
-          <w:szCs w:val="21"/>
-        </w:rPr>
-      </w:pPr>
-      <w:r>
-        <w:rPr>
-          <w:rFonts w:ascii="Times New Roman" w:eastAsiaTheme="minorEastAsia" w:hAnsi="Times New Roman" w:cs="Times New Roman"/>
-          <w:color w:val="000000" w:themeColor="text1"/>
-          <w:sz w:val="21"/>
-          <w:szCs w:val="21"/>
-        </w:rPr>
-        <w:t>B</w:t>
-      </w:r>
-      <w:r>
-        <w:rPr>
-          <w:rFonts w:ascii="Times New Roman" w:eastAsiaTheme="minorEastAsia" w:hAnsi="Times New Roman" w:cs="Times New Roman"/>
-          <w:color w:val="000000" w:themeColor="text1"/>
-          <w:sz w:val="21"/>
-          <w:szCs w:val="21"/>
-        </w:rPr>
-        <w:t>发完</w:t>
-      </w:r>
-      <w:r>
-        <w:rPr>
-          <w:rFonts w:ascii="Times New Roman" w:eastAsiaTheme="minorEastAsia" w:hAnsi="Times New Roman" w:cs="Times New Roman"/>
-          <w:color w:val="000000" w:themeColor="text1"/>
-          <w:sz w:val="21"/>
-          <w:szCs w:val="21"/>
-        </w:rPr>
-        <w:t>ACK</w:t>
-      </w:r>
-      <w:r>
-        <w:rPr>
-          <w:rFonts w:ascii="Times New Roman" w:eastAsiaTheme="minorEastAsia" w:hAnsi="Times New Roman" w:cs="Times New Roman"/>
-          <w:color w:val="000000" w:themeColor="text1"/>
-          <w:sz w:val="21"/>
-          <w:szCs w:val="21"/>
-        </w:rPr>
-        <w:t>，单方面认为</w:t>
-      </w:r>
-      <w:r>
-        <w:rPr>
-          <w:rFonts w:ascii="Times New Roman" w:eastAsiaTheme="minorEastAsia" w:hAnsi="Times New Roman" w:cs="Times New Roman"/>
-          <w:color w:val="000000" w:themeColor="text1"/>
-          <w:sz w:val="21"/>
-          <w:szCs w:val="21"/>
-        </w:rPr>
-        <w:t>TCP</w:t>
-      </w:r>
-      <w:r>
-        <w:rPr>
-          <w:rFonts w:ascii="Times New Roman" w:eastAsiaTheme="minorEastAsia" w:hAnsi="Times New Roman" w:cs="Times New Roman"/>
-          <w:color w:val="000000" w:themeColor="text1"/>
-          <w:sz w:val="21"/>
-          <w:szCs w:val="21"/>
-        </w:rPr>
-        <w:t>为</w:t>
-      </w:r>
-      <w:r>
-        <w:rPr>
-          <w:rFonts w:ascii="Times New Roman" w:eastAsiaTheme="minorEastAsia" w:hAnsi="Times New Roman" w:cs="Times New Roman"/>
-          <w:color w:val="000000" w:themeColor="text1"/>
-          <w:sz w:val="21"/>
-          <w:szCs w:val="21"/>
-        </w:rPr>
-        <w:t xml:space="preserve"> Established</w:t>
-      </w:r>
-      <w:r>
-        <w:rPr>
-          <w:rFonts w:ascii="Times New Roman" w:eastAsiaTheme="minorEastAsia" w:hAnsi="Times New Roman" w:cs="Times New Roman"/>
-          <w:color w:val="000000" w:themeColor="text1"/>
-          <w:sz w:val="21"/>
-          <w:szCs w:val="21"/>
-        </w:rPr>
-        <w:t>状态，而</w:t>
-      </w:r>
-      <w:r>
-        <w:rPr>
-          <w:rFonts w:ascii="Times New Roman" w:eastAsiaTheme="minorEastAsia" w:hAnsi="Times New Roman" w:cs="Times New Roman"/>
-          <w:color w:val="000000" w:themeColor="text1"/>
-          <w:sz w:val="21"/>
-          <w:szCs w:val="21"/>
-        </w:rPr>
-        <w:t>A</w:t>
-      </w:r>
-      <w:r>
-        <w:rPr>
-          <w:rFonts w:ascii="Times New Roman" w:eastAsiaTheme="minorEastAsia" w:hAnsi="Times New Roman" w:cs="Times New Roman" w:hint="eastAsia"/>
-          <w:color w:val="000000" w:themeColor="text1"/>
-          <w:sz w:val="21"/>
-          <w:szCs w:val="21"/>
-        </w:rPr>
-        <w:t>未进入</w:t>
-      </w:r>
-      <w:r>
-        <w:rPr>
-          <w:rFonts w:ascii="Times New Roman" w:eastAsiaTheme="minorEastAsia" w:hAnsi="Times New Roman" w:cs="Times New Roman"/>
-          <w:color w:val="000000" w:themeColor="text1"/>
-          <w:sz w:val="21"/>
-          <w:szCs w:val="21"/>
-        </w:rPr>
-        <w:t>Established</w:t>
-      </w:r>
-      <w:r>
-        <w:rPr>
-          <w:rFonts w:ascii="Times New Roman" w:eastAsiaTheme="minorEastAsia" w:hAnsi="Times New Roman" w:cs="Times New Roman"/>
-          <w:color w:val="000000" w:themeColor="text1"/>
-          <w:sz w:val="21"/>
-          <w:szCs w:val="21"/>
-        </w:rPr>
-        <w:t>状态</w:t>
-      </w:r>
-    </w:p>
-    <w:p>
-      <w:pPr>
-        <w:pStyle w:val="a8"/>
+      </w:pPr>
+      <w:r>
+        <w:rPr>
+          <w:rFonts w:hint="eastAsia"/>
+        </w:rPr>
+        <w:t>公网I</w:t>
+      </w:r>
+      <w:r>
+        <w:t>P</w:t>
+      </w:r>
+      <w:r>
+        <w:rPr>
+          <w:rFonts w:hint="eastAsia"/>
+        </w:rPr>
+        <w:t>，</w:t>
+      </w:r>
+      <w:r>
+        <w:t>IP</w:t>
+      </w:r>
+      <w:r>
+        <w:rPr>
+          <w:rFonts w:hint="eastAsia"/>
+        </w:rPr>
+        <w:t>地址在全球范围内唯一</w:t>
+      </w:r>
+      <w:r>
+        <w:rPr>
+          <w:rFonts w:hint="eastAsia"/>
+        </w:rPr>
+        <w:t>。</w:t>
+      </w:r>
+    </w:p>
+    <w:p>
+      <w:pPr>
+        <w:pStyle w:val="a3"/>
         <w:numPr>
           <w:ilvl w:val="0"/>
-          <w:numId w:val="7"/>
+          <w:numId w:val="8"/>
         </w:numPr>
-        <w:shd w:val="clear" w:color="auto" w:fill="FFFFFF"/>
-        <w:spacing w:before="0" w:beforeAutospacing="0" w:after="0" w:afterAutospacing="0"/>
-        <w:ind w:leftChars="200" w:left="840"/>
-        <w:rPr>
-          <w:rFonts w:ascii="Times New Roman" w:eastAsiaTheme="minorEastAsia" w:hAnsi="Times New Roman" w:cs="Times New Roman"/>
-          <w:color w:val="000000" w:themeColor="text1"/>
-          <w:sz w:val="21"/>
-          <w:szCs w:val="21"/>
-        </w:rPr>
-      </w:pPr>
-      <w:r>
-        <w:rPr>
-          <w:rFonts w:ascii="Times New Roman" w:eastAsiaTheme="minorEastAsia" w:hAnsi="Times New Roman" w:cs="Times New Roman"/>
-          <w:color w:val="000000" w:themeColor="text1"/>
-          <w:sz w:val="21"/>
-          <w:szCs w:val="21"/>
-        </w:rPr>
-        <w:t>假定此时双方都没有数据发送，</w:t>
-      </w:r>
-      <w:r>
-        <w:rPr>
-          <w:rFonts w:ascii="Times New Roman" w:eastAsiaTheme="minorEastAsia" w:hAnsi="Times New Roman" w:cs="Times New Roman"/>
-          <w:color w:val="000000" w:themeColor="text1"/>
-          <w:sz w:val="21"/>
-          <w:szCs w:val="21"/>
-        </w:rPr>
-        <w:t>A</w:t>
-      </w:r>
-      <w:r>
-        <w:rPr>
-          <w:rFonts w:ascii="Times New Roman" w:eastAsiaTheme="minorEastAsia" w:hAnsi="Times New Roman" w:cs="Times New Roman"/>
-          <w:color w:val="000000" w:themeColor="text1"/>
-          <w:sz w:val="21"/>
-          <w:szCs w:val="21"/>
-        </w:rPr>
-        <w:t>会周期性超时重传，直到收到</w:t>
-      </w:r>
-      <w:r>
-        <w:rPr>
-          <w:rFonts w:ascii="Times New Roman" w:eastAsiaTheme="minorEastAsia" w:hAnsi="Times New Roman" w:cs="Times New Roman"/>
-          <w:color w:val="000000" w:themeColor="text1"/>
-          <w:sz w:val="21"/>
-          <w:szCs w:val="21"/>
-        </w:rPr>
-        <w:t>B</w:t>
-      </w:r>
-      <w:r>
-        <w:rPr>
-          <w:rFonts w:ascii="Times New Roman" w:eastAsiaTheme="minorEastAsia" w:hAnsi="Times New Roman" w:cs="Times New Roman"/>
-          <w:color w:val="000000" w:themeColor="text1"/>
-          <w:sz w:val="21"/>
-          <w:szCs w:val="21"/>
-        </w:rPr>
-        <w:t>的确认，收到之后</w:t>
-      </w:r>
-      <w:r>
-        <w:rPr>
-          <w:rFonts w:ascii="Times New Roman" w:eastAsiaTheme="minorEastAsia" w:hAnsi="Times New Roman" w:cs="Times New Roman" w:hint="eastAsia"/>
-          <w:color w:val="000000" w:themeColor="text1"/>
-          <w:sz w:val="21"/>
-          <w:szCs w:val="21"/>
-        </w:rPr>
-        <w:t>A</w:t>
-      </w:r>
-      <w:r>
-        <w:rPr>
-          <w:rFonts w:ascii="Times New Roman" w:eastAsiaTheme="minorEastAsia" w:hAnsi="Times New Roman" w:cs="Times New Roman"/>
-          <w:color w:val="000000" w:themeColor="text1"/>
-          <w:sz w:val="21"/>
-          <w:szCs w:val="21"/>
-        </w:rPr>
-        <w:t>的</w:t>
-      </w:r>
-      <w:r>
-        <w:rPr>
-          <w:rFonts w:ascii="Times New Roman" w:eastAsiaTheme="minorEastAsia" w:hAnsi="Times New Roman" w:cs="Times New Roman"/>
-          <w:color w:val="000000" w:themeColor="text1"/>
-          <w:sz w:val="21"/>
-          <w:szCs w:val="21"/>
-        </w:rPr>
-        <w:t xml:space="preserve">TCP </w:t>
-      </w:r>
-      <w:r>
-        <w:rPr>
-          <w:rFonts w:ascii="Times New Roman" w:eastAsiaTheme="minorEastAsia" w:hAnsi="Times New Roman" w:cs="Times New Roman"/>
-          <w:color w:val="000000" w:themeColor="text1"/>
-          <w:sz w:val="21"/>
-          <w:szCs w:val="21"/>
-        </w:rPr>
-        <w:t>连接也为</w:t>
-      </w:r>
-      <w:r>
-        <w:rPr>
-          <w:rFonts w:ascii="Times New Roman" w:eastAsiaTheme="minorEastAsia" w:hAnsi="Times New Roman" w:cs="Times New Roman"/>
-          <w:color w:val="000000" w:themeColor="text1"/>
-          <w:sz w:val="21"/>
-          <w:szCs w:val="21"/>
-        </w:rPr>
-        <w:t xml:space="preserve"> Established</w:t>
-      </w:r>
-      <w:r>
-        <w:rPr>
-          <w:rFonts w:ascii="Times New Roman" w:eastAsiaTheme="minorEastAsia" w:hAnsi="Times New Roman" w:cs="Times New Roman"/>
-          <w:color w:val="000000" w:themeColor="text1"/>
-          <w:sz w:val="21"/>
-          <w:szCs w:val="21"/>
-        </w:rPr>
-        <w:t>状态，双向可以发包。</w:t>
-      </w:r>
-    </w:p>
-    <w:p>
-      <w:pPr>
-        <w:pStyle w:val="a8"/>
+        <w:ind w:firstLineChars="0"/>
+      </w:pPr>
+      <w:r>
+        <w:rPr>
+          <w:rFonts w:hint="eastAsia"/>
+        </w:rPr>
+        <w:t>专用网</w:t>
+      </w:r>
+      <w:r>
+        <w:rPr>
+          <w:rFonts w:hint="eastAsia"/>
+        </w:rPr>
+        <w:t>使用私网I</w:t>
+      </w:r>
+      <w:r>
+        <w:t>P</w:t>
+      </w:r>
+      <w:r>
+        <w:rPr>
+          <w:rFonts w:hint="eastAsia"/>
+        </w:rPr>
+        <w:t>。</w:t>
+      </w:r>
+      <w:r>
+        <w:rPr>
+          <w:rFonts w:hint="eastAsia"/>
+        </w:rPr>
+        <w:t>有些单位使用T</w:t>
+      </w:r>
+      <w:r>
+        <w:t>CP/IP</w:t>
+      </w:r>
+      <w:r>
+        <w:rPr>
+          <w:rFonts w:hint="eastAsia"/>
+        </w:rPr>
+        <w:t>协议</w:t>
+      </w:r>
+      <w:r>
+        <w:rPr>
+          <w:rFonts w:hint="eastAsia"/>
+        </w:rPr>
+        <w:t>组网，</w:t>
+      </w:r>
+      <w:r>
+        <w:rPr>
+          <w:rFonts w:hint="eastAsia"/>
+        </w:rPr>
+        <w:t>且网内主机不和互联网通信，则不需要全球唯一I</w:t>
+      </w:r>
+      <w:r>
+        <w:t>P</w:t>
+      </w:r>
+      <w:r>
+        <w:rPr>
+          <w:rFonts w:hint="eastAsia"/>
+        </w:rPr>
+        <w:t>地址，可以在本机构</w:t>
+      </w:r>
+      <w:r>
+        <w:rPr>
+          <w:rFonts w:hint="eastAsia"/>
+        </w:rPr>
+        <w:t>内</w:t>
+      </w:r>
+      <w:r>
+        <w:rPr>
+          <w:rFonts w:hint="eastAsia"/>
+        </w:rPr>
+        <w:t>自行分配I</w:t>
+      </w:r>
+      <w:r>
+        <w:t>P</w:t>
+      </w:r>
+      <w:r>
+        <w:rPr>
+          <w:rFonts w:hint="eastAsia"/>
+        </w:rPr>
+        <w:t>地址（可能与互联上某主机或路由器的I</w:t>
+      </w:r>
+      <w:r>
+        <w:t>P</w:t>
+      </w:r>
+      <w:r>
+        <w:rPr>
+          <w:rFonts w:hint="eastAsia"/>
+        </w:rPr>
+        <w:t>地址重复但无妨），称为</w:t>
+      </w:r>
+      <w:r>
+        <w:rPr>
+          <w:rFonts w:hint="eastAsia"/>
+        </w:rPr>
+        <w:t>私网I</w:t>
+      </w:r>
+      <w:r>
+        <w:t>P</w:t>
+      </w:r>
+      <w:r>
+        <w:rPr>
+          <w:rFonts w:hint="eastAsia"/>
+        </w:rPr>
+        <w:t>地址</w:t>
+      </w:r>
+      <w:r>
+        <w:rPr>
+          <w:rFonts w:hint="eastAsia"/>
+        </w:rPr>
+        <w:t>，这种网络称为“专用网</w:t>
+      </w:r>
+      <w:r>
+        <w:rPr>
+          <w:rFonts w:hint="eastAsia"/>
+        </w:rPr>
+        <w:t>、私网</w:t>
+      </w:r>
+      <w:r>
+        <w:rPr>
+          <w:rFonts w:hint="eastAsia"/>
+        </w:rPr>
+        <w:t>P</w:t>
+      </w:r>
+      <w:r>
+        <w:t>N</w:t>
+      </w:r>
+      <w:r>
+        <w:rPr>
+          <w:rFonts w:hint="eastAsia"/>
+        </w:rPr>
+        <w:t>”。</w:t>
+      </w:r>
+    </w:p>
+    <w:p>
+      <w:r>
+        <w:t>ipconfig查出来的是</w:t>
+      </w:r>
+      <w:r>
+        <w:rPr>
+          <w:rFonts w:hint="eastAsia"/>
+        </w:rPr>
+        <w:t>私网I</w:t>
+      </w:r>
+      <w:r>
+        <w:t>P</w:t>
+      </w:r>
+      <w:r>
+        <w:rPr>
+          <w:rFonts w:hint="eastAsia"/>
+        </w:rPr>
+        <w:t>，如</w:t>
+      </w:r>
+      <w:r>
+        <w:t>10.128.241.161</w:t>
+      </w:r>
+    </w:p>
+    <w:p>
+      <w:r>
+        <w:rPr>
+          <w:rFonts w:hint="eastAsia"/>
+        </w:rPr>
+        <w:t>百度查出来的你上网的公有地址，也许并不是你主机的地址，而是电信或联通分给你的地址，用于连接互联网。如</w:t>
+      </w:r>
+      <w:r>
+        <w:t>06.120.206.161北京市电信</w:t>
+      </w:r>
+    </w:p>
+    <w:p>
+      <w:r>
+        <w:rPr>
+          <w:rFonts w:hint="eastAsia"/>
+        </w:rPr>
+        <w:t>V</w:t>
+      </w:r>
+      <w:r>
+        <w:t>PN</w:t>
+      </w:r>
+      <w:r>
+        <w:rPr>
+          <w:rFonts w:hint="eastAsia"/>
+        </w:rPr>
+        <w:t>与N</w:t>
+      </w:r>
+      <w:r>
+        <w:t>AT</w:t>
+      </w:r>
+      <w:r>
+        <w:rPr>
+          <w:rFonts w:hint="eastAsia"/>
+        </w:rPr>
+        <w:t>：</w:t>
+      </w:r>
+    </w:p>
+    <w:p>
+      <w:pPr>
+        <w:pStyle w:val="a3"/>
         <w:numPr>
           <w:ilvl w:val="0"/>
-          <w:numId w:val="7"/>
+          <w:numId w:val="9"/>
         </w:numPr>
-        <w:shd w:val="clear" w:color="auto" w:fill="FFFFFF"/>
-        <w:spacing w:before="0" w:beforeAutospacing="0" w:after="0" w:afterAutospacing="0"/>
-        <w:ind w:leftChars="200" w:left="840"/>
-        <w:rPr>
-          <w:rFonts w:ascii="Times New Roman" w:eastAsiaTheme="minorEastAsia" w:hAnsi="Times New Roman" w:cs="Times New Roman"/>
-          <w:color w:val="000000" w:themeColor="text1"/>
-          <w:sz w:val="21"/>
-          <w:szCs w:val="21"/>
-        </w:rPr>
-      </w:pPr>
-      <w:r>
-        <w:rPr>
-          <w:rFonts w:ascii="Times New Roman" w:eastAsiaTheme="minorEastAsia" w:hAnsi="Times New Roman" w:cs="Times New Roman"/>
-          <w:color w:val="000000" w:themeColor="text1"/>
-          <w:sz w:val="21"/>
-          <w:szCs w:val="21"/>
-        </w:rPr>
-        <w:t>假定</w:t>
-      </w:r>
-      <w:r>
-        <w:rPr>
-          <w:rFonts w:ascii="Times New Roman" w:eastAsiaTheme="minorEastAsia" w:hAnsi="Times New Roman" w:cs="Times New Roman"/>
-          <w:color w:val="000000" w:themeColor="text1"/>
-          <w:sz w:val="21"/>
-          <w:szCs w:val="21"/>
-        </w:rPr>
-        <w:t>A</w:t>
-      </w:r>
-      <w:r>
-        <w:rPr>
-          <w:rFonts w:ascii="Times New Roman" w:eastAsiaTheme="minorEastAsia" w:hAnsi="Times New Roman" w:cs="Times New Roman"/>
-          <w:color w:val="000000" w:themeColor="text1"/>
-          <w:sz w:val="21"/>
-          <w:szCs w:val="21"/>
-        </w:rPr>
-        <w:t>有数据发送，数据发送不了，</w:t>
-      </w:r>
-      <w:r>
-        <w:rPr>
-          <w:rFonts w:ascii="Times New Roman" w:eastAsiaTheme="minorEastAsia" w:hAnsi="Times New Roman" w:cs="Times New Roman" w:hint="eastAsia"/>
-          <w:color w:val="000000" w:themeColor="text1"/>
-          <w:sz w:val="21"/>
-          <w:szCs w:val="21"/>
-        </w:rPr>
-        <w:t>因为</w:t>
-      </w:r>
-      <w:r>
-        <w:rPr>
-          <w:rFonts w:ascii="Times New Roman" w:eastAsiaTheme="minorEastAsia" w:hAnsi="Times New Roman" w:cs="Times New Roman"/>
-          <w:color w:val="000000" w:themeColor="text1"/>
-          <w:sz w:val="21"/>
-          <w:szCs w:val="21"/>
-        </w:rPr>
-        <w:t>A</w:t>
-      </w:r>
-      <w:r>
-        <w:rPr>
-          <w:rFonts w:ascii="Times New Roman" w:eastAsiaTheme="minorEastAsia" w:hAnsi="Times New Roman" w:cs="Times New Roman" w:hint="eastAsia"/>
-          <w:color w:val="000000" w:themeColor="text1"/>
-          <w:sz w:val="21"/>
-          <w:szCs w:val="21"/>
-        </w:rPr>
-        <w:t>未进入</w:t>
-      </w:r>
-      <w:r>
-        <w:rPr>
-          <w:rFonts w:ascii="Times New Roman" w:eastAsiaTheme="minorEastAsia" w:hAnsi="Times New Roman" w:cs="Times New Roman"/>
-          <w:color w:val="000000" w:themeColor="text1"/>
-          <w:sz w:val="21"/>
-          <w:szCs w:val="21"/>
-        </w:rPr>
-        <w:t>Established</w:t>
-      </w:r>
-      <w:r>
-        <w:rPr>
-          <w:rFonts w:ascii="Times New Roman" w:eastAsiaTheme="minorEastAsia" w:hAnsi="Times New Roman" w:cs="Times New Roman"/>
-          <w:color w:val="000000" w:themeColor="text1"/>
-          <w:sz w:val="21"/>
-          <w:szCs w:val="21"/>
-        </w:rPr>
-        <w:t>状态</w:t>
-      </w:r>
-      <w:r>
-        <w:rPr>
-          <w:rFonts w:ascii="Times New Roman" w:eastAsiaTheme="minorEastAsia" w:hAnsi="Times New Roman" w:cs="Times New Roman" w:hint="eastAsia"/>
-          <w:color w:val="000000" w:themeColor="text1"/>
-          <w:sz w:val="21"/>
-          <w:szCs w:val="21"/>
-        </w:rPr>
-        <w:t>。</w:t>
-      </w:r>
-      <w:r>
-        <w:rPr>
-          <w:rFonts w:ascii="Times New Roman" w:eastAsiaTheme="minorEastAsia" w:hAnsi="Times New Roman" w:cs="Times New Roman" w:hint="eastAsia"/>
-          <w:color w:val="000000" w:themeColor="text1"/>
-          <w:sz w:val="21"/>
-          <w:szCs w:val="21"/>
-        </w:rPr>
-        <w:t>不能发的原因是，</w:t>
-      </w:r>
-      <w:r>
-        <w:rPr>
-          <w:rFonts w:ascii="Times New Roman" w:eastAsiaTheme="minorEastAsia" w:hAnsi="Times New Roman" w:cs="Times New Roman" w:hint="eastAsia"/>
-          <w:color w:val="000000" w:themeColor="text1"/>
-          <w:sz w:val="21"/>
-          <w:szCs w:val="21"/>
-        </w:rPr>
-        <w:t>A</w:t>
-      </w:r>
-      <w:r>
-        <w:rPr>
-          <w:rFonts w:ascii="Times New Roman" w:eastAsiaTheme="minorEastAsia" w:hAnsi="Times New Roman" w:cs="Times New Roman" w:hint="eastAsia"/>
-          <w:color w:val="000000" w:themeColor="text1"/>
-          <w:sz w:val="21"/>
-          <w:szCs w:val="21"/>
-        </w:rPr>
-        <w:t>不知道第一个报文</w:t>
-      </w:r>
-      <w:r>
-        <w:rPr>
-          <w:rFonts w:ascii="Times New Roman" w:eastAsiaTheme="minorEastAsia" w:hAnsi="Times New Roman" w:cs="Times New Roman" w:hint="eastAsia"/>
-          <w:color w:val="000000" w:themeColor="text1"/>
-          <w:sz w:val="21"/>
-          <w:szCs w:val="21"/>
-        </w:rPr>
-        <w:t>B</w:t>
-      </w:r>
-      <w:r>
-        <w:rPr>
-          <w:rFonts w:ascii="Times New Roman" w:eastAsiaTheme="minorEastAsia" w:hAnsi="Times New Roman" w:cs="Times New Roman" w:hint="eastAsia"/>
-          <w:color w:val="000000" w:themeColor="text1"/>
-          <w:sz w:val="21"/>
-          <w:szCs w:val="21"/>
-        </w:rPr>
-        <w:t>是否收到，也即</w:t>
-      </w:r>
-      <w:r>
-        <w:rPr>
-          <w:rFonts w:ascii="Times New Roman" w:eastAsiaTheme="minorEastAsia" w:hAnsi="Times New Roman" w:cs="Times New Roman" w:hint="eastAsia"/>
-          <w:color w:val="000000" w:themeColor="text1"/>
-          <w:sz w:val="21"/>
-          <w:szCs w:val="21"/>
-        </w:rPr>
-        <w:t>A</w:t>
-      </w:r>
-      <w:r>
-        <w:rPr>
-          <w:rFonts w:ascii="Times New Roman" w:eastAsiaTheme="minorEastAsia" w:hAnsi="Times New Roman" w:cs="Times New Roman" w:hint="eastAsia"/>
-          <w:color w:val="000000" w:themeColor="text1"/>
-          <w:sz w:val="21"/>
-          <w:szCs w:val="21"/>
-        </w:rPr>
-        <w:t>不知道</w:t>
-      </w:r>
-      <w:r>
-        <w:rPr>
-          <w:rFonts w:ascii="Times New Roman" w:eastAsiaTheme="minorEastAsia" w:hAnsi="Times New Roman" w:cs="Times New Roman"/>
-          <w:color w:val="000000" w:themeColor="text1"/>
-          <w:sz w:val="21"/>
-          <w:szCs w:val="21"/>
-        </w:rPr>
-        <w:t>B</w:t>
-      </w:r>
-      <w:r>
-        <w:rPr>
-          <w:rFonts w:ascii="Times New Roman" w:eastAsiaTheme="minorEastAsia" w:hAnsi="Times New Roman" w:cs="Times New Roman" w:hint="eastAsia"/>
-          <w:color w:val="000000" w:themeColor="text1"/>
-          <w:sz w:val="21"/>
-          <w:szCs w:val="21"/>
-        </w:rPr>
-        <w:t>是否知道自己的的初始序号为</w:t>
-      </w:r>
-      <w:r>
-        <w:rPr>
-          <w:rFonts w:ascii="Times New Roman" w:eastAsiaTheme="minorEastAsia" w:hAnsi="Times New Roman" w:cs="Times New Roman" w:hint="eastAsia"/>
-          <w:color w:val="000000" w:themeColor="text1"/>
-          <w:sz w:val="21"/>
-          <w:szCs w:val="21"/>
-        </w:rPr>
-        <w:t>x</w:t>
-      </w:r>
-      <w:r>
-        <w:rPr>
-          <w:rFonts w:ascii="Times New Roman" w:eastAsiaTheme="minorEastAsia" w:hAnsi="Times New Roman" w:cs="Times New Roman" w:hint="eastAsia"/>
-          <w:color w:val="000000" w:themeColor="text1"/>
-          <w:sz w:val="21"/>
-          <w:szCs w:val="21"/>
-        </w:rPr>
-        <w:t>。</w:t>
-      </w:r>
-    </w:p>
-    <w:p>
-      <w:pPr>
-        <w:pStyle w:val="a8"/>
+        <w:ind w:firstLineChars="0"/>
+      </w:pPr>
+      <w:r>
+        <w:rPr>
+          <w:rFonts w:hint="eastAsia"/>
+        </w:rPr>
+        <w:t>一个单位拥有两个办公场所，各自一个专用网，要使两个专用网之间可以通信</w:t>
+      </w:r>
+      <w:r>
+        <w:rPr>
+          <w:rFonts w:hint="eastAsia"/>
+        </w:rPr>
+        <w:t>（前提是两个专网的私有I</w:t>
+      </w:r>
+      <w:r>
+        <w:t>P</w:t>
+      </w:r>
+      <w:r>
+        <w:rPr>
+          <w:rFonts w:hint="eastAsia"/>
+        </w:rPr>
+        <w:t>地址不能相同）</w:t>
+      </w:r>
+      <w:r>
+        <w:rPr>
+          <w:rFonts w:hint="eastAsia"/>
+        </w:rPr>
+        <w:t>，则使用V</w:t>
+      </w:r>
+      <w:r>
+        <w:t>PN</w:t>
+      </w:r>
+      <w:r>
+        <w:rPr>
+          <w:rFonts w:hint="eastAsia"/>
+        </w:rPr>
+        <w:t>（</w:t>
+      </w:r>
+      <w:r>
+        <w:rPr>
+          <w:rFonts w:hint="eastAsia"/>
+        </w:rPr>
+        <w:t>虚拟专用网</w:t>
+      </w:r>
+      <w:r>
+        <w:rPr>
+          <w:rFonts w:hint="eastAsia"/>
+        </w:rPr>
+        <w:t>）</w:t>
+      </w:r>
+      <w:r>
+        <w:rPr>
+          <w:rFonts w:hint="eastAsia"/>
+        </w:rPr>
+        <w:t>技术。</w:t>
+      </w:r>
+      <w:r>
+        <w:rPr>
+          <w:rFonts w:hint="eastAsia"/>
+        </w:rPr>
+        <w:t>V</w:t>
+      </w:r>
+      <w:r>
+        <w:t>PN</w:t>
+      </w:r>
+      <w:r>
+        <w:rPr>
+          <w:rFonts w:hint="eastAsia"/>
+        </w:rPr>
+        <w:t>要求两个私网各有一个具有合法的公网I</w:t>
+      </w:r>
+      <w:r>
+        <w:t>P</w:t>
+      </w:r>
+      <w:r>
+        <w:rPr>
+          <w:rFonts w:hint="eastAsia"/>
+        </w:rPr>
+        <w:t>的路由器作为出入口，采用隧道技术，即</w:t>
+      </w:r>
+      <w:r>
+        <w:rPr>
+          <w:rFonts w:hint="eastAsia"/>
+        </w:rPr>
+        <w:t>对</w:t>
+      </w:r>
+      <w:r>
+        <w:rPr>
+          <w:rFonts w:hint="eastAsia"/>
+        </w:rPr>
+        <w:t>原数据报</w:t>
+      </w:r>
+      <w:r>
+        <w:rPr>
+          <w:rFonts w:hint="eastAsia"/>
+        </w:rPr>
+        <w:t>加密</w:t>
+      </w:r>
+      <w:r>
+        <w:rPr>
+          <w:rFonts w:hint="eastAsia"/>
+        </w:rPr>
+        <w:t>、作为新数据报的数据部分再次封装（此时源I</w:t>
+      </w:r>
+      <w:r>
+        <w:t>P</w:t>
+      </w:r>
+      <w:r>
+        <w:rPr>
+          <w:rFonts w:hint="eastAsia"/>
+        </w:rPr>
+        <w:t>和目的I</w:t>
+      </w:r>
+      <w:r>
+        <w:t>P</w:t>
+      </w:r>
+      <w:r>
+        <w:rPr>
+          <w:rFonts w:hint="eastAsia"/>
+        </w:rPr>
+        <w:t>分别为出入口路由器的I</w:t>
+      </w:r>
+      <w:r>
+        <w:t>P</w:t>
+      </w:r>
+      <w:r>
+        <w:rPr>
+          <w:rFonts w:hint="eastAsia"/>
+        </w:rPr>
+        <w:t>）、在公网传输</w:t>
+      </w:r>
+      <w:r>
+        <w:t xml:space="preserve"> </w:t>
+      </w:r>
+    </w:p>
+    <w:p>
+      <w:pPr>
+        <w:pStyle w:val="a3"/>
         <w:numPr>
           <w:ilvl w:val="0"/>
-          <w:numId w:val="7"/>
+          <w:numId w:val="9"/>
         </w:numPr>
-        <w:shd w:val="clear" w:color="auto" w:fill="FFFFFF"/>
-        <w:spacing w:before="0" w:beforeAutospacing="0" w:after="0" w:afterAutospacing="0"/>
-        <w:ind w:leftChars="200" w:left="840"/>
-        <w:rPr>
-          <w:rFonts w:ascii="Times New Roman" w:eastAsiaTheme="minorEastAsia" w:hAnsi="Times New Roman" w:cs="Times New Roman"/>
-          <w:color w:val="000000" w:themeColor="text1"/>
-          <w:sz w:val="21"/>
-          <w:szCs w:val="21"/>
-        </w:rPr>
-      </w:pPr>
-      <w:r>
-        <w:rPr>
-          <w:rFonts w:ascii="Times New Roman" w:eastAsiaTheme="minorEastAsia" w:hAnsi="Times New Roman" w:cs="Times New Roman"/>
-          <w:color w:val="000000" w:themeColor="text1"/>
-          <w:sz w:val="21"/>
-          <w:szCs w:val="21"/>
-        </w:rPr>
-        <w:t>假定此时</w:t>
-      </w:r>
-      <w:r>
-        <w:rPr>
-          <w:rFonts w:ascii="Times New Roman" w:eastAsiaTheme="minorEastAsia" w:hAnsi="Times New Roman" w:cs="Times New Roman"/>
-          <w:color w:val="000000" w:themeColor="text1"/>
-          <w:sz w:val="21"/>
-          <w:szCs w:val="21"/>
-        </w:rPr>
-        <w:t>B</w:t>
-      </w:r>
-      <w:r>
-        <w:rPr>
-          <w:rFonts w:ascii="Times New Roman" w:eastAsiaTheme="minorEastAsia" w:hAnsi="Times New Roman" w:cs="Times New Roman"/>
-          <w:color w:val="000000" w:themeColor="text1"/>
-          <w:sz w:val="21"/>
-          <w:szCs w:val="21"/>
-        </w:rPr>
-        <w:t>有数据发送，</w:t>
-      </w:r>
-      <w:r>
-        <w:rPr>
-          <w:rFonts w:ascii="Times New Roman" w:eastAsiaTheme="minorEastAsia" w:hAnsi="Times New Roman" w:cs="Times New Roman" w:hint="eastAsia"/>
-          <w:color w:val="000000" w:themeColor="text1"/>
-          <w:sz w:val="21"/>
-          <w:szCs w:val="21"/>
-        </w:rPr>
-        <w:t>则所发报文的</w:t>
-      </w:r>
-      <w:r>
-        <w:rPr>
-          <w:rFonts w:ascii="Times New Roman" w:eastAsiaTheme="minorEastAsia" w:hAnsi="Times New Roman" w:cs="Times New Roman" w:hint="eastAsia"/>
-          <w:color w:val="000000" w:themeColor="text1"/>
-          <w:sz w:val="21"/>
-          <w:szCs w:val="21"/>
-        </w:rPr>
-        <w:t>Seq=y</w:t>
-      </w:r>
-      <w:r>
-        <w:rPr>
-          <w:rFonts w:ascii="Times New Roman" w:eastAsiaTheme="minorEastAsia" w:hAnsi="Times New Roman" w:cs="Times New Roman" w:hint="eastAsia"/>
-          <w:color w:val="000000" w:themeColor="text1"/>
-          <w:sz w:val="21"/>
-          <w:szCs w:val="21"/>
-        </w:rPr>
-        <w:t>，但由于</w:t>
-      </w:r>
-      <w:r>
-        <w:rPr>
-          <w:rFonts w:ascii="Times New Roman" w:eastAsiaTheme="minorEastAsia" w:hAnsi="Times New Roman" w:cs="Times New Roman" w:hint="eastAsia"/>
-          <w:color w:val="000000" w:themeColor="text1"/>
-          <w:sz w:val="21"/>
-          <w:szCs w:val="21"/>
-        </w:rPr>
-        <w:t>A</w:t>
-      </w:r>
-      <w:r>
-        <w:rPr>
-          <w:rFonts w:ascii="Times New Roman" w:eastAsiaTheme="minorEastAsia" w:hAnsi="Times New Roman" w:cs="Times New Roman" w:hint="eastAsia"/>
-          <w:color w:val="000000" w:themeColor="text1"/>
-          <w:sz w:val="21"/>
-          <w:szCs w:val="21"/>
-        </w:rPr>
-        <w:t>不知道</w:t>
-      </w:r>
-      <w:r>
-        <w:rPr>
-          <w:rFonts w:ascii="Times New Roman" w:eastAsiaTheme="minorEastAsia" w:hAnsi="Times New Roman" w:cs="Times New Roman"/>
-          <w:color w:val="000000" w:themeColor="text1"/>
-          <w:sz w:val="21"/>
-          <w:szCs w:val="21"/>
-        </w:rPr>
-        <w:t>B</w:t>
-      </w:r>
-      <w:r>
-        <w:rPr>
-          <w:rFonts w:ascii="Times New Roman" w:eastAsiaTheme="minorEastAsia" w:hAnsi="Times New Roman" w:cs="Times New Roman" w:hint="eastAsia"/>
-          <w:color w:val="000000" w:themeColor="text1"/>
-          <w:sz w:val="21"/>
-          <w:szCs w:val="21"/>
-        </w:rPr>
-        <w:t>的初始序号为</w:t>
-      </w:r>
-      <w:r>
-        <w:rPr>
-          <w:rFonts w:ascii="Times New Roman" w:eastAsiaTheme="minorEastAsia" w:hAnsi="Times New Roman" w:cs="Times New Roman" w:hint="eastAsia"/>
-          <w:color w:val="000000" w:themeColor="text1"/>
-          <w:sz w:val="21"/>
-          <w:szCs w:val="21"/>
-        </w:rPr>
-        <w:t>y</w:t>
-      </w:r>
-      <w:r>
-        <w:rPr>
-          <w:rFonts w:ascii="Times New Roman" w:eastAsiaTheme="minorEastAsia" w:hAnsi="Times New Roman" w:cs="Times New Roman" w:hint="eastAsia"/>
-          <w:color w:val="000000" w:themeColor="text1"/>
-          <w:sz w:val="21"/>
-          <w:szCs w:val="21"/>
-        </w:rPr>
-        <w:t>（第二个报文丢失了），</w:t>
-      </w:r>
-      <w:r>
-        <w:rPr>
-          <w:rFonts w:ascii="Times New Roman" w:eastAsiaTheme="minorEastAsia" w:hAnsi="Times New Roman" w:cs="Times New Roman" w:hint="eastAsia"/>
-          <w:color w:val="000000" w:themeColor="text1"/>
-          <w:sz w:val="21"/>
-          <w:szCs w:val="21"/>
-        </w:rPr>
-        <w:t>A</w:t>
-      </w:r>
-      <w:r>
-        <w:rPr>
-          <w:rFonts w:ascii="Times New Roman" w:eastAsiaTheme="minorEastAsia" w:hAnsi="Times New Roman" w:cs="Times New Roman"/>
-          <w:color w:val="000000" w:themeColor="text1"/>
-          <w:sz w:val="21"/>
-          <w:szCs w:val="21"/>
-        </w:rPr>
-        <w:t>收到</w:t>
-      </w:r>
-      <w:r>
-        <w:rPr>
-          <w:rFonts w:ascii="Times New Roman" w:eastAsiaTheme="minorEastAsia" w:hAnsi="Times New Roman" w:cs="Times New Roman" w:hint="eastAsia"/>
-          <w:color w:val="000000" w:themeColor="text1"/>
-          <w:sz w:val="21"/>
-          <w:szCs w:val="21"/>
-        </w:rPr>
-        <w:t>B</w:t>
-      </w:r>
-      <w:r>
-        <w:rPr>
-          <w:rFonts w:ascii="Times New Roman" w:eastAsiaTheme="minorEastAsia" w:hAnsi="Times New Roman" w:cs="Times New Roman"/>
-          <w:color w:val="000000" w:themeColor="text1"/>
-          <w:sz w:val="21"/>
-          <w:szCs w:val="21"/>
-        </w:rPr>
+        <w:ind w:firstLineChars="0"/>
+      </w:pPr>
+      <w:r>
+        <w:rPr>
+          <w:rFonts w:hint="eastAsia"/>
+        </w:rPr>
+        <w:t>私</w:t>
+      </w:r>
+      <w:r>
+        <w:rPr>
+          <w:rFonts w:hint="eastAsia"/>
+        </w:rPr>
+        <w:t>网</w:t>
+      </w:r>
+      <w:r>
+        <w:rPr>
+          <w:rFonts w:hint="eastAsia"/>
+        </w:rPr>
+        <w:t>内主机要和</w:t>
+      </w:r>
+      <w:r>
+        <w:rPr>
+          <w:rFonts w:hint="eastAsia"/>
+        </w:rPr>
+        <w:t>互联网</w:t>
+      </w:r>
+      <w:r>
+        <w:rPr>
+          <w:rFonts w:hint="eastAsia"/>
+        </w:rPr>
+        <w:t>主机</w:t>
+      </w:r>
+      <w:r>
+        <w:rPr>
+          <w:rFonts w:hint="eastAsia"/>
+        </w:rPr>
+        <w:t>通信，则需要N</w:t>
+      </w:r>
+      <w:r>
+        <w:t>AT</w:t>
+      </w:r>
+      <w:r>
+        <w:rPr>
+          <w:rFonts w:hint="eastAsia"/>
+        </w:rPr>
+        <w:t>路由器。</w:t>
+      </w:r>
+      <w:r>
+        <w:rPr>
+          <w:rFonts w:hint="eastAsia"/>
+        </w:rPr>
+        <w:t>将源地址由私网I</w:t>
+      </w:r>
+      <w:r>
+        <w:t>P</w:t>
+      </w:r>
+      <w:r>
+        <w:rPr>
+          <w:rFonts w:hint="eastAsia"/>
+        </w:rPr>
+        <w:t>+端口号</w:t>
+      </w:r>
+      <w:r>
+        <w:rPr>
+          <w:rFonts w:hint="eastAsia"/>
+        </w:rPr>
+        <w:t>变为N</w:t>
+      </w:r>
+      <w:r>
+        <w:t>AT</w:t>
+      </w:r>
+      <w:r>
+        <w:rPr>
+          <w:rFonts w:hint="eastAsia"/>
+        </w:rPr>
+        <w:t>路由器的公网I</w:t>
+      </w:r>
+      <w:r>
+        <w:t>P+</w:t>
+      </w:r>
+      <w:r>
+        <w:rPr>
+          <w:rFonts w:hint="eastAsia"/>
+        </w:rPr>
+        <w:t>端口号，发送</w:t>
+      </w:r>
+    </w:p>
+    <w:p>
+      <w:r>
+        <w:rPr>
+          <w:rFonts w:hint="eastAsia"/>
+        </w:rPr>
+        <w:t>私网I</w:t>
+      </w:r>
+      <w:r>
+        <w:t>P</w:t>
+      </w:r>
+      <w:r>
+        <w:rPr>
+          <w:rFonts w:hint="eastAsia"/>
+        </w:rPr>
+        <w:t>地址规定为</w:t>
+      </w:r>
+      <w:r>
+        <w:t>10.0.0.0 到 10.255.255.255</w:t>
+      </w:r>
+      <w:r>
+        <w:rPr>
+          <w:rFonts w:hint="eastAsia"/>
+        </w:rPr>
+        <w:t>，</w:t>
+      </w:r>
+      <w:r>
+        <w:rPr>
+          <w:rFonts w:hint="eastAsia"/>
+        </w:rPr>
+        <w:t>以及</w:t>
+      </w:r>
+      <w:r>
+        <w:t>172.16.0.0</w:t>
+      </w:r>
+      <w:r>
+        <w:t>到172.31</w:t>
+      </w:r>
+      <w:r>
+        <w:rPr>
+          <w:rFonts w:hint="eastAsia"/>
+        </w:rPr>
+        <w:t>.</w:t>
+      </w:r>
+      <w:r>
+        <w:t>255.255</w:t>
+      </w:r>
+      <w:r>
+        <w:rPr>
+          <w:rFonts w:hint="eastAsia"/>
+        </w:rPr>
+        <w:t>，以及</w:t>
+      </w:r>
+      <w:r>
+        <w:t>192.168.0.0 到 192.168.255.255</w:t>
+      </w:r>
+      <w:r>
+        <w:rPr>
+          <w:rFonts w:hint="eastAsia"/>
+        </w:rPr>
+        <w:t>。</w:t>
+      </w:r>
+      <w:r>
+        <w:rPr>
+          <w:rFonts w:hint="eastAsia"/>
+        </w:rPr>
+        <w:t>这三段</w:t>
+      </w:r>
+      <w:r>
         <w:t>的</w:t>
       </w:r>
       <w:r>
-        <w:rPr>
-          <w:rFonts w:ascii="Times New Roman" w:eastAsiaTheme="minorEastAsia" w:hAnsi="Times New Roman" w:cs="Times New Roman" w:hint="eastAsia"/>
-          <w:color w:val="000000" w:themeColor="text1"/>
-          <w:sz w:val="21"/>
-          <w:szCs w:val="21"/>
-        </w:rPr>
-        <w:t>报文后</w:t>
-      </w:r>
-      <w:r>
-        <w:rPr>
-          <w:rFonts w:ascii="Times New Roman" w:eastAsiaTheme="minorEastAsia" w:hAnsi="Times New Roman" w:cs="Times New Roman"/>
-          <w:color w:val="000000" w:themeColor="text1"/>
-          <w:sz w:val="21"/>
-          <w:szCs w:val="21"/>
-        </w:rPr>
-        <w:t>，</w:t>
-      </w:r>
-      <w:r>
-        <w:rPr>
-          <w:rFonts w:ascii="Times New Roman" w:eastAsiaTheme="minorEastAsia" w:hAnsi="Times New Roman" w:cs="Times New Roman" w:hint="eastAsia"/>
-          <w:color w:val="000000" w:themeColor="text1"/>
-          <w:sz w:val="21"/>
-          <w:szCs w:val="21"/>
-        </w:rPr>
-        <w:t>不知道这是当前</w:t>
-      </w:r>
-      <w:r>
-        <w:rPr>
-          <w:rFonts w:ascii="Times New Roman" w:eastAsiaTheme="minorEastAsia" w:hAnsi="Times New Roman" w:cs="Times New Roman" w:hint="eastAsia"/>
-          <w:color w:val="000000" w:themeColor="text1"/>
-          <w:sz w:val="21"/>
-          <w:szCs w:val="21"/>
-        </w:rPr>
-        <w:t>T</w:t>
-      </w:r>
-      <w:r>
-        <w:rPr>
-          <w:rFonts w:ascii="Times New Roman" w:eastAsiaTheme="minorEastAsia" w:hAnsi="Times New Roman" w:cs="Times New Roman"/>
-          <w:color w:val="000000" w:themeColor="text1"/>
-          <w:sz w:val="21"/>
-          <w:szCs w:val="21"/>
-        </w:rPr>
-        <w:t>CP</w:t>
-      </w:r>
-      <w:r>
-        <w:rPr>
-          <w:rFonts w:ascii="Times New Roman" w:eastAsiaTheme="minorEastAsia" w:hAnsi="Times New Roman" w:cs="Times New Roman" w:hint="eastAsia"/>
-          <w:color w:val="000000" w:themeColor="text1"/>
-          <w:sz w:val="21"/>
-          <w:szCs w:val="21"/>
-        </w:rPr>
-        <w:t>连接</w:t>
-      </w:r>
-      <w:r>
-        <w:rPr>
-          <w:rFonts w:ascii="Times New Roman" w:eastAsiaTheme="minorEastAsia" w:hAnsi="Times New Roman" w:cs="Times New Roman" w:hint="eastAsia"/>
-          <w:color w:val="000000" w:themeColor="text1"/>
-          <w:sz w:val="21"/>
-          <w:szCs w:val="21"/>
-        </w:rPr>
-        <w:t>B</w:t>
-      </w:r>
-      <w:r>
-        <w:rPr>
-          <w:rFonts w:ascii="Times New Roman" w:eastAsiaTheme="minorEastAsia" w:hAnsi="Times New Roman" w:cs="Times New Roman" w:hint="eastAsia"/>
-          <w:color w:val="000000" w:themeColor="text1"/>
-          <w:sz w:val="21"/>
-          <w:szCs w:val="21"/>
-        </w:rPr>
-        <w:t>发的报文还是之前延时到达的报文（如上上次</w:t>
-      </w:r>
-      <w:r>
-        <w:rPr>
-          <w:rFonts w:ascii="Times New Roman" w:eastAsiaTheme="minorEastAsia" w:hAnsi="Times New Roman" w:cs="Times New Roman" w:hint="eastAsia"/>
-          <w:color w:val="000000" w:themeColor="text1"/>
-          <w:sz w:val="21"/>
-          <w:szCs w:val="21"/>
-        </w:rPr>
-        <w:t>T</w:t>
-      </w:r>
-      <w:r>
-        <w:rPr>
-          <w:rFonts w:ascii="Times New Roman" w:eastAsiaTheme="minorEastAsia" w:hAnsi="Times New Roman" w:cs="Times New Roman"/>
-          <w:color w:val="000000" w:themeColor="text1"/>
-          <w:sz w:val="21"/>
-          <w:szCs w:val="21"/>
-        </w:rPr>
-        <w:t>CP</w:t>
-      </w:r>
-      <w:r>
-        <w:rPr>
-          <w:rFonts w:ascii="Times New Roman" w:eastAsiaTheme="minorEastAsia" w:hAnsi="Times New Roman" w:cs="Times New Roman" w:hint="eastAsia"/>
-          <w:color w:val="000000" w:themeColor="text1"/>
-          <w:sz w:val="21"/>
-          <w:szCs w:val="21"/>
-        </w:rPr>
-        <w:t>连接期间</w:t>
-      </w:r>
-      <w:r>
-        <w:rPr>
-          <w:rFonts w:ascii="Times New Roman" w:eastAsiaTheme="minorEastAsia" w:hAnsi="Times New Roman" w:cs="Times New Roman" w:hint="eastAsia"/>
-          <w:color w:val="000000" w:themeColor="text1"/>
-          <w:sz w:val="21"/>
-          <w:szCs w:val="21"/>
-        </w:rPr>
-        <w:t>B</w:t>
-      </w:r>
-      <w:r>
-        <w:rPr>
-          <w:rFonts w:ascii="Times New Roman" w:eastAsiaTheme="minorEastAsia" w:hAnsi="Times New Roman" w:cs="Times New Roman" w:hint="eastAsia"/>
-          <w:color w:val="000000" w:themeColor="text1"/>
-          <w:sz w:val="21"/>
-          <w:szCs w:val="21"/>
-        </w:rPr>
-        <w:t>发向</w:t>
-      </w:r>
-      <w:r>
-        <w:rPr>
-          <w:rFonts w:ascii="Times New Roman" w:eastAsiaTheme="minorEastAsia" w:hAnsi="Times New Roman" w:cs="Times New Roman" w:hint="eastAsia"/>
-          <w:color w:val="000000" w:themeColor="text1"/>
-          <w:sz w:val="21"/>
-          <w:szCs w:val="21"/>
-        </w:rPr>
-        <w:t>A</w:t>
-      </w:r>
-      <w:r>
-        <w:rPr>
-          <w:rFonts w:ascii="Times New Roman" w:eastAsiaTheme="minorEastAsia" w:hAnsi="Times New Roman" w:cs="Times New Roman" w:hint="eastAsia"/>
-          <w:color w:val="000000" w:themeColor="text1"/>
-          <w:sz w:val="21"/>
-          <w:szCs w:val="21"/>
-        </w:rPr>
-        <w:t>的报文滞留在网络中，现在到达了）</w:t>
-      </w:r>
-      <w:r>
-        <w:rPr>
-          <w:rFonts w:ascii="Times New Roman" w:eastAsiaTheme="minorEastAsia" w:hAnsi="Times New Roman" w:cs="Times New Roman" w:hint="eastAsia"/>
-          <w:color w:val="000000" w:themeColor="text1"/>
-          <w:sz w:val="21"/>
-          <w:szCs w:val="21"/>
-        </w:rPr>
-        <w:t>，没法处理之。</w:t>
-      </w:r>
-      <w:r>
-        <w:rPr>
-          <w:rFonts w:hint="eastAsia"/>
-        </w:rPr>
-        <w:t xml:space="preserve"> </w:t>
-      </w:r>
-    </w:p>
-    <w:p>
-      <w:pPr>
-        <w:pStyle w:val="a8"/>
-        <w:numPr>
-          <w:ilvl w:val="0"/>
-          <w:numId w:val="4"/>
-        </w:numPr>
-        <w:shd w:val="clear" w:color="auto" w:fill="FFFFFF"/>
-        <w:spacing w:before="0" w:beforeAutospacing="0" w:after="0" w:afterAutospacing="0"/>
-      </w:pPr>
-      <w:r>
-        <w:rPr>
-          <w:rFonts w:ascii="Times New Roman" w:eastAsiaTheme="minorEastAsia" w:hAnsi="Times New Roman" w:cs="Times New Roman" w:hint="eastAsia"/>
-          <w:color w:val="000000" w:themeColor="text1"/>
-          <w:sz w:val="21"/>
-          <w:szCs w:val="21"/>
-        </w:rPr>
-        <w:t>三次握手</w:t>
-      </w:r>
-      <w:r>
-        <w:rPr>
-          <w:rFonts w:ascii="Times New Roman" w:eastAsiaTheme="minorEastAsia" w:hAnsi="Times New Roman" w:cs="Times New Roman" w:hint="eastAsia"/>
-          <w:color w:val="000000" w:themeColor="text1"/>
-          <w:sz w:val="21"/>
-          <w:szCs w:val="21"/>
-        </w:rPr>
-        <w:t>防止已失效的连接请求报文段突然又传送到了服务端，因而产生错误</w:t>
-      </w:r>
-      <w:r>
-        <w:rPr>
-          <w:rFonts w:ascii="Times New Roman" w:eastAsiaTheme="minorEastAsia" w:hAnsi="Times New Roman" w:cs="Times New Roman" w:hint="eastAsia"/>
-          <w:color w:val="000000" w:themeColor="text1"/>
-          <w:sz w:val="21"/>
-          <w:szCs w:val="21"/>
-        </w:rPr>
-        <w:t>。二次握手不行，</w:t>
-      </w:r>
-      <w:r>
-        <w:rPr>
-          <w:rFonts w:ascii="Times New Roman" w:eastAsiaTheme="minorEastAsia" w:hAnsi="Times New Roman" w:cs="Times New Roman" w:hint="eastAsia"/>
-          <w:color w:val="000000" w:themeColor="text1"/>
-          <w:sz w:val="21"/>
-          <w:szCs w:val="21"/>
-        </w:rPr>
-        <w:t>B</w:t>
-      </w:r>
-      <w:r>
-        <w:rPr>
-          <w:rFonts w:ascii="Times New Roman" w:eastAsiaTheme="minorEastAsia" w:hAnsi="Times New Roman" w:cs="Times New Roman" w:hint="eastAsia"/>
-          <w:color w:val="000000" w:themeColor="text1"/>
-          <w:sz w:val="21"/>
-          <w:szCs w:val="21"/>
-        </w:rPr>
-        <w:t>认为连接建立，给</w:t>
-      </w:r>
-      <w:r>
-        <w:rPr>
-          <w:rFonts w:ascii="Times New Roman" w:eastAsiaTheme="minorEastAsia" w:hAnsi="Times New Roman" w:cs="Times New Roman" w:hint="eastAsia"/>
-          <w:color w:val="000000" w:themeColor="text1"/>
-          <w:sz w:val="21"/>
-          <w:szCs w:val="21"/>
-        </w:rPr>
-        <w:t>A</w:t>
-      </w:r>
-      <w:r>
-        <w:rPr>
-          <w:rFonts w:ascii="Times New Roman" w:eastAsiaTheme="minorEastAsia" w:hAnsi="Times New Roman" w:cs="Times New Roman" w:hint="eastAsia"/>
-          <w:color w:val="000000" w:themeColor="text1"/>
-          <w:sz w:val="21"/>
-          <w:szCs w:val="21"/>
-        </w:rPr>
-        <w:t>发数据，没</w:t>
-      </w:r>
-      <w:r>
-        <w:rPr>
-          <w:rFonts w:ascii="Times New Roman" w:eastAsiaTheme="minorEastAsia" w:hAnsi="Times New Roman" w:cs="Times New Roman"/>
-          <w:color w:val="000000" w:themeColor="text1"/>
-          <w:sz w:val="21"/>
-          <w:szCs w:val="21"/>
-        </w:rPr>
-        <w:t>ACK</w:t>
-      </w:r>
-      <w:r>
-        <w:rPr>
-          <w:rFonts w:ascii="Times New Roman" w:eastAsiaTheme="minorEastAsia" w:hAnsi="Times New Roman" w:cs="Times New Roman" w:hint="eastAsia"/>
-          <w:color w:val="000000" w:themeColor="text1"/>
-          <w:sz w:val="21"/>
-          <w:szCs w:val="21"/>
-        </w:rPr>
-        <w:t>，一直超时</w:t>
-      </w:r>
-      <w:r>
-        <w:rPr>
-          <w:rFonts w:ascii="Times New Roman" w:eastAsiaTheme="minorEastAsia" w:hAnsi="Times New Roman" w:cs="Times New Roman" w:hint="eastAsia"/>
-          <w:color w:val="000000" w:themeColor="text1"/>
-          <w:sz w:val="21"/>
-          <w:szCs w:val="21"/>
-        </w:rPr>
-        <w:t>重传，连接也无法通过四次握手释放。</w:t>
-      </w:r>
-    </w:p>
-    <w:p>
-      <w:pPr>
-        <w:pStyle w:val="a8"/>
-        <w:shd w:val="clear" w:color="auto" w:fill="FFFFFF"/>
-        <w:spacing w:before="0" w:beforeAutospacing="0" w:after="0" w:afterAutospacing="0"/>
-        <w:rPr>
-          <w:rFonts w:ascii="Times New Roman" w:eastAsiaTheme="minorEastAsia" w:hAnsi="Times New Roman" w:cs="Times New Roman"/>
-          <w:color w:val="000000" w:themeColor="text1"/>
-          <w:sz w:val="21"/>
-          <w:szCs w:val="21"/>
-        </w:rPr>
-      </w:pPr>
-      <w:r>
-        <w:rPr>
-          <w:rFonts w:ascii="Times New Roman" w:eastAsiaTheme="minorEastAsia" w:hAnsi="Times New Roman" w:cs="Times New Roman" w:hint="eastAsia"/>
-          <w:color w:val="000000" w:themeColor="text1"/>
-          <w:sz w:val="21"/>
-          <w:szCs w:val="21"/>
-        </w:rPr>
-        <w:t>总结：</w:t>
-      </w:r>
-      <w:r>
-        <w:rPr>
-          <w:rFonts w:ascii="Times New Roman" w:eastAsiaTheme="minorEastAsia" w:hAnsi="Times New Roman" w:cs="Times New Roman" w:hint="eastAsia"/>
-          <w:color w:val="000000" w:themeColor="text1"/>
-          <w:sz w:val="21"/>
-          <w:szCs w:val="21"/>
-        </w:rPr>
-        <w:t>通信双方需要三次握手来</w:t>
-      </w:r>
-      <w:r>
-        <w:rPr>
-          <w:rFonts w:ascii="Times New Roman" w:eastAsiaTheme="minorEastAsia" w:hAnsi="Times New Roman" w:cs="Times New Roman" w:hint="eastAsia"/>
-          <w:color w:val="000000" w:themeColor="text1"/>
-          <w:sz w:val="21"/>
-          <w:szCs w:val="21"/>
-        </w:rPr>
-        <w:t>分别确认</w:t>
-      </w:r>
-      <w:r>
-        <w:rPr>
-          <w:rFonts w:ascii="Times New Roman" w:eastAsiaTheme="minorEastAsia" w:hAnsi="Times New Roman" w:cs="Times New Roman" w:hint="eastAsia"/>
-          <w:color w:val="000000" w:themeColor="text1"/>
-          <w:sz w:val="21"/>
-          <w:szCs w:val="21"/>
-        </w:rPr>
-        <w:t>对方收到了自己的初始</w:t>
-      </w:r>
-      <w:r>
-        <w:rPr>
-          <w:rFonts w:ascii="Times New Roman" w:eastAsiaTheme="minorEastAsia" w:hAnsi="Times New Roman" w:cs="Times New Roman" w:hint="eastAsia"/>
-          <w:color w:val="000000" w:themeColor="text1"/>
-          <w:sz w:val="21"/>
-          <w:szCs w:val="21"/>
-        </w:rPr>
-        <w:t>序号，</w:t>
-      </w:r>
-      <w:r>
-        <w:rPr>
-          <w:rFonts w:ascii="Times New Roman" w:eastAsiaTheme="minorEastAsia" w:hAnsi="Times New Roman" w:cs="Times New Roman" w:hint="eastAsia"/>
-          <w:color w:val="000000" w:themeColor="text1"/>
-          <w:sz w:val="21"/>
-          <w:szCs w:val="21"/>
-        </w:rPr>
-        <w:t>之后接收方才可以知道收到的某个承载数据的</w:t>
-      </w:r>
-      <w:r>
-        <w:rPr>
-          <w:rFonts w:ascii="Times New Roman" w:eastAsiaTheme="minorEastAsia" w:hAnsi="Times New Roman" w:cs="Times New Roman" w:hint="eastAsia"/>
-          <w:color w:val="000000" w:themeColor="text1"/>
-          <w:sz w:val="21"/>
-          <w:szCs w:val="21"/>
-        </w:rPr>
-        <w:t>包是新的，而不是在链路中</w:t>
-      </w:r>
-      <w:r>
-        <w:rPr>
-          <w:rFonts w:ascii="Times New Roman" w:eastAsiaTheme="minorEastAsia" w:hAnsi="Times New Roman" w:cs="Times New Roman" w:hint="eastAsia"/>
-          <w:color w:val="000000" w:themeColor="text1"/>
-          <w:sz w:val="21"/>
-          <w:szCs w:val="21"/>
-        </w:rPr>
-        <w:t>delay</w:t>
-      </w:r>
-      <w:r>
-        <w:rPr>
-          <w:rFonts w:ascii="Times New Roman" w:eastAsiaTheme="minorEastAsia" w:hAnsi="Times New Roman" w:cs="Times New Roman" w:hint="eastAsia"/>
-          <w:color w:val="000000" w:themeColor="text1"/>
-          <w:sz w:val="21"/>
-          <w:szCs w:val="21"/>
-        </w:rPr>
-        <w:t>的</w:t>
-      </w:r>
-    </w:p>
-    <w:p>
-      <w:pPr>
-        <w:outlineLvl w:val="0"/>
-        <w:rPr>
-          <w:b/>
-          <w:sz w:val="28"/>
-          <w:szCs w:val="28"/>
-        </w:rPr>
-      </w:pPr>
-      <w:r>
-        <w:rPr>
-          <w:rFonts w:hint="eastAsia"/>
-          <w:b/>
-          <w:sz w:val="28"/>
-          <w:szCs w:val="28"/>
-        </w:rPr>
-        <w:t>网络层：</w:t>
-      </w:r>
-    </w:p>
-    <w:p>
-      <w:r>
-        <w:rPr>
-          <w:rFonts w:hint="eastAsia"/>
-        </w:rPr>
-        <w:t>数据链路层，链路质量好，仅C</w:t>
-      </w:r>
-      <w:r>
-        <w:t>RC</w:t>
-      </w:r>
-      <w:r>
-        <w:rPr>
-          <w:rFonts w:hint="eastAsia"/>
-        </w:rPr>
-        <w:t>检测比特差错；链路质量差，C</w:t>
-      </w:r>
-      <w:r>
-        <w:t>RC</w:t>
-      </w:r>
-      <w:r>
-        <w:rPr>
-          <w:rFonts w:hint="eastAsia"/>
-        </w:rPr>
-        <w:t>和帧丢失、帧重复、帧失序检测</w:t>
-      </w:r>
-    </w:p>
-    <w:p>
-      <w:r>
-        <w:t>TCP</w:t>
-      </w:r>
-      <w:r>
-        <w:rPr>
-          <w:rFonts w:hint="eastAsia"/>
-        </w:rPr>
-        <w:t>、U</w:t>
-      </w:r>
-      <w:r>
-        <w:t>DP</w:t>
-      </w:r>
-      <w:r>
-        <w:rPr>
-          <w:rFonts w:hint="eastAsia"/>
-        </w:rPr>
-        <w:t>首部的检验和字段，检验首部+数据部分</w:t>
+        <w:t>IP</w:t>
+      </w:r>
+      <w:r>
+        <w:t>是预留</w:t>
+      </w:r>
+      <w:r>
+        <w:rPr>
+          <w:rFonts w:hint="eastAsia"/>
+        </w:rPr>
+        <w:t>给私网</w:t>
+      </w:r>
+      <w:r>
+        <w:t>使用</w:t>
+      </w:r>
+      <w:r>
+        <w:rPr>
+          <w:rFonts w:hint="eastAsia"/>
+        </w:rPr>
+        <w:t>。</w:t>
+      </w:r>
+    </w:p>
+    <w:p>
+      <w:r>
+        <w:t>Internet</w:t>
+      </w:r>
+      <w:r>
+        <w:rPr>
+          <w:rFonts w:hint="eastAsia"/>
+        </w:rPr>
+        <w:t>上的路由器不能转发目的地址为私网I</w:t>
+      </w:r>
+      <w:r>
+        <w:t>P</w:t>
+      </w:r>
+      <w:r>
+        <w:rPr>
+          <w:rFonts w:hint="eastAsia"/>
+        </w:rPr>
+        <w:t>的数据报</w:t>
       </w:r>
     </w:p>
     <w:p>
@@ -4459,65 +4067,7 @@
         <w:rPr>
           <w:rFonts w:hint="eastAsia"/>
         </w:rPr>
-        <w:t>首部的检验和字段只检验首部，因为每经过一个路由器首部中总长度、标志、生存时间等字段可能发生变化，不检验数据部分可减少计算量</w:t>
-      </w:r>
-    </w:p>
-    <w:p>
-      <w:r>
-        <w:rPr>
-          <w:rFonts w:hint="eastAsia"/>
-        </w:rPr>
-        <w:t>网络层提供无连接、尽力而为的数据传输服务。不提供服务质量的承诺，不保证分组交付的时限，分组可能丢失、出错、重复、失序</w:t>
-      </w:r>
-      <w:r>
-        <w:rPr>
-          <w:rFonts w:hint="eastAsia"/>
-        </w:rPr>
-        <w:t>。优点：(1</w:t>
-      </w:r>
-      <w:r>
-        <w:t>)</w:t>
-      </w:r>
-      <w:r>
-        <w:rPr>
-          <w:rFonts w:hint="eastAsia"/>
-        </w:rPr>
-        <w:t>根据应用需求，是否可靠传输交给上层运输层，灵活；(2</w:t>
-      </w:r>
-      <w:r>
-        <w:t>)</w:t>
-      </w:r>
-      <w:r>
-        <w:rPr>
-          <w:rFonts w:hint="eastAsia"/>
-        </w:rPr>
-        <w:t>路由器相比电路网的交换机，功能简单、造价低</w:t>
-      </w:r>
-    </w:p>
-    <w:p>
-      <w:r>
-        <w:rPr>
-          <w:rFonts w:hint="eastAsia"/>
-        </w:rPr>
-        <w:t>网络层协议：网际控制报文协议I</w:t>
-      </w:r>
-      <w:r>
-        <w:t>CMP</w:t>
-      </w:r>
-      <w:r>
-        <w:rPr>
-          <w:rFonts w:hint="eastAsia"/>
-        </w:rPr>
-        <w:t>和网际组管理协议I</w:t>
-      </w:r>
-      <w:r>
-        <w:t>GMP</w:t>
-      </w:r>
-      <w:r>
-        <w:rPr>
-          <w:rFonts w:hint="eastAsia"/>
-        </w:rPr>
-        <w:t>用到I</w:t>
+        <w:t>地址三个阶段：分类I</w:t>
       </w:r>
       <w:r>
         <w:t>P</w:t>
@@ -4526,7 +4076,13 @@
         <w:rPr>
           <w:rFonts w:hint="eastAsia"/>
         </w:rPr>
-        <w:t>协议，I</w:t>
+        <w:t>地址、分类</w:t>
+      </w:r>
+      <w:r>
+        <w:rPr>
+          <w:rFonts w:hint="eastAsia"/>
+        </w:rPr>
+        <w:t>I</w:t>
       </w:r>
       <w:r>
         <w:t>P</w:t>
@@ -4535,10 +4091,51 @@
         <w:rPr>
           <w:rFonts w:hint="eastAsia"/>
         </w:rPr>
-        <w:t>协议用到地址解析协议A</w:t>
-      </w:r>
-      <w:r>
-        <w:t>RP</w:t>
+        <w:t>地址</w:t>
+      </w:r>
+      <w:r>
+        <w:rPr>
+          <w:rFonts w:hint="eastAsia"/>
+        </w:rPr>
+        <w:t>+子网</w:t>
+      </w:r>
+      <w:r>
+        <w:rPr>
+          <w:rFonts w:hint="eastAsia"/>
+        </w:rPr>
+        <w:t>划分</w:t>
+      </w:r>
+      <w:r>
+        <w:rPr>
+          <w:rFonts w:hint="eastAsia"/>
+        </w:rPr>
+        <w:t>、无分类编址（C</w:t>
+      </w:r>
+      <w:r>
+        <w:t>IDR</w:t>
+      </w:r>
+      <w:r>
+        <w:rPr>
+          <w:rFonts w:hint="eastAsia"/>
+        </w:rPr>
+        <w:t>，无分类域间路由选择）</w:t>
+      </w:r>
+    </w:p>
+    <w:p>
+      <w:r>
+        <w:rPr>
+          <w:rFonts w:hint="eastAsia"/>
+        </w:rPr>
+        <w:t>分类I</w:t>
+      </w:r>
+      <w:r>
+        <w:t>P</w:t>
+      </w:r>
+      <w:r>
+        <w:rPr>
+          <w:rFonts w:hint="eastAsia"/>
+        </w:rPr>
+        <w:t>地址，单播A、B、C类，多播D类、E类未使用。网络号+主机号</w:t>
       </w:r>
     </w:p>
     <w:p>
@@ -4546,11 +4143,12 @@
         <w:rPr>
           <w:noProof/>
         </w:rPr>
+        <w:lastRenderedPageBreak/>
         <w:drawing>
-          <wp:inline distT="0" distB="0" distL="0" distR="0" wp14:anchorId="2DF9D72B" wp14:editId="40701959">
-            <wp:extent cx="2457450" cy="731520"/>
-            <wp:effectExtent l="0" t="0" r="0" b="0"/>
-            <wp:docPr id="11" name="图片 11"/>
+          <wp:inline distT="0" distB="0" distL="0" distR="0" wp14:anchorId="514BC93E" wp14:editId="68B5086D">
+            <wp:extent cx="2748280" cy="1636528"/>
+            <wp:effectExtent l="0" t="0" r="0" b="1905"/>
+            <wp:docPr id="7" name="图片 7"/>
             <wp:cNvGraphicFramePr>
               <a:graphicFrameLocks xmlns:a="http://schemas.openxmlformats.org/drawingml/2006/main" noChangeAspect="1"/>
             </wp:cNvGraphicFramePr>
@@ -4570,7 +4168,7 @@
                   <pic:spPr>
                     <a:xfrm>
                       <a:off x="0" y="0"/>
-                      <a:ext cx="2461975" cy="732867"/>
+                      <a:ext cx="2766299" cy="1647258"/>
                     </a:xfrm>
                     <a:prstGeom prst="rect">
                       <a:avLst/>
@@ -4588,29 +4186,16 @@
         <w:rPr>
           <w:rFonts w:hint="eastAsia"/>
         </w:rPr>
-        <w:t>互联网上的交付分为两种：在本网络上的直接交付、到其它网络的间接交付（经过至少一个</w:t>
-      </w:r>
-      <w:r>
-        <w:rPr>
-          <w:rFonts w:hint="eastAsia"/>
-        </w:rPr>
-        <w:lastRenderedPageBreak/>
-        <w:t>路由器，但最后一次一定是直接交付）</w:t>
-      </w:r>
-    </w:p>
-    <w:p>
-      <w:pPr>
-        <w:spacing w:beforeLines="50" w:before="156"/>
-        <w:outlineLvl w:val="1"/>
-      </w:pPr>
-      <w:r>
-        <w:t>IP</w:t>
-      </w:r>
-      <w:r>
-        <w:rPr>
-          <w:rFonts w:hint="eastAsia"/>
-        </w:rPr>
-        <w:t>地址：</w:t>
+        <w:t>点分十进制表示法，如10.3.8.211。由第一个十进制数可确定I</w:t>
+      </w:r>
+      <w:r>
+        <w:t>P</w:t>
+      </w:r>
+      <w:r>
+        <w:rPr>
+          <w:rFonts w:hint="eastAsia"/>
+        </w:rPr>
+        <w:t>地址是A类还是B、C、D、E类。</w:t>
       </w:r>
     </w:p>
     <w:p>
@@ -4618,7 +4203,7 @@
         <w:pStyle w:val="a3"/>
         <w:numPr>
           <w:ilvl w:val="0"/>
-          <w:numId w:val="8"/>
+          <w:numId w:val="10"/>
         </w:numPr>
         <w:ind w:firstLineChars="0"/>
       </w:pPr>
@@ -4626,7 +4211,7 @@
         <w:rPr>
           <w:rFonts w:hint="eastAsia"/>
         </w:rPr>
-        <w:t>公网I</w:t>
+        <w:t>主机号不能全0（网络号+全0的I</w:t>
       </w:r>
       <w:r>
         <w:t>P</w:t>
@@ -4635,22 +4220,7 @@
         <w:rPr>
           <w:rFonts w:hint="eastAsia"/>
         </w:rPr>
-        <w:t>，</w:t>
-      </w:r>
-      <w:r>
-        <w:t>IP</w:t>
-      </w:r>
-      <w:r>
-        <w:rPr>
-          <w:rFonts w:hint="eastAsia"/>
-        </w:rPr>
-        <w:t>地址在全球范围内唯一</w:t>
-      </w:r>
-      <w:r>
-        <w:rPr>
-          <w:rFonts w:hint="eastAsia"/>
-        </w:rPr>
-        <w:t>。</w:t>
+        <w:t>地址是网络地址），不能全1（全1表示该网络下的所有主机）。</w:t>
       </w:r>
     </w:p>
     <w:p>
@@ -4658,7 +4228,7 @@
         <w:pStyle w:val="a3"/>
         <w:numPr>
           <w:ilvl w:val="0"/>
-          <w:numId w:val="8"/>
+          <w:numId w:val="10"/>
         </w:numPr>
         <w:ind w:firstLineChars="0"/>
       </w:pPr>
@@ -4666,13 +4236,7 @@
         <w:rPr>
           <w:rFonts w:hint="eastAsia"/>
         </w:rPr>
-        <w:t>专用网</w:t>
-      </w:r>
-      <w:r>
-        <w:rPr>
-          <w:rFonts w:hint="eastAsia"/>
-        </w:rPr>
-        <w:t>使用私网I</w:t>
+        <w:t>A类I</w:t>
       </w:r>
       <w:r>
         <w:t>P</w:t>
@@ -4681,34 +4245,40 @@
         <w:rPr>
           <w:rFonts w:hint="eastAsia"/>
         </w:rPr>
-        <w:t>。</w:t>
-      </w:r>
-      <w:r>
-        <w:rPr>
-          <w:rFonts w:hint="eastAsia"/>
-        </w:rPr>
-        <w:t>有些单位使用T</w:t>
-      </w:r>
-      <w:r>
-        <w:t>CP/IP</w:t>
-      </w:r>
-      <w:r>
-        <w:rPr>
-          <w:rFonts w:hint="eastAsia"/>
-        </w:rPr>
-        <w:t>协议</w:t>
-      </w:r>
-      <w:r>
-        <w:rPr>
-          <w:rFonts w:hint="eastAsia"/>
-        </w:rPr>
-        <w:t>组网，</w:t>
-      </w:r>
-      <w:r>
-        <w:rPr>
-          <w:rFonts w:hint="eastAsia"/>
-        </w:rPr>
-        <w:t>且网内主机不和互联网通信，则不需要全球唯一I</w:t>
+        <w:t>地址可以指派的网络号不能全0（网络号全0表示本网络），不能是0</w:t>
+      </w:r>
+      <w:r>
+        <w:t>1111111</w:t>
+      </w:r>
+      <w:r>
+        <w:rPr>
+          <w:rFonts w:hint="eastAsia"/>
+        </w:rPr>
+        <w:t>（127用于</w:t>
+      </w:r>
+      <w:r>
+        <w:rPr>
+          <w:rFonts w:hint="eastAsia"/>
+        </w:rPr>
+        <w:t>本地协议软件的</w:t>
+      </w:r>
+      <w:r>
+        <w:rPr>
+          <w:rFonts w:hint="eastAsia"/>
+        </w:rPr>
+        <w:t>环回测试，</w:t>
+      </w:r>
+      <w:r>
+        <w:rPr>
+          <w:rFonts w:hint="eastAsia"/>
+        </w:rPr>
+        <w:t>如果</w:t>
+      </w:r>
+      <w:r>
+        <w:rPr>
+          <w:rFonts w:hint="eastAsia"/>
+        </w:rPr>
+        <w:t>要发送的I</w:t>
       </w:r>
       <w:r>
         <w:t>P</w:t>
@@ -4717,19 +4287,7 @@
         <w:rPr>
           <w:rFonts w:hint="eastAsia"/>
         </w:rPr>
-        <w:t>地址，可以在本机构</w:t>
-      </w:r>
-      <w:r>
-        <w:rPr>
-          <w:rFonts w:hint="eastAsia"/>
-        </w:rPr>
-        <w:t>内</w:t>
-      </w:r>
-      <w:r>
-        <w:rPr>
-          <w:rFonts w:hint="eastAsia"/>
-        </w:rPr>
-        <w:t>自行分配I</w:t>
+        <w:t>数据报的目的I</w:t>
       </w:r>
       <w:r>
         <w:t>P</w:t>
@@ -4738,118 +4296,31 @@
         <w:rPr>
           <w:rFonts w:hint="eastAsia"/>
         </w:rPr>
-        <w:t>地址（可能与互联上某主机或路由器的I</w:t>
-      </w:r>
-      <w:r>
-        <w:t>P</w:t>
-      </w:r>
-      <w:r>
-        <w:rPr>
-          <w:rFonts w:hint="eastAsia"/>
-        </w:rPr>
-        <w:t>地址重复但无妨），称为</w:t>
-      </w:r>
-      <w:r>
-        <w:rPr>
-          <w:rFonts w:hint="eastAsia"/>
-        </w:rPr>
-        <w:t>私网I</w:t>
-      </w:r>
-      <w:r>
-        <w:t>P</w:t>
-      </w:r>
-      <w:r>
-        <w:rPr>
-          <w:rFonts w:hint="eastAsia"/>
-        </w:rPr>
-        <w:t>地址</w:t>
-      </w:r>
-      <w:r>
-        <w:rPr>
-          <w:rFonts w:hint="eastAsia"/>
-        </w:rPr>
-        <w:t>，这种网络称为“专用网</w:t>
-      </w:r>
-      <w:r>
-        <w:rPr>
-          <w:rFonts w:hint="eastAsia"/>
-        </w:rPr>
-        <w:t>、私网</w:t>
-      </w:r>
-      <w:r>
-        <w:rPr>
-          <w:rFonts w:hint="eastAsia"/>
-        </w:rPr>
-        <w:t>P</w:t>
-      </w:r>
-      <w:r>
-        <w:t>N</w:t>
-      </w:r>
-      <w:r>
-        <w:rPr>
-          <w:rFonts w:hint="eastAsia"/>
-        </w:rPr>
-        <w:t>”。</w:t>
-      </w:r>
-    </w:p>
-    <w:p>
-      <w:r>
-        <w:t>ipconfig查出来的是</w:t>
-      </w:r>
-      <w:r>
-        <w:rPr>
-          <w:rFonts w:hint="eastAsia"/>
-        </w:rPr>
-        <w:t>私网I</w:t>
-      </w:r>
-      <w:r>
-        <w:t>P</w:t>
-      </w:r>
-      <w:r>
-        <w:rPr>
-          <w:rFonts w:hint="eastAsia"/>
-        </w:rPr>
-        <w:t>，如</w:t>
-      </w:r>
-      <w:r>
-        <w:t>10.128.241.161</w:t>
-      </w:r>
-    </w:p>
-    <w:p>
-      <w:r>
-        <w:rPr>
-          <w:rFonts w:hint="eastAsia"/>
-        </w:rPr>
-        <w:t>百度查出来的你上网的公有地址，也许并不是你主机的地址，而是电信或联通分给你的地址，用于连接互联网。如</w:t>
-      </w:r>
-      <w:r>
-        <w:t>06.120.206.161北京市电信</w:t>
-      </w:r>
-    </w:p>
-    <w:p>
-      <w:r>
-        <w:rPr>
-          <w:rFonts w:hint="eastAsia"/>
-        </w:rPr>
-        <w:t>V</w:t>
-      </w:r>
-      <w:r>
-        <w:t>PN</w:t>
-      </w:r>
-      <w:r>
-        <w:rPr>
-          <w:rFonts w:hint="eastAsia"/>
-        </w:rPr>
-        <w:t>与N</w:t>
-      </w:r>
-      <w:r>
-        <w:t>AT</w:t>
-      </w:r>
-      <w:r>
-        <w:rPr>
-          <w:rFonts w:hint="eastAsia"/>
-        </w:rPr>
-        <w:t>：</w:t>
+        <w:t>地址的网络号为127</w:t>
+      </w:r>
+      <w:r>
+        <w:rPr>
+          <w:rFonts w:hint="eastAsia"/>
+        </w:rPr>
+        <w:t>，</w:t>
+      </w:r>
+      <w:r>
+        <w:rPr>
+          <w:rFonts w:hint="eastAsia"/>
+        </w:rPr>
+        <w:t>则该</w:t>
+      </w:r>
+      <w:r>
+        <w:rPr>
+          <w:rFonts w:hint="eastAsia"/>
+        </w:rPr>
+        <w:t>数据报</w:t>
+      </w:r>
+      <w:r>
+        <w:rPr>
+          <w:rFonts w:hint="eastAsia"/>
+        </w:rPr>
+        <w:t>不会被送到网络上而是被本主机的协议软件直接处理）</w:t>
       </w:r>
     </w:p>
     <w:p>
@@ -4857,7 +4328,7 @@
         <w:pStyle w:val="a3"/>
         <w:numPr>
           <w:ilvl w:val="0"/>
-          <w:numId w:val="9"/>
+          <w:numId w:val="10"/>
         </w:numPr>
         <w:ind w:firstLineChars="0"/>
       </w:pPr>
@@ -4865,13 +4336,7 @@
         <w:rPr>
           <w:rFonts w:hint="eastAsia"/>
         </w:rPr>
-        <w:t>一个单位拥有两个办公场所，各自一个专用网，要使两个专用网之间可以通信</w:t>
-      </w:r>
-      <w:r>
-        <w:rPr>
-          <w:rFonts w:hint="eastAsia"/>
-        </w:rPr>
-        <w:t>（前提是两个专网的私有I</w:t>
+        <w:t>B、C类I</w:t>
       </w:r>
       <w:r>
         <w:t>P</w:t>
@@ -4880,268 +4345,25 @@
         <w:rPr>
           <w:rFonts w:hint="eastAsia"/>
         </w:rPr>
-        <w:t>地址不能相同）</w:t>
-      </w:r>
-      <w:r>
-        <w:rPr>
-          <w:rFonts w:hint="eastAsia"/>
-        </w:rPr>
-        <w:t>，则使用V</w:t>
-      </w:r>
-      <w:r>
-        <w:t>PN</w:t>
-      </w:r>
-      <w:r>
-        <w:rPr>
-          <w:rFonts w:hint="eastAsia"/>
-        </w:rPr>
-        <w:t>（</w:t>
-      </w:r>
-      <w:r>
-        <w:rPr>
-          <w:rFonts w:hint="eastAsia"/>
-        </w:rPr>
-        <w:t>虚拟专用网</w:t>
-      </w:r>
-      <w:r>
-        <w:rPr>
-          <w:rFonts w:hint="eastAsia"/>
-        </w:rPr>
-        <w:t>）</w:t>
-      </w:r>
-      <w:r>
-        <w:rPr>
-          <w:rFonts w:hint="eastAsia"/>
-        </w:rPr>
-        <w:t>技术。</w:t>
-      </w:r>
-      <w:r>
-        <w:rPr>
-          <w:rFonts w:hint="eastAsia"/>
-        </w:rPr>
-        <w:t>V</w:t>
-      </w:r>
-      <w:r>
-        <w:t>PN</w:t>
-      </w:r>
-      <w:r>
-        <w:rPr>
-          <w:rFonts w:hint="eastAsia"/>
-        </w:rPr>
-        <w:t>要求两个私网各有一个具有合法的公网I</w:t>
-      </w:r>
-      <w:r>
-        <w:t>P</w:t>
-      </w:r>
-      <w:r>
-        <w:rPr>
-          <w:rFonts w:hint="eastAsia"/>
-        </w:rPr>
-        <w:t>的路由器作为出入口，采用隧道技术，即</w:t>
-      </w:r>
-      <w:r>
-        <w:rPr>
-          <w:rFonts w:hint="eastAsia"/>
-        </w:rPr>
-        <w:t>对</w:t>
-      </w:r>
-      <w:r>
-        <w:rPr>
-          <w:rFonts w:hint="eastAsia"/>
-        </w:rPr>
-        <w:t>原数据报</w:t>
-      </w:r>
-      <w:r>
-        <w:rPr>
-          <w:rFonts w:hint="eastAsia"/>
-        </w:rPr>
-        <w:t>加密</w:t>
-      </w:r>
-      <w:r>
-        <w:rPr>
-          <w:rFonts w:hint="eastAsia"/>
-        </w:rPr>
-        <w:t>、作为新数据报的数据部分再次封装（此时源I</w:t>
-      </w:r>
-      <w:r>
-        <w:t>P</w:t>
-      </w:r>
-      <w:r>
-        <w:rPr>
-          <w:rFonts w:hint="eastAsia"/>
-        </w:rPr>
-        <w:t>和目的I</w:t>
-      </w:r>
-      <w:r>
-        <w:t>P</w:t>
-      </w:r>
-      <w:r>
-        <w:rPr>
-          <w:rFonts w:hint="eastAsia"/>
-        </w:rPr>
-        <w:t>分别为出入口路由器的I</w:t>
-      </w:r>
-      <w:r>
-        <w:t>P</w:t>
-      </w:r>
-      <w:r>
-        <w:rPr>
-          <w:rFonts w:hint="eastAsia"/>
-        </w:rPr>
-        <w:t>）、在公网传输</w:t>
-      </w:r>
-      <w:r>
-        <w:t xml:space="preserve"> </w:t>
-      </w:r>
-    </w:p>
-    <w:p>
-      <w:pPr>
-        <w:pStyle w:val="a3"/>
-        <w:numPr>
-          <w:ilvl w:val="0"/>
-          <w:numId w:val="9"/>
-        </w:numPr>
-        <w:ind w:firstLineChars="0"/>
-      </w:pPr>
-      <w:r>
-        <w:rPr>
-          <w:rFonts w:hint="eastAsia"/>
-        </w:rPr>
-        <w:t>私</w:t>
-      </w:r>
-      <w:r>
-        <w:rPr>
-          <w:rFonts w:hint="eastAsia"/>
-        </w:rPr>
-        <w:t>网</w:t>
-      </w:r>
-      <w:r>
-        <w:rPr>
-          <w:rFonts w:hint="eastAsia"/>
-        </w:rPr>
-        <w:t>内主机要和</w:t>
-      </w:r>
-      <w:r>
-        <w:rPr>
-          <w:rFonts w:hint="eastAsia"/>
-        </w:rPr>
-        <w:t>互联网</w:t>
-      </w:r>
-      <w:r>
-        <w:rPr>
-          <w:rFonts w:hint="eastAsia"/>
-        </w:rPr>
-        <w:t>主机</w:t>
-      </w:r>
-      <w:r>
-        <w:rPr>
-          <w:rFonts w:hint="eastAsia"/>
-        </w:rPr>
-        <w:t>通信，则需要N</w:t>
-      </w:r>
-      <w:r>
-        <w:t>AT</w:t>
-      </w:r>
-      <w:r>
-        <w:rPr>
-          <w:rFonts w:hint="eastAsia"/>
-        </w:rPr>
-        <w:t>路由器。</w:t>
-      </w:r>
-      <w:r>
-        <w:rPr>
-          <w:rFonts w:hint="eastAsia"/>
-        </w:rPr>
-        <w:t>将源地址由私网I</w:t>
-      </w:r>
-      <w:r>
-        <w:t>P</w:t>
-      </w:r>
-      <w:r>
-        <w:rPr>
-          <w:rFonts w:hint="eastAsia"/>
-        </w:rPr>
-        <w:t>+端口号</w:t>
-      </w:r>
-      <w:r>
-        <w:rPr>
-          <w:rFonts w:hint="eastAsia"/>
-        </w:rPr>
-        <w:t>变为N</w:t>
-      </w:r>
-      <w:r>
-        <w:t>AT</w:t>
-      </w:r>
-      <w:r>
-        <w:rPr>
-          <w:rFonts w:hint="eastAsia"/>
-        </w:rPr>
-        <w:t>路由器的公网I</w:t>
-      </w:r>
-      <w:r>
-        <w:t>P+</w:t>
-      </w:r>
-      <w:r>
-        <w:rPr>
-          <w:rFonts w:hint="eastAsia"/>
-        </w:rPr>
-        <w:t>端口号，发送</w:t>
-      </w:r>
-    </w:p>
-    <w:p>
-      <w:r>
-        <w:rPr>
-          <w:rFonts w:hint="eastAsia"/>
-        </w:rPr>
-        <w:t>私网I</w:t>
-      </w:r>
-      <w:r>
-        <w:t>P</w:t>
-      </w:r>
-      <w:r>
-        <w:rPr>
-          <w:rFonts w:hint="eastAsia"/>
-        </w:rPr>
-        <w:t>地址规定为</w:t>
-      </w:r>
-      <w:r>
-        <w:t>10.0.0.0 到 10.255.255.255</w:t>
-      </w:r>
-      <w:r>
-        <w:rPr>
-          <w:rFonts w:hint="eastAsia"/>
-        </w:rPr>
-        <w:t>，</w:t>
-      </w:r>
-      <w:r>
-        <w:rPr>
-          <w:rFonts w:hint="eastAsia"/>
-        </w:rPr>
-        <w:t>以及</w:t>
-      </w:r>
-      <w:r>
-        <w:t>172.16.0.0</w:t>
-      </w:r>
-      <w:r>
-        <w:t>到172.31</w:t>
-      </w:r>
-      <w:r>
-        <w:rPr>
-          <w:rFonts w:hint="eastAsia"/>
-        </w:rPr>
-        <w:t>.</w:t>
-      </w:r>
-      <w:r>
-        <w:t>255.255</w:t>
-      </w:r>
-      <w:r>
-        <w:rPr>
-          <w:rFonts w:hint="eastAsia"/>
-        </w:rPr>
-        <w:t>，以及</w:t>
-      </w:r>
-      <w:r>
-        <w:t>192.168.0.0 到 192.168.255.255</w:t>
+        <w:t>地址可以指派的网络号是2的</w:t>
+      </w:r>
+      <w:r>
+        <w:t>(</w:t>
+      </w:r>
+      <w:r>
+        <w:rPr>
+          <w:rFonts w:hint="eastAsia"/>
+        </w:rPr>
+        <w:t>网络号位数</w:t>
+      </w:r>
+      <w:r>
+        <w:t>)</w:t>
+      </w:r>
+      <w:r>
+        <w:rPr>
+          <w:rFonts w:hint="eastAsia"/>
+        </w:rPr>
+        <w:t>次方-1，不能是最小的那个数</w:t>
       </w:r>
       <w:r>
         <w:rPr>
@@ -5149,141 +4371,6 @@
         </w:rPr>
         <w:t>。</w:t>
       </w:r>
-      <w:r>
-        <w:rPr>
-          <w:rFonts w:hint="eastAsia"/>
-        </w:rPr>
-        <w:t>这三段</w:t>
-      </w:r>
-      <w:r>
-        <w:t>的</w:t>
-      </w:r>
-      <w:r>
-        <w:t>IP</w:t>
-      </w:r>
-      <w:r>
-        <w:t>是预留</w:t>
-      </w:r>
-      <w:r>
-        <w:rPr>
-          <w:rFonts w:hint="eastAsia"/>
-        </w:rPr>
-        <w:t>给私网</w:t>
-      </w:r>
-      <w:r>
-        <w:t>使用</w:t>
-      </w:r>
-      <w:r>
-        <w:rPr>
-          <w:rFonts w:hint="eastAsia"/>
-        </w:rPr>
-        <w:t>。</w:t>
-      </w:r>
-    </w:p>
-    <w:p>
-      <w:r>
-        <w:t>Internet</w:t>
-      </w:r>
-      <w:r>
-        <w:rPr>
-          <w:rFonts w:hint="eastAsia"/>
-        </w:rPr>
-        <w:t>上的路由器不能转发目的地址为私网I</w:t>
-      </w:r>
-      <w:r>
-        <w:t>P</w:t>
-      </w:r>
-      <w:r>
-        <w:rPr>
-          <w:rFonts w:hint="eastAsia"/>
-        </w:rPr>
-        <w:t>的数据报</w:t>
-      </w:r>
-    </w:p>
-    <w:p>
-      <w:r>
-        <w:rPr>
-          <w:rFonts w:hint="eastAsia"/>
-        </w:rPr>
-        <w:t>I</w:t>
-      </w:r>
-      <w:r>
-        <w:t>P</w:t>
-      </w:r>
-      <w:r>
-        <w:rPr>
-          <w:rFonts w:hint="eastAsia"/>
-        </w:rPr>
-        <w:t>地址三个阶段：分类I</w:t>
-      </w:r>
-      <w:r>
-        <w:t>P</w:t>
-      </w:r>
-      <w:r>
-        <w:rPr>
-          <w:rFonts w:hint="eastAsia"/>
-        </w:rPr>
-        <w:t>地址、分类</w:t>
-      </w:r>
-      <w:r>
-        <w:rPr>
-          <w:rFonts w:hint="eastAsia"/>
-        </w:rPr>
-        <w:t>I</w:t>
-      </w:r>
-      <w:r>
-        <w:t>P</w:t>
-      </w:r>
-      <w:r>
-        <w:rPr>
-          <w:rFonts w:hint="eastAsia"/>
-        </w:rPr>
-        <w:t>地址</w:t>
-      </w:r>
-      <w:r>
-        <w:rPr>
-          <w:rFonts w:hint="eastAsia"/>
-        </w:rPr>
-        <w:t>+子网</w:t>
-      </w:r>
-      <w:r>
-        <w:rPr>
-          <w:rFonts w:hint="eastAsia"/>
-        </w:rPr>
-        <w:t>划分</w:t>
-      </w:r>
-      <w:r>
-        <w:rPr>
-          <w:rFonts w:hint="eastAsia"/>
-        </w:rPr>
-        <w:t>、无分类编址（C</w:t>
-      </w:r>
-      <w:r>
-        <w:t>IDR</w:t>
-      </w:r>
-      <w:r>
-        <w:rPr>
-          <w:rFonts w:hint="eastAsia"/>
-        </w:rPr>
-        <w:t>，无分类域间路由选择）</w:t>
-      </w:r>
-    </w:p>
-    <w:p>
-      <w:r>
-        <w:rPr>
-          <w:rFonts w:hint="eastAsia"/>
-        </w:rPr>
-        <w:t>分类I</w:t>
-      </w:r>
-      <w:r>
-        <w:t>P</w:t>
-      </w:r>
-      <w:r>
-        <w:rPr>
-          <w:rFonts w:hint="eastAsia"/>
-        </w:rPr>
-        <w:t>地址，单播A、B、C类，多播D类、E类未使用。网络号+主机号</w:t>
-      </w:r>
     </w:p>
     <w:p>
       <w:r>
@@ -5291,10 +4378,10 @@
           <w:noProof/>
         </w:rPr>
         <w:drawing>
-          <wp:inline distT="0" distB="0" distL="0" distR="0" wp14:anchorId="514BC93E" wp14:editId="68B5086D">
-            <wp:extent cx="2748280" cy="1636528"/>
-            <wp:effectExtent l="0" t="0" r="0" b="1905"/>
-            <wp:docPr id="7" name="图片 7"/>
+          <wp:inline distT="0" distB="0" distL="0" distR="0" wp14:anchorId="340A63B2" wp14:editId="6B52ABB5">
+            <wp:extent cx="5034280" cy="1126743"/>
+            <wp:effectExtent l="0" t="0" r="0" b="0"/>
+            <wp:docPr id="8" name="图片 8"/>
             <wp:cNvGraphicFramePr>
               <a:graphicFrameLocks xmlns:a="http://schemas.openxmlformats.org/drawingml/2006/main" noChangeAspect="1"/>
             </wp:cNvGraphicFramePr>
@@ -5314,7 +4401,7 @@
                   <pic:spPr>
                     <a:xfrm>
                       <a:off x="0" y="0"/>
-                      <a:ext cx="2766299" cy="1647258"/>
+                      <a:ext cx="5042771" cy="1128643"/>
                     </a:xfrm>
                     <a:prstGeom prst="rect">
                       <a:avLst/>
@@ -5332,7 +4419,7 @@
         <w:rPr>
           <w:rFonts w:hint="eastAsia"/>
         </w:rPr>
-        <w:t>点分十进制表示法，如10.3.8.211。由第一个十进制数可确定I</w:t>
+        <w:t>I</w:t>
       </w:r>
       <w:r>
         <w:t>P</w:t>
@@ -5341,23 +4428,7 @@
         <w:rPr>
           <w:rFonts w:hint="eastAsia"/>
         </w:rPr>
-        <w:t>地址是A类还是B、C、D、E类。</w:t>
-      </w:r>
-    </w:p>
-    <w:p>
-      <w:pPr>
-        <w:pStyle w:val="a3"/>
-        <w:numPr>
-          <w:ilvl w:val="0"/>
-          <w:numId w:val="10"/>
-        </w:numPr>
-        <w:ind w:firstLineChars="0"/>
-      </w:pPr>
-      <w:r>
-        <w:rPr>
-          <w:rFonts w:hint="eastAsia"/>
-        </w:rPr>
-        <w:t>主机号不能全0（网络号+全0的I</w:t>
+        <w:t>地址管理机构仅分配网络号。该网络号对应的所有主机号由得到网络号的单位自行分配使用。2级结构分类I</w:t>
       </w:r>
       <w:r>
         <w:t>P</w:t>
@@ -5366,23 +4437,25 @@
         <w:rPr>
           <w:rFonts w:hint="eastAsia"/>
         </w:rPr>
-        <w:t>地址是网络地址），不能全1（全1表示该网络下的所有主机）。</w:t>
-      </w:r>
-    </w:p>
-    <w:p>
-      <w:pPr>
-        <w:pStyle w:val="a3"/>
-        <w:numPr>
-          <w:ilvl w:val="0"/>
-          <w:numId w:val="10"/>
-        </w:numPr>
-        <w:ind w:firstLineChars="0"/>
-      </w:pPr>
-      <w:r>
-        <w:rPr>
-          <w:rFonts w:hint="eastAsia"/>
-        </w:rPr>
-        <w:t>A类I</w:t>
+        <w:t>地址的网络号资源有限、拥有很少主机的单位申请一个A类</w:t>
+      </w:r>
+      <w:r>
+        <w:rPr>
+          <w:rFonts w:hint="eastAsia"/>
+        </w:rPr>
+        <w:t>地址</w:t>
+      </w:r>
+      <w:r>
+        <w:rPr>
+          <w:rFonts w:hint="eastAsia"/>
+        </w:rPr>
+        <w:t>造成</w:t>
+      </w:r>
+      <w:r>
+        <w:rPr>
+          <w:rFonts w:hint="eastAsia"/>
+        </w:rPr>
+        <w:t>I</w:t>
       </w:r>
       <w:r>
         <w:t>P</w:t>
@@ -5391,49 +4464,41 @@
         <w:rPr>
           <w:rFonts w:hint="eastAsia"/>
         </w:rPr>
-        <w:t>地址可以指派的网络号不能全0（网络号全0表示本网络），不能是0</w:t>
-      </w:r>
-      <w:r>
-        <w:t>1111111</w:t>
-      </w:r>
-      <w:r>
-        <w:rPr>
-          <w:rFonts w:hint="eastAsia"/>
-        </w:rPr>
-        <w:t>（127用于</w:t>
-      </w:r>
-      <w:r>
-        <w:rPr>
-          <w:rFonts w:hint="eastAsia"/>
-        </w:rPr>
-        <w:t>本地协议软件的</w:t>
-      </w:r>
-      <w:r>
-        <w:rPr>
-          <w:rFonts w:hint="eastAsia"/>
-        </w:rPr>
-        <w:t>环回测试，</w:t>
-      </w:r>
-      <w:r>
-        <w:rPr>
-          <w:rFonts w:hint="eastAsia"/>
-        </w:rPr>
-        <w:t>如果</w:t>
-      </w:r>
-      <w:r>
-        <w:rPr>
-          <w:rFonts w:hint="eastAsia"/>
-        </w:rPr>
-        <w:t>要发送的I</w:t>
-      </w:r>
-      <w:r>
+        <w:t>地址空间浪费</w:t>
+      </w:r>
+      <w:r>
+        <w:rPr>
+          <w:rFonts w:hint="eastAsia"/>
+        </w:rPr>
+        <w:t>。</w:t>
+      </w:r>
+      <w:r>
+        <w:rPr>
+          <w:rFonts w:hint="eastAsia"/>
+          <w:color w:val="FF0000"/>
+        </w:rPr>
+        <w:t>子网划分的优点：减小广播域、增加I</w:t>
+      </w:r>
+      <w:r>
+        <w:rPr>
+          <w:color w:val="FF0000"/>
+        </w:rPr>
         <w:t>P</w:t>
       </w:r>
       <w:r>
         <w:rPr>
           <w:rFonts w:hint="eastAsia"/>
-        </w:rPr>
-        <w:t>数据报的目的I</w:t>
+          <w:color w:val="FF0000"/>
+        </w:rPr>
+        <w:t>地址的利用率、提高安全性（网络越小入侵的途经小、小的网络也比较容易部署特别的安全策略）、便于维护（大的网络要查找故障点是相当困难的）</w:t>
+      </w:r>
+    </w:p>
+    <w:p>
+      <w:r>
+        <w:rPr>
+          <w:rFonts w:hint="eastAsia"/>
+        </w:rPr>
+        <w:t>对于分类I</w:t>
       </w:r>
       <w:r>
         <w:t>P</w:t>
@@ -5442,7 +4507,13 @@
         <w:rPr>
           <w:rFonts w:hint="eastAsia"/>
         </w:rPr>
-        <w:t>地址的网络号为127</w:t>
+        <w:t>地址，</w:t>
+      </w:r>
+      <w:r>
+        <w:rPr>
+          <w:rFonts w:hint="eastAsia"/>
+        </w:rPr>
+        <w:t>从主机号中取前边若干位作为子网号</w:t>
       </w:r>
       <w:r>
         <w:rPr>
@@ -5454,35 +4525,22 @@
         <w:rPr>
           <w:rFonts w:hint="eastAsia"/>
         </w:rPr>
-        <w:t>则该</w:t>
-      </w:r>
-      <w:r>
-        <w:rPr>
-          <w:rFonts w:hint="eastAsia"/>
-        </w:rPr>
-        <w:t>数据报</w:t>
-      </w:r>
-      <w:r>
-        <w:rPr>
-          <w:rFonts w:hint="eastAsia"/>
-        </w:rPr>
-        <w:t>不会被送到网络上而是被本主机的协议软件直接处理）</w:t>
-      </w:r>
-    </w:p>
-    <w:p>
-      <w:pPr>
-        <w:pStyle w:val="a3"/>
-        <w:numPr>
-          <w:ilvl w:val="0"/>
-          <w:numId w:val="10"/>
-        </w:numPr>
-        <w:ind w:firstLineChars="0"/>
-      </w:pPr>
-      <w:r>
-        <w:rPr>
-          <w:rFonts w:hint="eastAsia"/>
-        </w:rPr>
-        <w:t>B、C类I</w:t>
+        <w:t>则</w:t>
+      </w:r>
+      <w:r>
+        <w:rPr>
+          <w:rFonts w:hint="eastAsia"/>
+        </w:rPr>
+        <w:t>2级分类</w:t>
+      </w:r>
+      <w:r>
+        <w:t>IP</w:t>
+      </w:r>
+      <w:r>
+        <w:rPr>
+          <w:rFonts w:hint="eastAsia"/>
+        </w:rPr>
+        <w:t>地址变为3级分类I</w:t>
       </w:r>
       <w:r>
         <w:t>P</w:t>
@@ -5491,25 +4549,82 @@
         <w:rPr>
           <w:rFonts w:hint="eastAsia"/>
         </w:rPr>
-        <w:t>地址可以指派的网络号是2的</w:t>
-      </w:r>
-      <w:r>
-        <w:t>(</w:t>
-      </w:r>
-      <w:r>
-        <w:rPr>
-          <w:rFonts w:hint="eastAsia"/>
-        </w:rPr>
-        <w:t>网络号位数</w:t>
-      </w:r>
-      <w:r>
-        <w:t>)</w:t>
-      </w:r>
-      <w:r>
-        <w:rPr>
-          <w:rFonts w:hint="eastAsia"/>
-        </w:rPr>
-        <w:t>次方-1，不能是最小的那个数</w:t>
+        <w:t>地址，网络号+子网号+主机号。</w:t>
+      </w:r>
+      <w:r>
+        <w:rPr>
+          <w:rFonts w:hint="eastAsia"/>
+        </w:rPr>
+        <w:t>子网划分后，假设子网号有n位</w:t>
+      </w:r>
+      <w:r>
+        <w:rPr>
+          <w:rFonts w:hint="eastAsia"/>
+        </w:rPr>
+        <w:t>，</w:t>
+      </w:r>
+      <w:r>
+        <w:rPr>
+          <w:rFonts w:hint="eastAsia"/>
+        </w:rPr>
+        <w:t>则子网数2</w:t>
+      </w:r>
+      <w:r>
+        <w:t>^</w:t>
+      </w:r>
+      <w:r>
+        <w:rPr>
+          <w:rFonts w:hint="eastAsia"/>
+        </w:rPr>
+        <w:t>n-2（除去全0全</w:t>
+      </w:r>
+      <w:r>
+        <w:rPr>
+          <w:rFonts w:hint="eastAsia"/>
+        </w:rPr>
+        <w:t>1</w:t>
+      </w:r>
+      <w:r>
+        <w:rPr>
+          <w:rFonts w:hint="eastAsia"/>
+        </w:rPr>
+        <w:t>）</w:t>
+      </w:r>
+      <w:r>
+        <w:rPr>
+          <w:rFonts w:hint="eastAsia"/>
+        </w:rPr>
+        <w:t>，</w:t>
+      </w:r>
+      <w:r>
+        <w:rPr>
+          <w:rFonts w:hint="eastAsia"/>
+        </w:rPr>
+        <w:t>假设主机号有m位，则该子网下的最大主机数2</w:t>
+      </w:r>
+      <w:r>
+        <w:t>^</w:t>
+      </w:r>
+      <w:r>
+        <w:rPr>
+          <w:rFonts w:hint="eastAsia"/>
+        </w:rPr>
+        <w:t>m-2（除去全0全1），因此子网划分增加了灵活性，但减少了能连接在网络上的主机数</w:t>
+      </w:r>
+      <w:r>
+        <w:rPr>
+          <w:rFonts w:hint="eastAsia"/>
+        </w:rPr>
+        <w:t>（减少了可用I</w:t>
+      </w:r>
+      <w:r>
+        <w:t>P</w:t>
+      </w:r>
+      <w:r>
+        <w:rPr>
+          <w:rFonts w:hint="eastAsia"/>
+        </w:rPr>
+        <w:t>地址）</w:t>
       </w:r>
       <w:r>
         <w:rPr>
@@ -5521,14 +4636,21 @@
     <w:p>
       <w:r>
         <w:rPr>
+          <w:rFonts w:hint="eastAsia"/>
+        </w:rPr>
+        <w:t>B类地址的主机号共16位，从中取8位作为子网号，子网掩码如下：</w:t>
+      </w:r>
+    </w:p>
+    <w:p>
+      <w:r>
+        <w:rPr>
           <w:noProof/>
         </w:rPr>
-        <w:lastRenderedPageBreak/>
         <w:drawing>
-          <wp:inline distT="0" distB="0" distL="0" distR="0" wp14:anchorId="340A63B2" wp14:editId="6B52ABB5">
-            <wp:extent cx="5034280" cy="1126743"/>
+          <wp:inline distT="0" distB="0" distL="0" distR="0" wp14:anchorId="2C478837" wp14:editId="4AEBF338">
+            <wp:extent cx="3794760" cy="1640163"/>
             <wp:effectExtent l="0" t="0" r="0" b="0"/>
-            <wp:docPr id="8" name="图片 8"/>
+            <wp:docPr id="9" name="图片 9"/>
             <wp:cNvGraphicFramePr>
               <a:graphicFrameLocks xmlns:a="http://schemas.openxmlformats.org/drawingml/2006/main" noChangeAspect="1"/>
             </wp:cNvGraphicFramePr>
@@ -5548,7 +4670,7 @@
                   <pic:spPr>
                     <a:xfrm>
                       <a:off x="0" y="0"/>
-                      <a:ext cx="5042771" cy="1128643"/>
+                      <a:ext cx="3813695" cy="1648347"/>
                     </a:xfrm>
                     <a:prstGeom prst="rect">
                       <a:avLst/>
@@ -5566,6 +4688,709 @@
         <w:rPr>
           <w:rFonts w:hint="eastAsia"/>
         </w:rPr>
+        <w:t>无分类编址C</w:t>
+      </w:r>
+      <w:r>
+        <w:t>IDR</w:t>
+      </w:r>
+      <w:r>
+        <w:rPr>
+          <w:rFonts w:hint="eastAsia"/>
+        </w:rPr>
+        <w:t>的I</w:t>
+      </w:r>
+      <w:r>
+        <w:t>P</w:t>
+      </w:r>
+      <w:r>
+        <w:rPr>
+          <w:rFonts w:hint="eastAsia"/>
+        </w:rPr>
+        <w:t>地址，前缀+主机号，当前缀&gt;8位且&lt;24位时，一个</w:t>
+      </w:r>
+      <w:r>
+        <w:t>CIDR</w:t>
+      </w:r>
+      <w:r>
+        <w:rPr>
+          <w:rFonts w:hint="eastAsia"/>
+        </w:rPr>
+        <w:t>地址块包含的网络地址数相当于多个C类网络（甚至是</w:t>
+      </w:r>
+      <w:r>
+        <w:rPr>
+          <w:rFonts w:hint="eastAsia"/>
+        </w:rPr>
+        <w:t>多个</w:t>
+      </w:r>
+      <w:r>
+        <w:rPr>
+          <w:rFonts w:hint="eastAsia"/>
+        </w:rPr>
+        <w:t>B类网络），因此可实现路由聚合，构成</w:t>
+      </w:r>
+      <w:r>
+        <w:rPr>
+          <w:rFonts w:hint="eastAsia"/>
+        </w:rPr>
+        <w:lastRenderedPageBreak/>
+        <w:t>超网。</w:t>
+      </w:r>
+      <w:r>
+        <w:rPr>
+          <w:rFonts w:hint="eastAsia"/>
+        </w:rPr>
+        <w:t>如128.14.35.7</w:t>
+      </w:r>
+      <w:r>
+        <w:t>/</w:t>
+      </w:r>
+      <w:r>
+        <w:rPr>
+          <w:rFonts w:hint="eastAsia"/>
+        </w:rPr>
+        <w:t>20，表示其中前20位是前缀，后边12位是主机号</w:t>
+      </w:r>
+      <w:r>
+        <w:rPr>
+          <w:rFonts w:hint="eastAsia"/>
+        </w:rPr>
+        <w:t>。无分类编址I</w:t>
+      </w:r>
+      <w:r>
+        <w:t>P</w:t>
+      </w:r>
+      <w:r>
+        <w:rPr>
+          <w:rFonts w:hint="eastAsia"/>
+        </w:rPr>
+        <w:t>地址前缀有多少位，则子网掩码前边多少个1.</w:t>
+      </w:r>
+    </w:p>
+    <w:p>
+      <w:r>
+        <w:rPr>
+          <w:rFonts w:hint="eastAsia"/>
+        </w:rPr>
+        <w:t>子网划分与C</w:t>
+      </w:r>
+      <w:r>
+        <w:t>IDR</w:t>
+      </w:r>
+      <w:r>
+        <w:rPr>
+          <w:rFonts w:hint="eastAsia"/>
+        </w:rPr>
+        <w:t>地址块的区别：</w:t>
+      </w:r>
+    </w:p>
+    <w:p>
+      <w:r>
+        <w:rPr>
+          <w:rFonts w:hint="eastAsia"/>
+        </w:rPr>
+        <w:t>(1</w:t>
+      </w:r>
+      <w:r>
+        <w:t>)</w:t>
+      </w:r>
+      <w:r>
+        <w:rPr>
+          <w:rFonts w:hint="eastAsia"/>
+        </w:rPr>
+        <w:t>子网划分后，本单位以外的网络看不见本单位是否划分子网，即对外仍是一个网络。即本单位以外的路由器的路由表不发生改变。子网间的通信需要使用路由器。某单位原本仅一个路由器R1，如果想划分了三个子网，则需要新购置2个路由器，然后R1星形连接R2、R3，R1、R2、R3各自连接一个交换机拥有一个小的子网。网络中</w:t>
+      </w:r>
+      <w:r>
+        <w:rPr>
+          <w:rFonts w:hint="eastAsia"/>
+        </w:rPr>
+        <w:t>原本就存在</w:t>
+      </w:r>
+      <w:r>
+        <w:rPr>
+          <w:rFonts w:hint="eastAsia"/>
+        </w:rPr>
+        <w:t>的其它路由器的路由表不变（包括与R1相连的），仅R1的路由表发生改变（ R2、R3的路由表</w:t>
+      </w:r>
+      <w:r>
+        <w:rPr>
+          <w:rFonts w:hint="eastAsia"/>
+        </w:rPr>
+        <w:t>需要</w:t>
+      </w:r>
+      <w:r>
+        <w:rPr>
+          <w:rFonts w:hint="eastAsia"/>
+        </w:rPr>
+        <w:t>新建），R1、R2、R3的表项里的子网掩码都是三级I</w:t>
+      </w:r>
+      <w:r>
+        <w:t>P</w:t>
+      </w:r>
+      <w:r>
+        <w:rPr>
+          <w:rFonts w:hint="eastAsia"/>
+        </w:rPr>
+        <w:t>地址的子网掩码，而不是两级I</w:t>
+      </w:r>
+      <w:r>
+        <w:t>P</w:t>
+      </w:r>
+      <w:r>
+        <w:rPr>
+          <w:rFonts w:hint="eastAsia"/>
+        </w:rPr>
+        <w:t>地址的默认子网掩码。</w:t>
+      </w:r>
+    </w:p>
+    <w:p>
+      <w:r>
+        <w:rPr>
+          <w:rFonts w:hint="eastAsia"/>
+        </w:rPr>
+        <w:t>(2</w:t>
+      </w:r>
+      <w:r>
+        <w:t>)</w:t>
+      </w:r>
+      <w:r>
+        <w:rPr>
+          <w:rFonts w:hint="eastAsia"/>
+        </w:rPr>
+        <w:t>使用C</w:t>
+      </w:r>
+      <w:r>
+        <w:t>IDR</w:t>
+      </w:r>
+      <w:r>
+        <w:rPr>
+          <w:rFonts w:hint="eastAsia"/>
+        </w:rPr>
+        <w:t>，I</w:t>
+      </w:r>
+      <w:r>
+        <w:t>SP</w:t>
+      </w:r>
+      <w:r>
+        <w:rPr>
+          <w:rFonts w:hint="eastAsia"/>
+        </w:rPr>
+        <w:t>分配给大学一个C</w:t>
+      </w:r>
+      <w:r>
+        <w:t>IDR</w:t>
+      </w:r>
+      <w:r>
+        <w:rPr>
+          <w:rFonts w:hint="eastAsia"/>
+        </w:rPr>
+        <w:t>地址块，如</w:t>
+      </w:r>
+      <w:r>
+        <w:t>206.0.68.0/22</w:t>
+      </w:r>
+      <w:r>
+        <w:rPr>
+          <w:rFonts w:hint="eastAsia"/>
+        </w:rPr>
+        <w:t>，则大学可自行分配该地址段的所有I</w:t>
+      </w:r>
+      <w:r>
+        <w:t>P</w:t>
+      </w:r>
+      <w:r>
+        <w:rPr>
+          <w:rFonts w:hint="eastAsia"/>
+        </w:rPr>
+        <w:t>地址，如再划分出</w:t>
+      </w:r>
+      <w:r>
+        <w:rPr>
+          <w:rFonts w:hint="eastAsia"/>
+        </w:rPr>
+        <w:t>下属</w:t>
+      </w:r>
+      <w:r>
+        <w:rPr>
+          <w:rFonts w:hint="eastAsia"/>
+        </w:rPr>
+        <w:t>4个系的各自C</w:t>
+      </w:r>
+      <w:r>
+        <w:t>IDR</w:t>
+      </w:r>
+      <w:r>
+        <w:rPr>
+          <w:rFonts w:hint="eastAsia"/>
+        </w:rPr>
+        <w:t>地址块。一般，</w:t>
+      </w:r>
+      <w:r>
+        <w:rPr>
+          <w:rFonts w:hint="eastAsia"/>
+        </w:rPr>
+        <w:t>大学下属的</w:t>
+      </w:r>
+      <w:r>
+        <w:rPr>
+          <w:rFonts w:hint="eastAsia"/>
+        </w:rPr>
+        <w:t>第</w:t>
+      </w:r>
+      <w:r>
+        <w:rPr>
+          <w:rFonts w:hint="eastAsia"/>
+        </w:rPr>
+        <w:t>四系希望</w:t>
+      </w:r>
+      <w:r>
+        <w:t xml:space="preserve"> ISP 把转发给四系的数据报直接发到四系而不要经过大学的路由器，因此，在 ISP 的路由器的路由表中，至少要有以下两个项目，即 206.0.68.0/22 (大学） 和 206.0.71.128/25 (</w:t>
+      </w:r>
+      <w:r>
+        <w:rPr>
+          <w:rFonts w:hint="eastAsia"/>
+        </w:rPr>
+        <w:t>第</w:t>
+      </w:r>
+      <w:r>
+        <w:t>四系）</w:t>
+      </w:r>
+      <w:r>
+        <w:rPr>
+          <w:rFonts w:hint="eastAsia"/>
+        </w:rPr>
+        <w:t>，I</w:t>
+      </w:r>
+      <w:r>
+        <w:t>SP</w:t>
+      </w:r>
+      <w:r>
+        <w:rPr>
+          <w:rFonts w:hint="eastAsia"/>
+        </w:rPr>
+        <w:t>的路由器收到一个实际发往</w:t>
+      </w:r>
+      <w:r>
+        <w:rPr>
+          <w:rFonts w:hint="eastAsia"/>
+        </w:rPr>
+        <w:t>第</w:t>
+      </w:r>
+      <w:r>
+        <w:rPr>
+          <w:rFonts w:hint="eastAsia"/>
+        </w:rPr>
+        <w:t>四系的数据报，会</w:t>
+      </w:r>
+      <w:r>
+        <w:rPr>
+          <w:rFonts w:hint="eastAsia"/>
+        </w:rPr>
+        <w:t>根据最长前缀匹配的原理，找到一下跳站点为</w:t>
+      </w:r>
+      <w:r>
+        <w:rPr>
+          <w:rFonts w:hint="eastAsia"/>
+        </w:rPr>
+        <w:t>第</w:t>
+      </w:r>
+      <w:r>
+        <w:rPr>
+          <w:rFonts w:hint="eastAsia"/>
+        </w:rPr>
+        <w:t>四系路由器而不是大学路由器。C</w:t>
+      </w:r>
+      <w:r>
+        <w:t>IDR</w:t>
+      </w:r>
+      <w:r>
+        <w:rPr>
+          <w:rFonts w:hint="eastAsia"/>
+        </w:rPr>
+        <w:t>地址块下再划分小的C</w:t>
+      </w:r>
+      <w:r>
+        <w:t>IDR</w:t>
+      </w:r>
+      <w:r>
+        <w:rPr>
+          <w:rFonts w:hint="eastAsia"/>
+        </w:rPr>
+        <w:t>地址块，会影响网络外的其它路由器的路由表，而且每个小C</w:t>
+      </w:r>
+      <w:r>
+        <w:t>IDR</w:t>
+      </w:r>
+      <w:r>
+        <w:rPr>
+          <w:rFonts w:hint="eastAsia"/>
+        </w:rPr>
+        <w:t>地址块对应的网络</w:t>
+      </w:r>
+      <w:r>
+        <w:rPr>
+          <w:rFonts w:hint="eastAsia"/>
+        </w:rPr>
+        <w:t>的</w:t>
+      </w:r>
+      <w:r>
+        <w:rPr>
+          <w:rFonts w:hint="eastAsia"/>
+        </w:rPr>
+        <w:t>路由器可以直接与单位外的其它路由器相连。</w:t>
+      </w:r>
+    </w:p>
+    <w:p>
+      <w:r>
+        <w:rPr>
+          <w:rFonts w:hint="eastAsia"/>
+        </w:rPr>
+        <w:t>分类</w:t>
+      </w:r>
+      <w:r>
+        <w:t>IP</w:t>
+      </w:r>
+      <w:r>
+        <w:rPr>
+          <w:rFonts w:hint="eastAsia"/>
+        </w:rPr>
+        <w:t>地址、使用子网划分的分类I</w:t>
+      </w:r>
+      <w:r>
+        <w:t>P</w:t>
+      </w:r>
+      <w:r>
+        <w:rPr>
+          <w:rFonts w:hint="eastAsia"/>
+        </w:rPr>
+        <w:t>地址、C</w:t>
+      </w:r>
+      <w:r>
+        <w:t>IDR IP</w:t>
+      </w:r>
+      <w:r>
+        <w:rPr>
+          <w:rFonts w:hint="eastAsia"/>
+        </w:rPr>
+        <w:t>地址可以用子网掩码统一起来，即无论使用哪种I地址，I</w:t>
+      </w:r>
+      <w:r>
+        <w:t>P</w:t>
+      </w:r>
+      <w:r>
+        <w:rPr>
+          <w:rFonts w:hint="eastAsia"/>
+        </w:rPr>
+        <w:t>地址与子网掩码与运算，都可得到网络地址。</w:t>
+      </w:r>
+      <w:r>
+        <w:rPr>
+          <w:rFonts w:hint="eastAsia"/>
+        </w:rPr>
+        <w:t>标准规定必须使用子网掩码，即使是没有划分子网，便于查找路由表</w:t>
+      </w:r>
+    </w:p>
+    <w:p>
+      <w:r>
+        <w:rPr>
+          <w:rFonts w:hint="eastAsia"/>
+        </w:rPr>
+        <w:t>具有相同</w:t>
+      </w:r>
+      <w:r>
+        <w:rPr>
+          <w:rFonts w:hint="eastAsia"/>
+        </w:rPr>
+        <w:t>网络号+子网号</w:t>
+      </w:r>
+      <w:r>
+        <w:rPr>
+          <w:rFonts w:hint="eastAsia"/>
+        </w:rPr>
+        <w:t>或者C</w:t>
+      </w:r>
+      <w:r>
+        <w:t>IDR</w:t>
+      </w:r>
+      <w:r>
+        <w:rPr>
+          <w:rFonts w:hint="eastAsia"/>
+        </w:rPr>
+        <w:t>前缀的主机是一个网络，用转发器</w:t>
+      </w:r>
+      <w:r>
+        <w:rPr>
+          <w:rFonts w:hint="eastAsia"/>
+        </w:rPr>
+        <w:t>、集线器连接多个主机，或者网桥、交换机连接的多个局域网，仍是一个网络</w:t>
+      </w:r>
+    </w:p>
+    <w:p>
+      <w:r>
+        <w:rPr>
+          <w:rFonts w:hint="eastAsia"/>
+        </w:rPr>
+        <w:t>转发器，铜轴电缆总线结构以太网时期使用，物理层，信号放大，扩展以太网</w:t>
+      </w:r>
+    </w:p>
+    <w:p>
+      <w:r>
+        <w:rPr>
+          <w:rFonts w:hint="eastAsia"/>
+        </w:rPr>
+        <w:t>集线器，双绞线集线器星形拓扑，物理层，逻辑上仍是总线结构，使用C</w:t>
+      </w:r>
+      <w:r>
+        <w:t>SMA/CD</w:t>
+      </w:r>
+      <w:r>
+        <w:rPr>
+          <w:rFonts w:hint="eastAsia"/>
+        </w:rPr>
+        <w:t>协议</w:t>
+      </w:r>
+    </w:p>
+    <w:p>
+      <w:r>
+        <w:rPr>
+          <w:rFonts w:hint="eastAsia"/>
+        </w:rPr>
+        <w:t>一个集线器星形连接多个集线器，这多个集线器再星形连接主机</w:t>
+      </w:r>
+    </w:p>
+    <w:p>
+      <w:r>
+        <w:rPr>
+          <w:rFonts w:hint="eastAsia"/>
+        </w:rPr>
+        <w:t>网桥，接口少，星形连接集线器</w:t>
+      </w:r>
+    </w:p>
+    <w:p>
+      <w:r>
+        <w:rPr>
+          <w:rFonts w:hint="eastAsia"/>
+        </w:rPr>
+        <w:t>交换机，多接口网桥，直接星形连接主机，即插即用，自动学习帧转发表，根据</w:t>
+      </w:r>
+      <w:r>
+        <w:t>MAC</w:t>
+      </w:r>
+      <w:r>
+        <w:rPr>
+          <w:rFonts w:hint="eastAsia"/>
+        </w:rPr>
+        <w:t>地址存储转发</w:t>
+      </w:r>
+    </w:p>
+    <w:p>
+      <w:r>
+        <w:rPr>
+          <w:rFonts w:hint="eastAsia"/>
+        </w:rPr>
+        <w:t>对1</w:t>
+      </w:r>
+      <w:r>
+        <w:t>0M</w:t>
+      </w:r>
+      <w:r>
+        <w:rPr>
+          <w:rFonts w:hint="eastAsia"/>
+        </w:rPr>
+        <w:t>bits</w:t>
+      </w:r>
+      <w:r>
+        <w:t>/</w:t>
+      </w:r>
+      <w:r>
+        <w:rPr>
+          <w:rFonts w:hint="eastAsia"/>
+        </w:rPr>
+        <w:t>s使用集线器的以太网，如连接10个用户，则每个用户1</w:t>
+      </w:r>
+      <w:r>
+        <w:t>M</w:t>
+      </w:r>
+      <w:r>
+        <w:rPr>
+          <w:rFonts w:hint="eastAsia"/>
+        </w:rPr>
+        <w:t>bits</w:t>
+      </w:r>
+      <w:r>
+        <w:t>/</w:t>
+      </w:r>
+      <w:r>
+        <w:rPr>
+          <w:rFonts w:hint="eastAsia"/>
+        </w:rPr>
+        <w:t>s；对1</w:t>
+      </w:r>
+      <w:r>
+        <w:t>0M</w:t>
+      </w:r>
+      <w:r>
+        <w:rPr>
+          <w:rFonts w:hint="eastAsia"/>
+        </w:rPr>
+        <w:t>bits</w:t>
+      </w:r>
+      <w:r>
+        <w:t>/</w:t>
+      </w:r>
+      <w:r>
+        <w:rPr>
+          <w:rFonts w:hint="eastAsia"/>
+        </w:rPr>
+        <w:t>s使用交换机的以太网，如连接10个用户，则每个用户10</w:t>
+      </w:r>
+      <w:r>
+        <w:t>M</w:t>
+      </w:r>
+      <w:r>
+        <w:rPr>
+          <w:rFonts w:hint="eastAsia"/>
+        </w:rPr>
+        <w:t>bits</w:t>
+      </w:r>
+      <w:r>
+        <w:t>/</w:t>
+      </w:r>
+      <w:r>
+        <w:rPr>
+          <w:rFonts w:hint="eastAsia"/>
+        </w:rPr>
+        <w:t>s，总速率100</w:t>
+      </w:r>
+      <w:r>
+        <w:t>M</w:t>
+      </w:r>
+      <w:r>
+        <w:rPr>
+          <w:rFonts w:hint="eastAsia"/>
+        </w:rPr>
+        <w:t>bits</w:t>
+      </w:r>
+      <w:r>
+        <w:t>/</w:t>
+      </w:r>
+      <w:r>
+        <w:rPr>
+          <w:rFonts w:hint="eastAsia"/>
+        </w:rPr>
+        <w:t>s</w:t>
+      </w:r>
+    </w:p>
+    <w:p>
+      <w:r>
+        <w:rPr>
+          <w:rFonts w:hint="eastAsia"/>
+        </w:rPr>
+        <w:t>路由器用路由选择协议获取更新路由表</w:t>
+      </w:r>
+    </w:p>
+    <w:p>
+      <w:pPr>
+        <w:spacing w:beforeLines="50" w:before="156"/>
+        <w:outlineLvl w:val="1"/>
+      </w:pPr>
+      <w:r>
+        <w:rPr>
+          <w:rFonts w:hint="eastAsia"/>
+        </w:rPr>
+        <w:t>数据包发送过程：</w:t>
+      </w:r>
+    </w:p>
+    <w:p>
+      <w:r>
+        <w:rPr>
+          <w:rFonts w:hint="eastAsia"/>
+        </w:rPr>
+        <w:t>A</w:t>
+      </w:r>
+      <w:r>
+        <w:t>RP</w:t>
+      </w:r>
+      <w:r>
+        <w:rPr>
+          <w:rFonts w:hint="eastAsia"/>
+        </w:rPr>
+        <w:t>，</w:t>
+      </w:r>
+      <w:r>
+        <w:rPr>
+          <w:rFonts w:hint="eastAsia"/>
+        </w:rPr>
+        <w:t>地址解析协议。</w:t>
+      </w:r>
+      <w:r>
+        <w:rPr>
+          <w:rFonts w:hint="eastAsia"/>
+          <w:color w:val="FF0000"/>
+        </w:rPr>
+        <w:t>主机和</w:t>
+      </w:r>
+      <w:r>
+        <w:rPr>
+          <w:rFonts w:hint="eastAsia"/>
+          <w:color w:val="FF0000"/>
+        </w:rPr>
+        <w:t>路由器</w:t>
+      </w:r>
+      <w:r>
+        <w:rPr>
+          <w:rFonts w:hint="eastAsia"/>
+          <w:color w:val="FF0000"/>
+        </w:rPr>
+        <w:t>都有</w:t>
+      </w:r>
+      <w:r>
+        <w:rPr>
+          <w:color w:val="FF0000"/>
+        </w:rPr>
+        <w:t>ARP</w:t>
+      </w:r>
+      <w:r>
+        <w:rPr>
+          <w:rFonts w:hint="eastAsia"/>
+          <w:color w:val="FF0000"/>
+        </w:rPr>
+        <w:t>映射表</w:t>
+      </w:r>
+      <w:r>
+        <w:rPr>
+          <w:rFonts w:hint="eastAsia"/>
+        </w:rPr>
+        <w:t>，存储本网络所有主机</w:t>
+      </w:r>
+      <w:r>
+        <w:rPr>
+          <w:rFonts w:hint="eastAsia"/>
+        </w:rPr>
+        <w:t>和路由器的I</w:t>
+      </w:r>
+      <w:r>
+        <w:t>P</w:t>
+      </w:r>
+      <w:r>
+        <w:rPr>
+          <w:rFonts w:hint="eastAsia"/>
+        </w:rPr>
+        <w:t>地址到M</w:t>
+      </w:r>
+      <w:r>
+        <w:t>AC</w:t>
+      </w:r>
+      <w:r>
+        <w:rPr>
+          <w:rFonts w:hint="eastAsia"/>
+        </w:rPr>
+        <w:t>地址的映射。</w:t>
+      </w:r>
+      <w:r>
+        <w:rPr>
+          <w:rFonts w:hint="eastAsia"/>
+        </w:rPr>
         <w:t>I</w:t>
       </w:r>
       <w:r>
@@ -5575,7 +5400,13 @@
         <w:rPr>
           <w:rFonts w:hint="eastAsia"/>
         </w:rPr>
-        <w:t>地址管理机构仅分配网络号。该网络号对应的所有主机号由得到网络号的单位自行分配使用。2级结构分类I</w:t>
+        <w:t>数据报传送到</w:t>
+      </w:r>
+      <w:r>
+        <w:rPr>
+          <w:rFonts w:hint="eastAsia"/>
+        </w:rPr>
+        <w:t>路由器，查路由表得知一下站的I</w:t>
       </w:r>
       <w:r>
         <w:t>P</w:t>
@@ -5584,7 +5415,207 @@
         <w:rPr>
           <w:rFonts w:hint="eastAsia"/>
         </w:rPr>
-        <w:t>地址的网络号资源有限、拥有很少主机的单位申请一个A类</w:t>
+        <w:t>地址，然后</w:t>
+      </w:r>
+      <w:r>
+        <w:rPr>
+          <w:rFonts w:hint="eastAsia"/>
+        </w:rPr>
+        <w:t>查A</w:t>
+      </w:r>
+      <w:r>
+        <w:t>RP</w:t>
+      </w:r>
+      <w:r>
+        <w:rPr>
+          <w:rFonts w:hint="eastAsia"/>
+        </w:rPr>
+        <w:t>映射表得到</w:t>
+      </w:r>
+      <w:r>
+        <w:t>MAC</w:t>
+      </w:r>
+      <w:r>
+        <w:rPr>
+          <w:rFonts w:hint="eastAsia"/>
+        </w:rPr>
+        <w:t>地址，然后写入数据链路层帧首部的目的帧地址字段。如果</w:t>
+      </w:r>
+      <w:r>
+        <w:rPr>
+          <w:rFonts w:hint="eastAsia"/>
+        </w:rPr>
+        <w:t>A</w:t>
+      </w:r>
+      <w:r>
+        <w:t>RP</w:t>
+      </w:r>
+      <w:r>
+        <w:rPr>
+          <w:rFonts w:hint="eastAsia"/>
+        </w:rPr>
+        <w:t>映射表</w:t>
+      </w:r>
+      <w:r>
+        <w:rPr>
+          <w:rFonts w:hint="eastAsia"/>
+        </w:rPr>
+        <w:t>中查不到下一站I</w:t>
+      </w:r>
+      <w:r>
+        <w:t>P</w:t>
+      </w:r>
+      <w:r>
+        <w:rPr>
+          <w:rFonts w:hint="eastAsia"/>
+        </w:rPr>
+        <w:t>地址对应的M</w:t>
+      </w:r>
+      <w:r>
+        <w:t>AC</w:t>
+      </w:r>
+      <w:r>
+        <w:rPr>
+          <w:rFonts w:hint="eastAsia"/>
+        </w:rPr>
+        <w:t>地址，则</w:t>
+      </w:r>
+      <w:r>
+        <w:rPr>
+          <w:rFonts w:hint="eastAsia"/>
+          <w:color w:val="FF0000"/>
+        </w:rPr>
+        <w:t>在本局域网广播</w:t>
+      </w:r>
+      <w:r>
+        <w:rPr>
+          <w:rFonts w:hint="eastAsia"/>
+        </w:rPr>
+        <w:t>A</w:t>
+      </w:r>
+      <w:r>
+        <w:t>RP</w:t>
+      </w:r>
+      <w:r>
+        <w:rPr>
+          <w:rFonts w:hint="eastAsia"/>
+        </w:rPr>
+        <w:t>请求分组，“我的I</w:t>
+      </w:r>
+      <w:r>
+        <w:t>p</w:t>
+      </w:r>
+      <w:r>
+        <w:rPr>
+          <w:rFonts w:hint="eastAsia"/>
+        </w:rPr>
+        <w:t>地址是xxx，我的</w:t>
+      </w:r>
+      <w:r>
+        <w:t>MAC</w:t>
+      </w:r>
+      <w:r>
+        <w:rPr>
+          <w:rFonts w:hint="eastAsia"/>
+        </w:rPr>
+        <w:t>地址是xxx，我想知道I</w:t>
+      </w:r>
+      <w:r>
+        <w:t>P</w:t>
+      </w:r>
+      <w:r>
+        <w:rPr>
+          <w:rFonts w:hint="eastAsia"/>
+        </w:rPr>
+        <w:t>地址位xxx的主机的M</w:t>
+      </w:r>
+      <w:r>
+        <w:t>AC</w:t>
+      </w:r>
+      <w:r>
+        <w:rPr>
+          <w:rFonts w:hint="eastAsia"/>
+        </w:rPr>
+        <w:t>地址是多少”，收到广播的某一主机的I</w:t>
+      </w:r>
+      <w:r>
+        <w:t>P</w:t>
+      </w:r>
+      <w:r>
+        <w:rPr>
+          <w:rFonts w:hint="eastAsia"/>
+        </w:rPr>
+        <w:t>地址与要查询的一致，则点对点回复“我的I</w:t>
+      </w:r>
+      <w:r>
+        <w:t>P</w:t>
+      </w:r>
+      <w:r>
+        <w:rPr>
+          <w:rFonts w:hint="eastAsia"/>
+        </w:rPr>
+        <w:t>地址是xxx，我的M</w:t>
+      </w:r>
+      <w:r>
+        <w:t>AC</w:t>
+      </w:r>
+      <w:r>
+        <w:rPr>
+          <w:rFonts w:hint="eastAsia"/>
+        </w:rPr>
+        <w:t>地址是xxx”</w:t>
+      </w:r>
+      <w:r>
+        <w:rPr>
+          <w:rFonts w:hint="eastAsia"/>
+        </w:rPr>
+        <w:t>。</w:t>
+      </w:r>
+      <w:r>
+        <w:rPr>
+          <w:rFonts w:hint="eastAsia"/>
+          <w:color w:val="FF0000"/>
+        </w:rPr>
+        <w:t>A</w:t>
+      </w:r>
+      <w:r>
+        <w:rPr>
+          <w:color w:val="FF0000"/>
+        </w:rPr>
+        <w:t>RP</w:t>
+      </w:r>
+      <w:r>
+        <w:rPr>
+          <w:rFonts w:hint="eastAsia"/>
+          <w:color w:val="FF0000"/>
+        </w:rPr>
+        <w:t>映射表的所有项都设置有生存时间，一旦某个映射项超过生存时间则删除之</w:t>
+      </w:r>
+    </w:p>
+    <w:p>
+      <w:r>
+        <w:rPr>
+          <w:rFonts w:hint="eastAsia"/>
+        </w:rPr>
+        <w:t>分类I</w:t>
+      </w:r>
+      <w:r>
+        <w:t>P</w:t>
+      </w:r>
+      <w:r>
+        <w:rPr>
+          <w:rFonts w:hint="eastAsia"/>
+        </w:rPr>
+        <w:t>地址使用子网掩码时分组转发流程：目的网络地址、子网掩码、下一跳</w:t>
+      </w:r>
+      <w:r>
+        <w:rPr>
+          <w:rFonts w:hint="eastAsia"/>
+        </w:rPr>
+        <w:t>I</w:t>
+      </w:r>
+      <w:r>
+        <w:t>P</w:t>
       </w:r>
       <w:r>
         <w:rPr>
@@ -5592,17 +5623,19 @@
         </w:rPr>
         <w:t>地址</w:t>
       </w:r>
-      <w:r>
-        <w:rPr>
-          <w:rFonts w:hint="eastAsia"/>
-        </w:rPr>
-        <w:t>造成</w:t>
-      </w:r>
-      <w:r>
-        <w:rPr>
-          <w:rFonts w:hint="eastAsia"/>
-        </w:rPr>
-        <w:t>I</w:t>
+    </w:p>
+    <w:p>
+      <w:r>
+        <w:rPr>
+          <w:rFonts w:hint="eastAsia"/>
+        </w:rPr>
+        <w:t>(1)</w:t>
+      </w:r>
+      <w:r>
+        <w:rPr>
+          <w:rFonts w:hint="eastAsia"/>
+        </w:rPr>
+        <w:t>发送主机将目的I</w:t>
       </w:r>
       <w:r>
         <w:t>P</w:t>
@@ -5611,7 +5644,243 @@
         <w:rPr>
           <w:rFonts w:hint="eastAsia"/>
         </w:rPr>
-        <w:t>地址空间浪费</w:t>
+        <w:t>地址&amp;运算本网络子网掩码，结果如果等于本网络网络地址，则说明目的主机在本网络中，</w:t>
+      </w:r>
+      <w:r>
+        <w:rPr>
+          <w:rFonts w:hint="eastAsia"/>
+        </w:rPr>
+        <w:t>查</w:t>
+      </w:r>
+      <w:r>
+        <w:rPr>
+          <w:rFonts w:hint="eastAsia"/>
+        </w:rPr>
+        <w:t>A</w:t>
+      </w:r>
+      <w:r>
+        <w:t>RP</w:t>
+      </w:r>
+      <w:r>
+        <w:rPr>
+          <w:rFonts w:hint="eastAsia"/>
+        </w:rPr>
+        <w:t>映射表</w:t>
+      </w:r>
+      <w:r>
+        <w:rPr>
+          <w:rFonts w:hint="eastAsia"/>
+        </w:rPr>
+        <w:t>获得目的I</w:t>
+      </w:r>
+      <w:r>
+        <w:t>P</w:t>
+      </w:r>
+      <w:r>
+        <w:rPr>
+          <w:rFonts w:hint="eastAsia"/>
+        </w:rPr>
+        <w:t>对应的M</w:t>
+      </w:r>
+      <w:r>
+        <w:t>AC</w:t>
+      </w:r>
+      <w:r>
+        <w:rPr>
+          <w:rFonts w:hint="eastAsia"/>
+        </w:rPr>
+        <w:t>地址，写入M</w:t>
+      </w:r>
+      <w:r>
+        <w:t>AC</w:t>
+      </w:r>
+      <w:r>
+        <w:rPr>
+          <w:rFonts w:hint="eastAsia"/>
+        </w:rPr>
+        <w:t>帧的目的M</w:t>
+      </w:r>
+      <w:r>
+        <w:t>AC</w:t>
+      </w:r>
+      <w:r>
+        <w:rPr>
+          <w:rFonts w:hint="eastAsia"/>
+        </w:rPr>
+        <w:t>地址字段，直接交付</w:t>
+      </w:r>
+    </w:p>
+    <w:p>
+      <w:r>
+        <w:lastRenderedPageBreak/>
+        <w:t>(</w:t>
+      </w:r>
+      <w:r>
+        <w:rPr>
+          <w:rFonts w:hint="eastAsia"/>
+        </w:rPr>
+        <w:t>2</w:t>
+      </w:r>
+      <w:r>
+        <w:t>)</w:t>
+      </w:r>
+      <w:r>
+        <w:rPr>
+          <w:rFonts w:hint="eastAsia"/>
+          <w:color w:val="FF0000"/>
+        </w:rPr>
+        <w:t>如果目的主机不在本网络，则查找发送主机的路由表</w:t>
+      </w:r>
+      <w:r>
+        <w:rPr>
+          <w:rFonts w:hint="eastAsia"/>
+        </w:rPr>
+        <w:t>，依次将每一表项的子网掩码与目的</w:t>
+      </w:r>
+      <w:r>
+        <w:t>IP</w:t>
+      </w:r>
+      <w:r>
+        <w:rPr>
+          <w:rFonts w:hint="eastAsia"/>
+        </w:rPr>
+        <w:t>与运算，如果值等于该项的目的网络地址，则查A</w:t>
+      </w:r>
+      <w:r>
+        <w:t>RP</w:t>
+      </w:r>
+      <w:r>
+        <w:rPr>
+          <w:rFonts w:hint="eastAsia"/>
+        </w:rPr>
+        <w:t>获取该项的下一跳I</w:t>
+      </w:r>
+      <w:r>
+        <w:t>P</w:t>
+      </w:r>
+      <w:r>
+        <w:rPr>
+          <w:rFonts w:hint="eastAsia"/>
+        </w:rPr>
+        <w:t>地址对应的M</w:t>
+      </w:r>
+      <w:r>
+        <w:t>AC</w:t>
+      </w:r>
+      <w:r>
+        <w:rPr>
+          <w:rFonts w:hint="eastAsia"/>
+        </w:rPr>
+        <w:t>地址（是个路由器），修改目的M</w:t>
+      </w:r>
+      <w:r>
+        <w:t>AC</w:t>
+      </w:r>
+      <w:r>
+        <w:rPr>
+          <w:rFonts w:hint="eastAsia"/>
+        </w:rPr>
+        <w:t>地址，发送M</w:t>
+      </w:r>
+      <w:r>
+        <w:t>AC</w:t>
+      </w:r>
+      <w:r>
+        <w:rPr>
+          <w:rFonts w:hint="eastAsia"/>
+        </w:rPr>
+        <w:t>帧到下一跳路由器</w:t>
+      </w:r>
+    </w:p>
+    <w:p>
+      <w:r>
+        <w:rPr>
+          <w:rFonts w:hint="eastAsia"/>
+        </w:rPr>
+        <w:t>(3</w:t>
+      </w:r>
+      <w:r>
+        <w:t>)</w:t>
+      </w:r>
+      <w:r>
+        <w:rPr>
+          <w:rFonts w:hint="eastAsia"/>
+        </w:rPr>
+        <w:t>路由器收到后，查目的I</w:t>
+      </w:r>
+      <w:r>
+        <w:t>P</w:t>
+      </w:r>
+      <w:r>
+        <w:rPr>
+          <w:rFonts w:hint="eastAsia"/>
+        </w:rPr>
+        <w:t>指定的主机是否属于某个与自己相连的某个网络</w:t>
+      </w:r>
+      <w:r>
+        <w:rPr>
+          <w:rFonts w:hint="eastAsia"/>
+        </w:rPr>
+        <w:t>：对与路由器相连的各网络逐个排查：目的I</w:t>
+      </w:r>
+      <w:r>
+        <w:t>P</w:t>
+      </w:r>
+      <w:r>
+        <w:rPr>
+          <w:rFonts w:hint="eastAsia"/>
+        </w:rPr>
+        <w:t>&amp;运算子网掩码，如果结果等于相应的目的网络地址。如果是，则直接交付。</w:t>
+      </w:r>
+    </w:p>
+    <w:p>
+      <w:r>
+        <w:rPr>
+          <w:rFonts w:hint="eastAsia"/>
+        </w:rPr>
+        <w:t>注意：如果有主机特定路由和默认路由，则顺序是先排查是否可直接交付，不能再查普通路由，查不到，再默认路由</w:t>
+      </w:r>
+    </w:p>
+    <w:p>
+      <w:pPr>
+        <w:rPr>
+          <w:color w:val="FF0000"/>
+        </w:rPr>
+      </w:pPr>
+      <w:r>
+        <w:rPr>
+          <w:rFonts w:hint="eastAsia"/>
+          <w:color w:val="FF0000"/>
+        </w:rPr>
+        <w:t>网络中的主机和路由器都有A</w:t>
+      </w:r>
+      <w:r>
+        <w:rPr>
+          <w:color w:val="FF0000"/>
+        </w:rPr>
+        <w:t>RP</w:t>
+      </w:r>
+      <w:r>
+        <w:rPr>
+          <w:rFonts w:hint="eastAsia"/>
+          <w:color w:val="FF0000"/>
+        </w:rPr>
+        <w:t>高速缓存，都有路由表</w:t>
+      </w:r>
+    </w:p>
+    <w:p>
+      <w:r>
+        <w:rPr>
+          <w:rFonts w:hint="eastAsia"/>
+        </w:rPr>
+        <w:t>计算机网络中主机数远大于路由器数目，路由器之间交换路由信息更加频繁，出于效率，主机与路由器之间并不定期交换路由信息，而是</w:t>
+      </w:r>
+      <w:r>
+        <w:rPr>
+          <w:rFonts w:hint="eastAsia"/>
+          <w:color w:val="FF0000"/>
+        </w:rPr>
+        <w:t>开始时每个主机只设置一个默认路由，所有发送到本网络之外的数据报都先传送给默认路由</w:t>
       </w:r>
       <w:r>
         <w:rPr>
@@ -5622,30 +5891,64 @@
       <w:r>
         <w:rPr>
           <w:rFonts w:hint="eastAsia"/>
-          <w:color w:val="FF0000"/>
-        </w:rPr>
-        <w:t>子网划分的优点：减小广播域、增加I</w:t>
-      </w:r>
-      <w:r>
-        <w:rPr>
-          <w:color w:val="FF0000"/>
-        </w:rPr>
+        </w:rPr>
+        <w:t>使用自治系统内路由选择协议O</w:t>
+      </w:r>
+      <w:r>
+        <w:t>SPF</w:t>
+      </w:r>
+      <w:r>
+        <w:rPr>
+          <w:rFonts w:hint="eastAsia"/>
+        </w:rPr>
+        <w:t>，每个路由器都有整个网络完整的拓扑结构，因此默认路由知道源主机到目的主机的最佳路由，如果最佳路由是另一个路由器R，则用网际控制报文协议I</w:t>
+      </w:r>
+      <w:r>
+        <w:t>CMP</w:t>
+      </w:r>
+      <w:r>
+        <w:rPr>
+          <w:rFonts w:hint="eastAsia"/>
+        </w:rPr>
+        <w:t>中的差错报告报文告知源主机，源主机则在其路由表新添一项：到目的I</w:t>
+      </w:r>
+      <w:r>
         <w:t>P</w:t>
       </w:r>
       <w:r>
         <w:rPr>
           <w:rFonts w:hint="eastAsia"/>
-          <w:color w:val="FF0000"/>
-        </w:rPr>
-        <w:t>地址的利用率、提高安全性（网络越小入侵的途经小、小的网络也比较容易部署特别的安全策略）、便于维护（大的网络要查找故障点是相当困难的）</w:t>
-      </w:r>
-    </w:p>
-    <w:p>
-      <w:r>
-        <w:rPr>
-          <w:rFonts w:hint="eastAsia"/>
-        </w:rPr>
-        <w:t>对于分类I</w:t>
+        </w:rPr>
+        <w:t>地址为xx时，主机应先传送报文段到路由器R，而不是默认路由。</w:t>
+      </w:r>
+    </w:p>
+    <w:p>
+      <w:r>
+        <w:rPr>
+          <w:rFonts w:hint="eastAsia"/>
+        </w:rPr>
+        <w:t>Win</w:t>
+      </w:r>
+      <w:r>
+        <w:t>10</w:t>
+      </w:r>
+      <w:r>
+        <w:rPr>
+          <w:rFonts w:hint="eastAsia"/>
+        </w:rPr>
+        <w:t>设置</w:t>
+      </w:r>
+      <w:r>
+        <w:rPr>
+          <w:rFonts w:hint="eastAsia"/>
+        </w:rPr>
+        <w:t>无线上网的</w:t>
+      </w:r>
+      <w:r>
+        <w:rPr>
+          <w:rFonts w:hint="eastAsia"/>
+        </w:rPr>
+        <w:t>静态I</w:t>
       </w:r>
       <w:r>
         <w:t>P</w:t>
@@ -5654,138 +5957,69 @@
         <w:rPr>
           <w:rFonts w:hint="eastAsia"/>
         </w:rPr>
-        <w:t>地址，</w:t>
-      </w:r>
-      <w:r>
-        <w:rPr>
-          <w:rFonts w:hint="eastAsia"/>
-        </w:rPr>
-        <w:t>从主机号中取前边若干位作为子网号</w:t>
-      </w:r>
-      <w:r>
-        <w:rPr>
-          <w:rFonts w:hint="eastAsia"/>
-        </w:rPr>
-        <w:t>，</w:t>
-      </w:r>
-      <w:r>
-        <w:rPr>
-          <w:rFonts w:hint="eastAsia"/>
-        </w:rPr>
-        <w:t>则</w:t>
-      </w:r>
-      <w:r>
-        <w:rPr>
-          <w:rFonts w:hint="eastAsia"/>
-        </w:rPr>
-        <w:t>2级分类</w:t>
-      </w:r>
-      <w:r>
-        <w:t>IP</w:t>
-      </w:r>
-      <w:r>
-        <w:rPr>
-          <w:rFonts w:hint="eastAsia"/>
-        </w:rPr>
-        <w:t>地址变为3级分类I</w:t>
-      </w:r>
-      <w:r>
-        <w:t>P</w:t>
-      </w:r>
-      <w:r>
-        <w:rPr>
-          <w:rFonts w:hint="eastAsia"/>
-        </w:rPr>
-        <w:t>地址，网络号+子网号+主机号。</w:t>
-      </w:r>
-      <w:r>
-        <w:rPr>
-          <w:rFonts w:hint="eastAsia"/>
-        </w:rPr>
-        <w:t>子网划分后，假设子网号有n位</w:t>
-      </w:r>
-      <w:r>
-        <w:rPr>
-          <w:rFonts w:hint="eastAsia"/>
-        </w:rPr>
-        <w:t>，</w:t>
-      </w:r>
-      <w:r>
-        <w:rPr>
-          <w:rFonts w:hint="eastAsia"/>
-        </w:rPr>
-        <w:t>则子网数2</w:t>
-      </w:r>
-      <w:r>
-        <w:t>^</w:t>
-      </w:r>
-      <w:r>
-        <w:rPr>
-          <w:rFonts w:hint="eastAsia"/>
-        </w:rPr>
-        <w:t>n-2（除去全0全</w:t>
-      </w:r>
-      <w:r>
-        <w:rPr>
-          <w:rFonts w:hint="eastAsia"/>
-        </w:rPr>
-        <w:t>1</w:t>
-      </w:r>
-      <w:r>
-        <w:rPr>
-          <w:rFonts w:hint="eastAsia"/>
-        </w:rPr>
-        <w:t>）</w:t>
-      </w:r>
-      <w:r>
-        <w:rPr>
-          <w:rFonts w:hint="eastAsia"/>
-        </w:rPr>
-        <w:t>，</w:t>
-      </w:r>
-      <w:r>
-        <w:rPr>
-          <w:rFonts w:hint="eastAsia"/>
-        </w:rPr>
-        <w:t>假设主机号有m位，则该子网下的最大主机数2</w:t>
-      </w:r>
-      <w:r>
-        <w:t>^</w:t>
-      </w:r>
-      <w:r>
-        <w:rPr>
-          <w:rFonts w:hint="eastAsia"/>
-        </w:rPr>
-        <w:t>m-2（除去全0全1），因此子网划分增加了灵活性，但减少了能连接在网络上的主机数</w:t>
-      </w:r>
-      <w:r>
-        <w:rPr>
-          <w:rFonts w:hint="eastAsia"/>
-        </w:rPr>
-        <w:t>（减少了可用I</w:t>
-      </w:r>
-      <w:r>
-        <w:t>P</w:t>
-      </w:r>
-      <w:r>
-        <w:rPr>
-          <w:rFonts w:hint="eastAsia"/>
-        </w:rPr>
-        <w:t>地址）</w:t>
-      </w:r>
-      <w:r>
-        <w:rPr>
-          <w:rFonts w:hint="eastAsia"/>
-        </w:rPr>
-        <w:t>。</w:t>
-      </w:r>
-    </w:p>
-    <w:p>
-      <w:r>
-        <w:rPr>
-          <w:rFonts w:hint="eastAsia"/>
-        </w:rPr>
-        <w:t>B类地址的主机号共16位，从中取8位作为子网号，子网掩码如下：</w:t>
+        <w:t>：</w:t>
+      </w:r>
+    </w:p>
+    <w:p>
+      <w:r>
+        <w:rPr>
+          <w:rFonts w:hint="eastAsia"/>
+        </w:rPr>
+        <w:t>任务栏网络和Internet设置</w:t>
+      </w:r>
+      <w:r>
+        <w:sym w:font="Wingdings" w:char="F0E0"/>
+      </w:r>
+      <w:r>
+        <w:rPr>
+          <w:rFonts w:hint="eastAsia"/>
+        </w:rPr>
+        <w:t>更改适配器选项</w:t>
+      </w:r>
+      <w:r>
+        <w:sym w:font="Wingdings" w:char="F0E0"/>
+      </w:r>
+      <w:r>
+        <w:rPr>
+          <w:rFonts w:hint="eastAsia"/>
+        </w:rPr>
+        <w:t>选中W</w:t>
+      </w:r>
+      <w:r>
+        <w:t>LAN</w:t>
+      </w:r>
+      <w:r>
+        <w:sym w:font="Wingdings" w:char="F0E0"/>
+      </w:r>
+      <w:r>
+        <w:rPr>
+          <w:rFonts w:hint="eastAsia"/>
+        </w:rPr>
+        <w:t>右键属性</w:t>
+      </w:r>
+      <w:r>
+        <w:sym w:font="Wingdings" w:char="F0E0"/>
+      </w:r>
+      <w:r>
+        <w:rPr>
+          <w:rFonts w:hint="eastAsia"/>
+        </w:rPr>
+        <w:t>双击T</w:t>
+      </w:r>
+      <w:r>
+        <w:t>CP/IP</w:t>
+      </w:r>
+      <w:r>
+        <w:rPr>
+          <w:rFonts w:hint="eastAsia"/>
+        </w:rPr>
+        <w:t>v</w:t>
+      </w:r>
+      <w:r>
+        <w:t>4</w:t>
+      </w:r>
+      <w:r>
+        <w:sym w:font="Wingdings" w:char="F0E0"/>
       </w:r>
     </w:p>
     <w:p>
@@ -5794,10 +6028,10 @@
           <w:noProof/>
         </w:rPr>
         <w:drawing>
-          <wp:inline distT="0" distB="0" distL="0" distR="0" wp14:anchorId="2C478837" wp14:editId="4AEBF338">
-            <wp:extent cx="3794760" cy="1640163"/>
-            <wp:effectExtent l="0" t="0" r="0" b="0"/>
-            <wp:docPr id="9" name="图片 9"/>
+          <wp:inline distT="0" distB="0" distL="0" distR="0" wp14:anchorId="0C914535" wp14:editId="79309E55">
+            <wp:extent cx="3176604" cy="3960530"/>
+            <wp:effectExtent l="0" t="0" r="5080" b="1905"/>
+            <wp:docPr id="14" name="图片 14"/>
             <wp:cNvGraphicFramePr>
               <a:graphicFrameLocks xmlns:a="http://schemas.openxmlformats.org/drawingml/2006/main" noChangeAspect="1"/>
             </wp:cNvGraphicFramePr>
@@ -5817,7 +6051,7 @@
                   <pic:spPr>
                     <a:xfrm>
                       <a:off x="0" y="0"/>
-                      <a:ext cx="3813695" cy="1648347"/>
+                      <a:ext cx="3179614" cy="3964283"/>
                     </a:xfrm>
                     <a:prstGeom prst="rect">
                       <a:avLst/>
@@ -5835,178 +6069,7 @@
         <w:rPr>
           <w:rFonts w:hint="eastAsia"/>
         </w:rPr>
-        <w:t>无分类编址C</w:t>
-      </w:r>
-      <w:r>
-        <w:t>IDR</w:t>
-      </w:r>
-      <w:r>
-        <w:rPr>
-          <w:rFonts w:hint="eastAsia"/>
-        </w:rPr>
-        <w:t>的I</w:t>
-      </w:r>
-      <w:r>
-        <w:t>P</w:t>
-      </w:r>
-      <w:r>
-        <w:rPr>
-          <w:rFonts w:hint="eastAsia"/>
-        </w:rPr>
-        <w:t>地址，前缀+主机号，当前缀&gt;8位且&lt;24位时，一个</w:t>
-      </w:r>
-      <w:r>
-        <w:t>CIDR</w:t>
-      </w:r>
-      <w:r>
-        <w:rPr>
-          <w:rFonts w:hint="eastAsia"/>
-        </w:rPr>
-        <w:t>地址块包含的网络地址数相当于多个C类网络（甚至是</w:t>
-      </w:r>
-      <w:r>
-        <w:rPr>
-          <w:rFonts w:hint="eastAsia"/>
-        </w:rPr>
-        <w:t>多个</w:t>
-      </w:r>
-      <w:r>
-        <w:rPr>
-          <w:rFonts w:hint="eastAsia"/>
-        </w:rPr>
-        <w:t>B类网络），因此可实现路由聚合，构成超网。</w:t>
-      </w:r>
-      <w:r>
-        <w:rPr>
-          <w:rFonts w:hint="eastAsia"/>
-        </w:rPr>
-        <w:t>如128.14.35.7</w:t>
-      </w:r>
-      <w:r>
-        <w:t>/</w:t>
-      </w:r>
-      <w:r>
-        <w:rPr>
-          <w:rFonts w:hint="eastAsia"/>
-        </w:rPr>
-        <w:t>20，表示其中前20位是前缀，后边12位是主机号</w:t>
-      </w:r>
-      <w:r>
-        <w:rPr>
-          <w:rFonts w:hint="eastAsia"/>
-        </w:rPr>
-        <w:t>。无分类编址I</w:t>
-      </w:r>
-      <w:r>
-        <w:t>P</w:t>
-      </w:r>
-      <w:r>
-        <w:rPr>
-          <w:rFonts w:hint="eastAsia"/>
-        </w:rPr>
-        <w:t>地址前缀有多少位，则子网掩码前边多少个1.</w:t>
-      </w:r>
-    </w:p>
-    <w:p>
-      <w:r>
-        <w:rPr>
-          <w:rFonts w:hint="eastAsia"/>
-        </w:rPr>
-        <w:t>子网划分与C</w:t>
-      </w:r>
-      <w:r>
-        <w:t>IDR</w:t>
-      </w:r>
-      <w:r>
-        <w:rPr>
-          <w:rFonts w:hint="eastAsia"/>
-        </w:rPr>
-        <w:t>地址块的区别：</w:t>
-      </w:r>
-    </w:p>
-    <w:p>
-      <w:r>
-        <w:rPr>
-          <w:rFonts w:hint="eastAsia"/>
-        </w:rPr>
-        <w:t>(1</w:t>
-      </w:r>
-      <w:r>
-        <w:t>)</w:t>
-      </w:r>
-      <w:r>
-        <w:rPr>
-          <w:rFonts w:hint="eastAsia"/>
-        </w:rPr>
-        <w:t>子网划分后，本单位以外的网络看不见本单位是否划分子网，即对外仍是一个网络。即本单位以外的路由器的路由表不发生改变。子网间的通信需要使用路由器。某单位原本仅一个路由器R1，如果想划分了三个子网，则需要新购置2个路由器，然后R1星形连接R2、R3，R1、R2、R3各自连接一个交换机拥有一个小的子网。网络中</w:t>
-      </w:r>
-      <w:r>
-        <w:rPr>
-          <w:rFonts w:hint="eastAsia"/>
-        </w:rPr>
-        <w:t>原本就存在</w:t>
-      </w:r>
-      <w:r>
-        <w:rPr>
-          <w:rFonts w:hint="eastAsia"/>
-        </w:rPr>
-        <w:t>的其它路由器的路由表不变（包括与R1相连的），仅R1的路由表发生改变（ R2、R3的路由表</w:t>
-      </w:r>
-      <w:r>
-        <w:rPr>
-          <w:rFonts w:hint="eastAsia"/>
-        </w:rPr>
-        <w:t>需要</w:t>
-      </w:r>
-      <w:r>
-        <w:rPr>
-          <w:rFonts w:hint="eastAsia"/>
-        </w:rPr>
-        <w:t>新建），R1、R2、R3的表项里的子网掩码都是三级I</w:t>
-      </w:r>
-      <w:r>
-        <w:t>P</w:t>
-      </w:r>
-      <w:r>
-        <w:rPr>
-          <w:rFonts w:hint="eastAsia"/>
-        </w:rPr>
-        <w:t>地址的子网掩码，而不是两级I</w:t>
-      </w:r>
-      <w:r>
-        <w:t>P</w:t>
-      </w:r>
-      <w:r>
-        <w:rPr>
-          <w:rFonts w:hint="eastAsia"/>
-        </w:rPr>
-        <w:t>地址的默认子网掩码。</w:t>
-      </w:r>
-    </w:p>
-    <w:p>
-      <w:r>
-        <w:rPr>
-          <w:rFonts w:hint="eastAsia"/>
-        </w:rPr>
-        <w:t>(2</w:t>
-      </w:r>
-      <w:r>
-        <w:t>)</w:t>
-      </w:r>
-      <w:r>
-        <w:rPr>
-          <w:rFonts w:hint="eastAsia"/>
-        </w:rPr>
-        <w:t>使用C</w:t>
-      </w:r>
-      <w:r>
-        <w:t>IDR</w:t>
-      </w:r>
-      <w:r>
-        <w:rPr>
-          <w:rFonts w:hint="eastAsia"/>
-        </w:rPr>
-        <w:t>，I</w:t>
+        <w:t>当前互联网（Internet）采用基于I</w:t>
       </w:r>
       <w:r>
         <w:t>SP</w:t>
@@ -6015,91 +6078,7 @@
         <w:rPr>
           <w:rFonts w:hint="eastAsia"/>
         </w:rPr>
-        <w:t>分配给大学一个C</w:t>
-      </w:r>
-      <w:r>
-        <w:t>IDR</w:t>
-      </w:r>
-      <w:r>
-        <w:rPr>
-          <w:rFonts w:hint="eastAsia"/>
-        </w:rPr>
-        <w:t>地址块，如</w:t>
-      </w:r>
-      <w:r>
-        <w:t>206.0.68.0/22</w:t>
-      </w:r>
-      <w:r>
-        <w:rPr>
-          <w:rFonts w:hint="eastAsia"/>
-        </w:rPr>
-        <w:t>，则大学可自行分配该地址段的所有I</w:t>
-      </w:r>
-      <w:r>
-        <w:t>P</w:t>
-      </w:r>
-      <w:r>
-        <w:rPr>
-          <w:rFonts w:hint="eastAsia"/>
-        </w:rPr>
-        <w:t>地址，如再划分出</w:t>
-      </w:r>
-      <w:r>
-        <w:rPr>
-          <w:rFonts w:hint="eastAsia"/>
-        </w:rPr>
-        <w:t>下属</w:t>
-      </w:r>
-      <w:r>
-        <w:rPr>
-          <w:rFonts w:hint="eastAsia"/>
-        </w:rPr>
-        <w:t>4个系的各自C</w:t>
-      </w:r>
-      <w:r>
-        <w:t>IDR</w:t>
-      </w:r>
-      <w:r>
-        <w:rPr>
-          <w:rFonts w:hint="eastAsia"/>
-        </w:rPr>
-        <w:t>地址块。一般，</w:t>
-      </w:r>
-      <w:r>
-        <w:rPr>
-          <w:rFonts w:hint="eastAsia"/>
-        </w:rPr>
-        <w:t>大学下属的</w:t>
-      </w:r>
-      <w:r>
-        <w:rPr>
-          <w:rFonts w:hint="eastAsia"/>
-        </w:rPr>
-        <w:t>第</w:t>
-      </w:r>
-      <w:r>
-        <w:rPr>
-          <w:rFonts w:hint="eastAsia"/>
-        </w:rPr>
-        <w:t>四系希望</w:t>
-      </w:r>
-      <w:r>
-        <w:t xml:space="preserve"> ISP 把转发给四系的数据报直接发到四系而不要经过大学的路由器，因此，在 ISP 的路由器的路由表中，至少要有以下两个项目，即 206.0.68.0/22 (大学） 和 206.0.71.128/25 (</w:t>
-      </w:r>
-      <w:r>
-        <w:rPr>
-          <w:rFonts w:hint="eastAsia"/>
-        </w:rPr>
-        <w:t>第</w:t>
-      </w:r>
-      <w:r>
-        <w:t>四系）</w:t>
-      </w:r>
-      <w:r>
-        <w:rPr>
-          <w:rFonts w:hint="eastAsia"/>
-        </w:rPr>
-        <w:t>，I</w:t>
+        <w:t>的多级结构：主干I</w:t>
       </w:r>
       <w:r>
         <w:t>SP</w:t>
@@ -6108,1077 +6087,50 @@
         <w:rPr>
           <w:rFonts w:hint="eastAsia"/>
         </w:rPr>
-        <w:t>的路由器收到一个实际发往</w:t>
-      </w:r>
-      <w:r>
-        <w:rPr>
-          <w:rFonts w:hint="eastAsia"/>
-        </w:rPr>
-        <w:t>第</w:t>
-      </w:r>
-      <w:r>
-        <w:rPr>
-          <w:rFonts w:hint="eastAsia"/>
-        </w:rPr>
-        <w:t>四系的数据报，会</w:t>
-      </w:r>
-      <w:r>
-        <w:rPr>
-          <w:rFonts w:hint="eastAsia"/>
-        </w:rPr>
-        <w:t>根据最长前缀匹配的原理，找到一下跳站点为</w:t>
-      </w:r>
-      <w:r>
-        <w:rPr>
-          <w:rFonts w:hint="eastAsia"/>
-        </w:rPr>
-        <w:t>第</w:t>
-      </w:r>
-      <w:r>
-        <w:rPr>
-          <w:rFonts w:hint="eastAsia"/>
-        </w:rPr>
-        <w:t>四系路由器而不是大学路由器。C</w:t>
-      </w:r>
-      <w:r>
-        <w:t>IDR</w:t>
-      </w:r>
-      <w:r>
-        <w:rPr>
-          <w:rFonts w:hint="eastAsia"/>
-        </w:rPr>
-        <w:t>地址块下再划分小的C</w:t>
-      </w:r>
-      <w:r>
-        <w:t>IDR</w:t>
-      </w:r>
-      <w:r>
-        <w:rPr>
-          <w:rFonts w:hint="eastAsia"/>
-        </w:rPr>
-        <w:t>地址块，会影响网络外的其它路由器的路由表，而且每个小C</w:t>
-      </w:r>
-      <w:r>
-        <w:t>IDR</w:t>
-      </w:r>
-      <w:r>
-        <w:rPr>
-          <w:rFonts w:hint="eastAsia"/>
-        </w:rPr>
-        <w:t>地址块对应的网络</w:t>
-      </w:r>
-      <w:r>
-        <w:rPr>
-          <w:rFonts w:hint="eastAsia"/>
-        </w:rPr>
-        <w:t>的</w:t>
-      </w:r>
-      <w:r>
-        <w:rPr>
-          <w:rFonts w:hint="eastAsia"/>
-        </w:rPr>
-        <w:t>路由器可</w:t>
-      </w:r>
-      <w:r>
-        <w:rPr>
-          <w:rFonts w:hint="eastAsia"/>
+        <w:t>-</w:t>
+      </w:r>
+      <w:r>
+        <w:t>&gt;</w:t>
+      </w:r>
+      <w:r>
+        <w:rPr>
+          <w:rFonts w:hint="eastAsia"/>
+        </w:rPr>
+        <w:t>地区I</w:t>
+      </w:r>
+      <w:r>
+        <w:t>SP</w:t>
+      </w:r>
+      <w:r>
+        <w:rPr>
+          <w:rFonts w:hint="eastAsia"/>
+        </w:rPr>
+        <w:t>-</w:t>
+      </w:r>
+      <w:r>
+        <w:t>&gt;</w:t>
+      </w:r>
+      <w:r>
+        <w:rPr>
+          <w:rFonts w:hint="eastAsia"/>
+        </w:rPr>
+        <w:t>本地I</w:t>
+      </w:r>
+      <w:r>
+        <w:t>SP</w:t>
+      </w:r>
+    </w:p>
+    <w:p>
+      <w:r>
+        <w:rPr>
+          <w:noProof/>
         </w:rPr>
         <w:lastRenderedPageBreak/>
-        <w:t>以直接与单位外的其它路由器相连。</w:t>
-      </w:r>
-    </w:p>
-    <w:p>
-      <w:r>
-        <w:rPr>
-          <w:rFonts w:hint="eastAsia"/>
-        </w:rPr>
-        <w:t>分类</w:t>
-      </w:r>
-      <w:r>
-        <w:t>IP</w:t>
-      </w:r>
-      <w:r>
-        <w:rPr>
-          <w:rFonts w:hint="eastAsia"/>
-        </w:rPr>
-        <w:t>地址、使用子网划分的分类I</w:t>
-      </w:r>
-      <w:r>
-        <w:t>P</w:t>
-      </w:r>
-      <w:r>
-        <w:rPr>
-          <w:rFonts w:hint="eastAsia"/>
-        </w:rPr>
-        <w:t>地址、C</w:t>
-      </w:r>
-      <w:r>
-        <w:t>IDR IP</w:t>
-      </w:r>
-      <w:r>
-        <w:rPr>
-          <w:rFonts w:hint="eastAsia"/>
-        </w:rPr>
-        <w:t>地址可以用子网掩码统一起来，即无论使用哪种I地址，I</w:t>
-      </w:r>
-      <w:r>
-        <w:t>P</w:t>
-      </w:r>
-      <w:r>
-        <w:rPr>
-          <w:rFonts w:hint="eastAsia"/>
-        </w:rPr>
-        <w:t>地址与子网掩码与运算，都可得到网络地址。</w:t>
-      </w:r>
-      <w:r>
-        <w:rPr>
-          <w:rFonts w:hint="eastAsia"/>
-        </w:rPr>
-        <w:t>标准规定必须使用子网掩码，即使是没有划分子网，便于查找路由表</w:t>
-      </w:r>
-    </w:p>
-    <w:p>
-      <w:r>
-        <w:rPr>
-          <w:rFonts w:hint="eastAsia"/>
-        </w:rPr>
-        <w:t>具有相同</w:t>
-      </w:r>
-      <w:r>
-        <w:rPr>
-          <w:rFonts w:hint="eastAsia"/>
-        </w:rPr>
-        <w:t>网络号+子网号</w:t>
-      </w:r>
-      <w:r>
-        <w:rPr>
-          <w:rFonts w:hint="eastAsia"/>
-        </w:rPr>
-        <w:t>或者C</w:t>
-      </w:r>
-      <w:r>
-        <w:t>IDR</w:t>
-      </w:r>
-      <w:r>
-        <w:rPr>
-          <w:rFonts w:hint="eastAsia"/>
-        </w:rPr>
-        <w:t>前缀的主机是一个网络，用转发器</w:t>
-      </w:r>
-      <w:r>
-        <w:rPr>
-          <w:rFonts w:hint="eastAsia"/>
-        </w:rPr>
-        <w:t>、集线器连接多个主机，或者网桥、交换机连接的多个局域网，仍是一个网络</w:t>
-      </w:r>
-    </w:p>
-    <w:p>
-      <w:r>
-        <w:rPr>
-          <w:rFonts w:hint="eastAsia"/>
-        </w:rPr>
-        <w:t>转发器，铜轴电缆总线结构以太网时期使用，物理层，信号放大，扩展以太网</w:t>
-      </w:r>
-    </w:p>
-    <w:p>
-      <w:r>
-        <w:rPr>
-          <w:rFonts w:hint="eastAsia"/>
-        </w:rPr>
-        <w:t>集线器，双绞线集线器星形拓扑，物理层，逻辑上仍是总线结构，使用C</w:t>
-      </w:r>
-      <w:r>
-        <w:t>SMA/CD</w:t>
-      </w:r>
-      <w:r>
-        <w:rPr>
-          <w:rFonts w:hint="eastAsia"/>
-        </w:rPr>
-        <w:t>协议</w:t>
-      </w:r>
-    </w:p>
-    <w:p>
-      <w:r>
-        <w:rPr>
-          <w:rFonts w:hint="eastAsia"/>
-        </w:rPr>
-        <w:t>一个集线器星形连接多个集线器，这多个集线器再星形连接主机</w:t>
-      </w:r>
-    </w:p>
-    <w:p>
-      <w:r>
-        <w:rPr>
-          <w:rFonts w:hint="eastAsia"/>
-        </w:rPr>
-        <w:t>网桥，接口少，星形连接集线器</w:t>
-      </w:r>
-    </w:p>
-    <w:p>
-      <w:r>
-        <w:rPr>
-          <w:rFonts w:hint="eastAsia"/>
-        </w:rPr>
-        <w:t>交换机，多接口网桥，直接星形连接主机，即插即用，自动学习帧转发表，根据</w:t>
-      </w:r>
-      <w:r>
-        <w:t>MAC</w:t>
-      </w:r>
-      <w:r>
-        <w:rPr>
-          <w:rFonts w:hint="eastAsia"/>
-        </w:rPr>
-        <w:t>地址存储转发</w:t>
-      </w:r>
-    </w:p>
-    <w:p>
-      <w:r>
-        <w:rPr>
-          <w:rFonts w:hint="eastAsia"/>
-        </w:rPr>
-        <w:t>对1</w:t>
-      </w:r>
-      <w:r>
-        <w:t>0M</w:t>
-      </w:r>
-      <w:r>
-        <w:rPr>
-          <w:rFonts w:hint="eastAsia"/>
-        </w:rPr>
-        <w:t>bits</w:t>
-      </w:r>
-      <w:r>
-        <w:t>/</w:t>
-      </w:r>
-      <w:r>
-        <w:rPr>
-          <w:rFonts w:hint="eastAsia"/>
-        </w:rPr>
-        <w:t>s使用集线器的以太网，如连接10个用户，则每个用户1</w:t>
-      </w:r>
-      <w:r>
-        <w:t>M</w:t>
-      </w:r>
-      <w:r>
-        <w:rPr>
-          <w:rFonts w:hint="eastAsia"/>
-        </w:rPr>
-        <w:t>bits</w:t>
-      </w:r>
-      <w:r>
-        <w:t>/</w:t>
-      </w:r>
-      <w:r>
-        <w:rPr>
-          <w:rFonts w:hint="eastAsia"/>
-        </w:rPr>
-        <w:t>s；对1</w:t>
-      </w:r>
-      <w:r>
-        <w:t>0M</w:t>
-      </w:r>
-      <w:r>
-        <w:rPr>
-          <w:rFonts w:hint="eastAsia"/>
-        </w:rPr>
-        <w:t>bits</w:t>
-      </w:r>
-      <w:r>
-        <w:t>/</w:t>
-      </w:r>
-      <w:r>
-        <w:rPr>
-          <w:rFonts w:hint="eastAsia"/>
-        </w:rPr>
-        <w:t>s使用交换机的以太网，如连接10个用户，则每个用户10</w:t>
-      </w:r>
-      <w:r>
-        <w:t>M</w:t>
-      </w:r>
-      <w:r>
-        <w:rPr>
-          <w:rFonts w:hint="eastAsia"/>
-        </w:rPr>
-        <w:t>bits</w:t>
-      </w:r>
-      <w:r>
-        <w:t>/</w:t>
-      </w:r>
-      <w:r>
-        <w:rPr>
-          <w:rFonts w:hint="eastAsia"/>
-        </w:rPr>
-        <w:t>s，总速率100</w:t>
-      </w:r>
-      <w:r>
-        <w:t>M</w:t>
-      </w:r>
-      <w:r>
-        <w:rPr>
-          <w:rFonts w:hint="eastAsia"/>
-        </w:rPr>
-        <w:t>bits</w:t>
-      </w:r>
-      <w:r>
-        <w:t>/</w:t>
-      </w:r>
-      <w:r>
-        <w:rPr>
-          <w:rFonts w:hint="eastAsia"/>
-        </w:rPr>
-        <w:t>s</w:t>
-      </w:r>
-    </w:p>
-    <w:p>
-      <w:r>
-        <w:rPr>
-          <w:rFonts w:hint="eastAsia"/>
-        </w:rPr>
-        <w:t>路由器用路由选择协议获取更新路由表</w:t>
-      </w:r>
-    </w:p>
-    <w:p>
-      <w:pPr>
-        <w:spacing w:beforeLines="50" w:before="156"/>
-        <w:outlineLvl w:val="1"/>
-      </w:pPr>
-      <w:r>
-        <w:rPr>
-          <w:rFonts w:hint="eastAsia"/>
-        </w:rPr>
-        <w:t>数据包发送过程：</w:t>
-      </w:r>
-    </w:p>
-    <w:p>
-      <w:r>
-        <w:rPr>
-          <w:rFonts w:hint="eastAsia"/>
-        </w:rPr>
-        <w:t>A</w:t>
-      </w:r>
-      <w:r>
-        <w:t>RP</w:t>
-      </w:r>
-      <w:r>
-        <w:rPr>
-          <w:rFonts w:hint="eastAsia"/>
-        </w:rPr>
-        <w:t>，</w:t>
-      </w:r>
-      <w:r>
-        <w:rPr>
-          <w:rFonts w:hint="eastAsia"/>
-        </w:rPr>
-        <w:t>地址解析协议。</w:t>
-      </w:r>
-      <w:r>
-        <w:rPr>
-          <w:rFonts w:hint="eastAsia"/>
-          <w:color w:val="FF0000"/>
-        </w:rPr>
-        <w:t>主机和</w:t>
-      </w:r>
-      <w:r>
-        <w:rPr>
-          <w:rFonts w:hint="eastAsia"/>
-          <w:color w:val="FF0000"/>
-        </w:rPr>
-        <w:t>路由器</w:t>
-      </w:r>
-      <w:r>
-        <w:rPr>
-          <w:rFonts w:hint="eastAsia"/>
-          <w:color w:val="FF0000"/>
-        </w:rPr>
-        <w:t>都有</w:t>
-      </w:r>
-      <w:r>
-        <w:rPr>
-          <w:color w:val="FF0000"/>
-        </w:rPr>
-        <w:t>ARP</w:t>
-      </w:r>
-      <w:r>
-        <w:rPr>
-          <w:rFonts w:hint="eastAsia"/>
-          <w:color w:val="FF0000"/>
-        </w:rPr>
-        <w:t>映射表</w:t>
-      </w:r>
-      <w:r>
-        <w:rPr>
-          <w:rFonts w:hint="eastAsia"/>
-        </w:rPr>
-        <w:t>，存储本网络所有主机</w:t>
-      </w:r>
-      <w:r>
-        <w:rPr>
-          <w:rFonts w:hint="eastAsia"/>
-        </w:rPr>
-        <w:t>和路由器的I</w:t>
-      </w:r>
-      <w:r>
-        <w:t>P</w:t>
-      </w:r>
-      <w:r>
-        <w:rPr>
-          <w:rFonts w:hint="eastAsia"/>
-        </w:rPr>
-        <w:t>地址到M</w:t>
-      </w:r>
-      <w:r>
-        <w:t>AC</w:t>
-      </w:r>
-      <w:r>
-        <w:rPr>
-          <w:rFonts w:hint="eastAsia"/>
-        </w:rPr>
-        <w:t>地址的映射。</w:t>
-      </w:r>
-      <w:r>
-        <w:rPr>
-          <w:rFonts w:hint="eastAsia"/>
-        </w:rPr>
-        <w:t>I</w:t>
-      </w:r>
-      <w:r>
-        <w:t>P</w:t>
-      </w:r>
-      <w:r>
-        <w:rPr>
-          <w:rFonts w:hint="eastAsia"/>
-        </w:rPr>
-        <w:t>数据报传送到</w:t>
-      </w:r>
-      <w:r>
-        <w:rPr>
-          <w:rFonts w:hint="eastAsia"/>
-        </w:rPr>
-        <w:t>路由器，查路由表得知一下站的I</w:t>
-      </w:r>
-      <w:r>
-        <w:t>P</w:t>
-      </w:r>
-      <w:r>
-        <w:rPr>
-          <w:rFonts w:hint="eastAsia"/>
-        </w:rPr>
-        <w:t>地址，然后</w:t>
-      </w:r>
-      <w:r>
-        <w:rPr>
-          <w:rFonts w:hint="eastAsia"/>
-        </w:rPr>
-        <w:t>查A</w:t>
-      </w:r>
-      <w:r>
-        <w:t>RP</w:t>
-      </w:r>
-      <w:r>
-        <w:rPr>
-          <w:rFonts w:hint="eastAsia"/>
-        </w:rPr>
-        <w:t>映射表得到</w:t>
-      </w:r>
-      <w:r>
-        <w:t>MAC</w:t>
-      </w:r>
-      <w:r>
-        <w:rPr>
-          <w:rFonts w:hint="eastAsia"/>
-        </w:rPr>
-        <w:t>地址，然后写入数据链路层帧首部的目的帧地址字段。如果</w:t>
-      </w:r>
-      <w:r>
-        <w:rPr>
-          <w:rFonts w:hint="eastAsia"/>
-        </w:rPr>
-        <w:t>A</w:t>
-      </w:r>
-      <w:r>
-        <w:t>RP</w:t>
-      </w:r>
-      <w:r>
-        <w:rPr>
-          <w:rFonts w:hint="eastAsia"/>
-        </w:rPr>
-        <w:t>映射表</w:t>
-      </w:r>
-      <w:r>
-        <w:rPr>
-          <w:rFonts w:hint="eastAsia"/>
-        </w:rPr>
-        <w:t>中查不到下一站I</w:t>
-      </w:r>
-      <w:r>
-        <w:t>P</w:t>
-      </w:r>
-      <w:r>
-        <w:rPr>
-          <w:rFonts w:hint="eastAsia"/>
-        </w:rPr>
-        <w:t>地址对应的M</w:t>
-      </w:r>
-      <w:r>
-        <w:t>AC</w:t>
-      </w:r>
-      <w:r>
-        <w:rPr>
-          <w:rFonts w:hint="eastAsia"/>
-        </w:rPr>
-        <w:t>地址，则</w:t>
-      </w:r>
-      <w:r>
-        <w:rPr>
-          <w:rFonts w:hint="eastAsia"/>
-          <w:color w:val="FF0000"/>
-        </w:rPr>
-        <w:t>在本局域网广播</w:t>
-      </w:r>
-      <w:r>
-        <w:rPr>
-          <w:rFonts w:hint="eastAsia"/>
-        </w:rPr>
-        <w:t>A</w:t>
-      </w:r>
-      <w:r>
-        <w:t>RP</w:t>
-      </w:r>
-      <w:r>
-        <w:rPr>
-          <w:rFonts w:hint="eastAsia"/>
-        </w:rPr>
-        <w:t>请求分组，“我的I</w:t>
-      </w:r>
-      <w:r>
-        <w:t>p</w:t>
-      </w:r>
-      <w:r>
-        <w:rPr>
-          <w:rFonts w:hint="eastAsia"/>
-        </w:rPr>
-        <w:t>地址是xxx，我的</w:t>
-      </w:r>
-      <w:r>
-        <w:t>MAC</w:t>
-      </w:r>
-      <w:r>
-        <w:rPr>
-          <w:rFonts w:hint="eastAsia"/>
-        </w:rPr>
-        <w:t>地址是xxx，我想知道I</w:t>
-      </w:r>
-      <w:r>
-        <w:t>P</w:t>
-      </w:r>
-      <w:r>
-        <w:rPr>
-          <w:rFonts w:hint="eastAsia"/>
-        </w:rPr>
-        <w:t>地址位xxx的主机的M</w:t>
-      </w:r>
-      <w:r>
-        <w:t>AC</w:t>
-      </w:r>
-      <w:r>
-        <w:rPr>
-          <w:rFonts w:hint="eastAsia"/>
-        </w:rPr>
-        <w:t>地址是多少”，收到广播的某一主机的I</w:t>
-      </w:r>
-      <w:r>
-        <w:t>P</w:t>
-      </w:r>
-      <w:r>
-        <w:rPr>
-          <w:rFonts w:hint="eastAsia"/>
-        </w:rPr>
-        <w:t>地址与要查询的一致，则点对点回复“我的I</w:t>
-      </w:r>
-      <w:r>
-        <w:t>P</w:t>
-      </w:r>
-      <w:r>
-        <w:rPr>
-          <w:rFonts w:hint="eastAsia"/>
-        </w:rPr>
-        <w:t>地址是xxx，我的M</w:t>
-      </w:r>
-      <w:r>
-        <w:t>AC</w:t>
-      </w:r>
-      <w:r>
-        <w:rPr>
-          <w:rFonts w:hint="eastAsia"/>
-        </w:rPr>
-        <w:t>地址是xxx”</w:t>
-      </w:r>
-      <w:r>
-        <w:rPr>
-          <w:rFonts w:hint="eastAsia"/>
-        </w:rPr>
-        <w:t>。</w:t>
-      </w:r>
-      <w:r>
-        <w:rPr>
-          <w:rFonts w:hint="eastAsia"/>
-          <w:color w:val="FF0000"/>
-        </w:rPr>
-        <w:t>A</w:t>
-      </w:r>
-      <w:r>
-        <w:rPr>
-          <w:color w:val="FF0000"/>
-        </w:rPr>
-        <w:t>RP</w:t>
-      </w:r>
-      <w:r>
-        <w:rPr>
-          <w:rFonts w:hint="eastAsia"/>
-          <w:color w:val="FF0000"/>
-        </w:rPr>
-        <w:t>映射表的所有项都设置有生存时间，一旦某个映射项超过生存时间则删除之</w:t>
-      </w:r>
-    </w:p>
-    <w:p>
-      <w:r>
-        <w:rPr>
-          <w:rFonts w:hint="eastAsia"/>
-        </w:rPr>
-        <w:t>分类I</w:t>
-      </w:r>
-      <w:r>
-        <w:t>P</w:t>
-      </w:r>
-      <w:r>
-        <w:rPr>
-          <w:rFonts w:hint="eastAsia"/>
-        </w:rPr>
-        <w:t>地址使用子网掩码时分组转发流程：目的网络地址、子网掩码、下一跳</w:t>
-      </w:r>
-      <w:r>
-        <w:rPr>
-          <w:rFonts w:hint="eastAsia"/>
-        </w:rPr>
-        <w:t>I</w:t>
-      </w:r>
-      <w:r>
-        <w:t>P</w:t>
-      </w:r>
-      <w:r>
-        <w:rPr>
-          <w:rFonts w:hint="eastAsia"/>
-        </w:rPr>
-        <w:t>地址</w:t>
-      </w:r>
-    </w:p>
-    <w:p>
-      <w:r>
-        <w:rPr>
-          <w:rFonts w:hint="eastAsia"/>
-        </w:rPr>
-        <w:t>(1)</w:t>
-      </w:r>
-      <w:r>
-        <w:rPr>
-          <w:rFonts w:hint="eastAsia"/>
-        </w:rPr>
-        <w:t>发送主机将目的I</w:t>
-      </w:r>
-      <w:r>
-        <w:t>P</w:t>
-      </w:r>
-      <w:r>
-        <w:rPr>
-          <w:rFonts w:hint="eastAsia"/>
-        </w:rPr>
-        <w:t>地址&amp;运算本网络子网掩码，结果如果等于本网络网络地址，则说明目的主机在本网络中，</w:t>
-      </w:r>
-      <w:r>
-        <w:rPr>
-          <w:rFonts w:hint="eastAsia"/>
-        </w:rPr>
-        <w:t>查</w:t>
-      </w:r>
-      <w:r>
-        <w:rPr>
-          <w:rFonts w:hint="eastAsia"/>
-        </w:rPr>
-        <w:t>A</w:t>
-      </w:r>
-      <w:r>
-        <w:t>RP</w:t>
-      </w:r>
-      <w:r>
-        <w:rPr>
-          <w:rFonts w:hint="eastAsia"/>
-        </w:rPr>
-        <w:t>映射表</w:t>
-      </w:r>
-      <w:r>
-        <w:rPr>
-          <w:rFonts w:hint="eastAsia"/>
-        </w:rPr>
-        <w:t>获得目的I</w:t>
-      </w:r>
-      <w:r>
-        <w:t>P</w:t>
-      </w:r>
-      <w:r>
-        <w:rPr>
-          <w:rFonts w:hint="eastAsia"/>
-        </w:rPr>
-        <w:t>对应的M</w:t>
-      </w:r>
-      <w:r>
-        <w:t>AC</w:t>
-      </w:r>
-      <w:r>
-        <w:rPr>
-          <w:rFonts w:hint="eastAsia"/>
-        </w:rPr>
-        <w:t>地址，写入M</w:t>
-      </w:r>
-      <w:r>
-        <w:t>AC</w:t>
-      </w:r>
-      <w:r>
-        <w:rPr>
-          <w:rFonts w:hint="eastAsia"/>
-        </w:rPr>
-        <w:t>帧的目的M</w:t>
-      </w:r>
-      <w:r>
-        <w:t>AC</w:t>
-      </w:r>
-      <w:r>
-        <w:rPr>
-          <w:rFonts w:hint="eastAsia"/>
-        </w:rPr>
-        <w:t>地址字段，直接交付</w:t>
-      </w:r>
-    </w:p>
-    <w:p>
-      <w:r>
-        <w:t>(</w:t>
-      </w:r>
-      <w:r>
-        <w:rPr>
-          <w:rFonts w:hint="eastAsia"/>
-        </w:rPr>
-        <w:t>2</w:t>
-      </w:r>
-      <w:r>
-        <w:t>)</w:t>
-      </w:r>
-      <w:r>
-        <w:rPr>
-          <w:rFonts w:hint="eastAsia"/>
-          <w:color w:val="FF0000"/>
-        </w:rPr>
-        <w:t>如果目的主机不在本网络，则查找发送主机的路由表</w:t>
-      </w:r>
-      <w:r>
-        <w:rPr>
-          <w:rFonts w:hint="eastAsia"/>
-        </w:rPr>
-        <w:t>，依次将每一表项的子网掩码与目的</w:t>
-      </w:r>
-      <w:r>
-        <w:t>IP</w:t>
-      </w:r>
-      <w:r>
-        <w:rPr>
-          <w:rFonts w:hint="eastAsia"/>
-        </w:rPr>
-        <w:t>与运算，如果值等于该项的目的网络地址，则查A</w:t>
-      </w:r>
-      <w:r>
-        <w:t>RP</w:t>
-      </w:r>
-      <w:r>
-        <w:rPr>
-          <w:rFonts w:hint="eastAsia"/>
-        </w:rPr>
-        <w:t>获取该项的下一跳I</w:t>
-      </w:r>
-      <w:r>
-        <w:t>P</w:t>
-      </w:r>
-      <w:r>
-        <w:rPr>
-          <w:rFonts w:hint="eastAsia"/>
-        </w:rPr>
-        <w:t>地址对应的M</w:t>
-      </w:r>
-      <w:r>
-        <w:t>AC</w:t>
-      </w:r>
-      <w:r>
-        <w:rPr>
-          <w:rFonts w:hint="eastAsia"/>
-        </w:rPr>
-        <w:t>地址（是个路由器），修改目的M</w:t>
-      </w:r>
-      <w:r>
-        <w:t>AC</w:t>
-      </w:r>
-      <w:r>
-        <w:rPr>
-          <w:rFonts w:hint="eastAsia"/>
-        </w:rPr>
-        <w:t>地址，发送M</w:t>
-      </w:r>
-      <w:r>
-        <w:t>AC</w:t>
-      </w:r>
-      <w:r>
-        <w:rPr>
-          <w:rFonts w:hint="eastAsia"/>
-        </w:rPr>
-        <w:t>帧到下一跳路由器</w:t>
-      </w:r>
-    </w:p>
-    <w:p>
-      <w:r>
-        <w:rPr>
-          <w:rFonts w:hint="eastAsia"/>
-        </w:rPr>
-        <w:t>(3</w:t>
-      </w:r>
-      <w:r>
-        <w:t>)</w:t>
-      </w:r>
-      <w:r>
-        <w:rPr>
-          <w:rFonts w:hint="eastAsia"/>
-        </w:rPr>
-        <w:t>路由器收到后，查目的I</w:t>
-      </w:r>
-      <w:r>
-        <w:t>P</w:t>
-      </w:r>
-      <w:r>
-        <w:rPr>
-          <w:rFonts w:hint="eastAsia"/>
-        </w:rPr>
-        <w:t>指定的主机是否属于某个与自己相连的某个网络</w:t>
-      </w:r>
-      <w:r>
-        <w:rPr>
-          <w:rFonts w:hint="eastAsia"/>
-        </w:rPr>
-        <w:t>：对与路由器相连的各网络逐个排查：目的I</w:t>
-      </w:r>
-      <w:r>
-        <w:t>P</w:t>
-      </w:r>
-      <w:r>
-        <w:rPr>
-          <w:rFonts w:hint="eastAsia"/>
-        </w:rPr>
-        <w:t>&amp;运算子网掩码，如果结果等于相应的目的网络地址。如果是，则直接交付。</w:t>
-      </w:r>
-    </w:p>
-    <w:p>
-      <w:r>
-        <w:rPr>
-          <w:rFonts w:hint="eastAsia"/>
-        </w:rPr>
-        <w:t>注意：如果有主机特定路由和默认路由，则顺序是先排查是否可直接交付，不能再查普通路由，查不到，再默认路由</w:t>
-      </w:r>
-    </w:p>
-    <w:p>
-      <w:pPr>
-        <w:rPr>
-          <w:color w:val="FF0000"/>
-        </w:rPr>
-      </w:pPr>
-      <w:r>
-        <w:rPr>
-          <w:rFonts w:hint="eastAsia"/>
-          <w:color w:val="FF0000"/>
-        </w:rPr>
-        <w:t>网络中的主机和路由器都有A</w:t>
-      </w:r>
-      <w:r>
-        <w:rPr>
-          <w:color w:val="FF0000"/>
-        </w:rPr>
-        <w:t>RP</w:t>
-      </w:r>
-      <w:r>
-        <w:rPr>
-          <w:rFonts w:hint="eastAsia"/>
-          <w:color w:val="FF0000"/>
-        </w:rPr>
-        <w:t>高速缓存，都有路由表</w:t>
-      </w:r>
-    </w:p>
-    <w:p>
-      <w:r>
-        <w:rPr>
-          <w:rFonts w:hint="eastAsia"/>
-        </w:rPr>
-        <w:t>计算机网络中主机数远大于路由器数目，路由器之间交换路由信息更加频繁，出于效率，主机与路由器之间并不定期交换路由信息，而是</w:t>
-      </w:r>
-      <w:r>
-        <w:rPr>
-          <w:rFonts w:hint="eastAsia"/>
-          <w:color w:val="FF0000"/>
-        </w:rPr>
-        <w:t>开始时每个主机只设置一个默认路由，所有发送到本网络之外的数据报都先传送给默认路由</w:t>
-      </w:r>
-      <w:r>
-        <w:rPr>
-          <w:rFonts w:hint="eastAsia"/>
-        </w:rPr>
-        <w:t>。</w:t>
-      </w:r>
-      <w:r>
-        <w:rPr>
-          <w:rFonts w:hint="eastAsia"/>
-        </w:rPr>
-        <w:t>使用自治系统内路由选择协议O</w:t>
-      </w:r>
-      <w:r>
-        <w:t>SPF</w:t>
-      </w:r>
-      <w:r>
-        <w:rPr>
-          <w:rFonts w:hint="eastAsia"/>
-        </w:rPr>
-        <w:t>，每个路由器都有整个网络完整的拓扑结构，因此默认路由知道源主机到目的主机的最佳路由，如果最佳路由是另一个路由器R，则用网际控制报文协议I</w:t>
-      </w:r>
-      <w:r>
-        <w:t>CMP</w:t>
-      </w:r>
-      <w:r>
-        <w:rPr>
-          <w:rFonts w:hint="eastAsia"/>
-        </w:rPr>
-        <w:t>中的差错报告报文告知源主机，源主机则在其路由表新添一项：到目的I</w:t>
-      </w:r>
-      <w:r>
-        <w:t>P</w:t>
-      </w:r>
-      <w:r>
-        <w:rPr>
-          <w:rFonts w:hint="eastAsia"/>
-        </w:rPr>
-        <w:t>地址为xx时，主机应先传送报文段到路由器R，而不是默认路由。</w:t>
-      </w:r>
-    </w:p>
-    <w:p>
-      <w:r>
-        <w:rPr>
-          <w:rFonts w:hint="eastAsia"/>
-        </w:rPr>
-        <w:t>Win</w:t>
-      </w:r>
-      <w:r>
-        <w:t>10</w:t>
-      </w:r>
-      <w:r>
-        <w:rPr>
-          <w:rFonts w:hint="eastAsia"/>
-        </w:rPr>
-        <w:t>设置</w:t>
-      </w:r>
-      <w:r>
-        <w:rPr>
-          <w:rFonts w:hint="eastAsia"/>
-        </w:rPr>
-        <w:t>无线上网的</w:t>
-      </w:r>
-      <w:r>
-        <w:rPr>
-          <w:rFonts w:hint="eastAsia"/>
-        </w:rPr>
-        <w:t>静态I</w:t>
-      </w:r>
-      <w:r>
-        <w:t>P</w:t>
-      </w:r>
-      <w:r>
-        <w:rPr>
-          <w:rFonts w:hint="eastAsia"/>
-        </w:rPr>
-        <w:t>：</w:t>
-      </w:r>
-    </w:p>
-    <w:p>
-      <w:r>
-        <w:rPr>
-          <w:rFonts w:hint="eastAsia"/>
-        </w:rPr>
-        <w:lastRenderedPageBreak/>
-        <w:t>任务栏网络和Internet设置</w:t>
-      </w:r>
-      <w:r>
-        <w:sym w:font="Wingdings" w:char="F0E0"/>
-      </w:r>
-      <w:r>
-        <w:rPr>
-          <w:rFonts w:hint="eastAsia"/>
-        </w:rPr>
-        <w:t>更改适配器选项</w:t>
-      </w:r>
-      <w:r>
-        <w:sym w:font="Wingdings" w:char="F0E0"/>
-      </w:r>
-      <w:r>
-        <w:rPr>
-          <w:rFonts w:hint="eastAsia"/>
-        </w:rPr>
-        <w:t>选中W</w:t>
-      </w:r>
-      <w:r>
-        <w:t>LAN</w:t>
-      </w:r>
-      <w:r>
-        <w:sym w:font="Wingdings" w:char="F0E0"/>
-      </w:r>
-      <w:r>
-        <w:rPr>
-          <w:rFonts w:hint="eastAsia"/>
-        </w:rPr>
-        <w:t>右键属性</w:t>
-      </w:r>
-      <w:r>
-        <w:sym w:font="Wingdings" w:char="F0E0"/>
-      </w:r>
-      <w:r>
-        <w:rPr>
-          <w:rFonts w:hint="eastAsia"/>
-        </w:rPr>
-        <w:t>双击T</w:t>
-      </w:r>
-      <w:r>
-        <w:t>CP/IP</w:t>
-      </w:r>
-      <w:r>
-        <w:rPr>
-          <w:rFonts w:hint="eastAsia"/>
-        </w:rPr>
-        <w:t>v</w:t>
-      </w:r>
-      <w:r>
-        <w:t>4</w:t>
-      </w:r>
-      <w:r>
-        <w:sym w:font="Wingdings" w:char="F0E0"/>
-      </w:r>
-    </w:p>
-    <w:p>
-      <w:r>
-        <w:rPr>
-          <w:noProof/>
-        </w:rPr>
         <w:drawing>
-          <wp:inline distT="0" distB="0" distL="0" distR="0" wp14:anchorId="0C914535" wp14:editId="79309E55">
-            <wp:extent cx="3176604" cy="3960530"/>
-            <wp:effectExtent l="0" t="0" r="5080" b="1905"/>
-            <wp:docPr id="14" name="图片 14"/>
+          <wp:inline distT="0" distB="0" distL="0" distR="0" wp14:anchorId="118C7067" wp14:editId="53C0D9A3">
+            <wp:extent cx="3977640" cy="2042456"/>
+            <wp:effectExtent l="0" t="0" r="3810" b="0"/>
+            <wp:docPr id="10" name="图片 10"/>
             <wp:cNvGraphicFramePr>
               <a:graphicFrameLocks xmlns:a="http://schemas.openxmlformats.org/drawingml/2006/main" noChangeAspect="1"/>
             </wp:cNvGraphicFramePr>
@@ -7198,104 +6150,6 @@
                   <pic:spPr>
                     <a:xfrm>
                       <a:off x="0" y="0"/>
-                      <a:ext cx="3179614" cy="3964283"/>
-                    </a:xfrm>
-                    <a:prstGeom prst="rect">
-                      <a:avLst/>
-                    </a:prstGeom>
-                  </pic:spPr>
-                </pic:pic>
-              </a:graphicData>
-            </a:graphic>
-          </wp:inline>
-        </w:drawing>
-      </w:r>
-    </w:p>
-    <w:p>
-      <w:r>
-        <w:rPr>
-          <w:rFonts w:hint="eastAsia"/>
-        </w:rPr>
-        <w:t>当前互联网（Internet）采用基于I</w:t>
-      </w:r>
-      <w:r>
-        <w:t>SP</w:t>
-      </w:r>
-      <w:r>
-        <w:rPr>
-          <w:rFonts w:hint="eastAsia"/>
-        </w:rPr>
-        <w:t>的多级结构：主干I</w:t>
-      </w:r>
-      <w:r>
-        <w:t>SP</w:t>
-      </w:r>
-      <w:r>
-        <w:rPr>
-          <w:rFonts w:hint="eastAsia"/>
-        </w:rPr>
-        <w:t>-</w:t>
-      </w:r>
-      <w:r>
-        <w:t>&gt;</w:t>
-      </w:r>
-      <w:r>
-        <w:rPr>
-          <w:rFonts w:hint="eastAsia"/>
-        </w:rPr>
-        <w:t>地区I</w:t>
-      </w:r>
-      <w:r>
-        <w:t>SP</w:t>
-      </w:r>
-      <w:r>
-        <w:rPr>
-          <w:rFonts w:hint="eastAsia"/>
-        </w:rPr>
-        <w:t>-</w:t>
-      </w:r>
-      <w:r>
-        <w:t>&gt;</w:t>
-      </w:r>
-      <w:r>
-        <w:rPr>
-          <w:rFonts w:hint="eastAsia"/>
-        </w:rPr>
-        <w:t>本地I</w:t>
-      </w:r>
-      <w:r>
-        <w:t>SP</w:t>
-      </w:r>
-    </w:p>
-    <w:p>
-      <w:r>
-        <w:rPr>
-          <w:noProof/>
-        </w:rPr>
-        <w:drawing>
-          <wp:inline distT="0" distB="0" distL="0" distR="0" wp14:anchorId="118C7067" wp14:editId="53C0D9A3">
-            <wp:extent cx="3977640" cy="2042456"/>
-            <wp:effectExtent l="0" t="0" r="3810" b="0"/>
-            <wp:docPr id="10" name="图片 10"/>
-            <wp:cNvGraphicFramePr>
-              <a:graphicFrameLocks xmlns:a="http://schemas.openxmlformats.org/drawingml/2006/main" noChangeAspect="1"/>
-            </wp:cNvGraphicFramePr>
-            <a:graphic xmlns:a="http://schemas.openxmlformats.org/drawingml/2006/main">
-              <a:graphicData uri="http://schemas.openxmlformats.org/drawingml/2006/picture">
-                <pic:pic xmlns:pic="http://schemas.openxmlformats.org/drawingml/2006/picture">
-                  <pic:nvPicPr>
-                    <pic:cNvPr id="1" name=""/>
-                    <pic:cNvPicPr/>
-                  </pic:nvPicPr>
-                  <pic:blipFill>
-                    <a:blip r:embed="rId21"/>
-                    <a:stretch>
-                      <a:fillRect/>
-                    </a:stretch>
-                  </pic:blipFill>
-                  <pic:spPr>
-                    <a:xfrm>
-                      <a:off x="0" y="0"/>
                       <a:ext cx="4013498" cy="2060869"/>
                     </a:xfrm>
                     <a:prstGeom prst="rect">
@@ -7345,8 +6199,6 @@
         </w:rPr>
         <w:t>组播，也叫多播</w:t>
       </w:r>
-      <w:bookmarkStart w:id="0" w:name="_GoBack"/>
-      <w:bookmarkEnd w:id="0"/>
     </w:p>
     <w:p>
       <w:r>
@@ -7369,7 +6221,7 @@
                     <pic:cNvPicPr/>
                   </pic:nvPicPr>
                   <pic:blipFill>
-                    <a:blip r:embed="rId17"/>
+                    <a:blip r:embed="rId16"/>
                     <a:stretch>
                       <a:fillRect/>
                     </a:stretch>
@@ -7400,7 +6252,6 @@
         <w:ind w:firstLineChars="0"/>
       </w:pPr>
       <w:r>
-        <w:lastRenderedPageBreak/>
         <w:t>224.0.0.0～224.0.0.255为预留的组播地址（永久组地址），地址224.0.0.0保留不做分配，其它地址供路由协议使用</w:t>
       </w:r>
       <w:r>
@@ -7700,6 +6551,7 @@
         <w:rPr>
           <w:noProof/>
         </w:rPr>
+        <w:lastRenderedPageBreak/>
         <w:drawing>
           <wp:inline distT="0" distB="0" distL="0" distR="0" wp14:anchorId="11C9B00C" wp14:editId="0D3F6A57">
             <wp:extent cx="4246631" cy="1687200"/>
@@ -7716,7 +6568,7 @@
                     <pic:cNvPicPr/>
                   </pic:nvPicPr>
                   <pic:blipFill>
-                    <a:blip r:embed="rId22"/>
+                    <a:blip r:embed="rId21"/>
                     <a:stretch>
                       <a:fillRect/>
                     </a:stretch>

--- a/计算机网络.docx
+++ b/计算机网络.docx
@@ -3236,8 +3236,6 @@
         </w:rPr>
         <w:t>。</w:t>
       </w:r>
-      <w:bookmarkStart w:id="0" w:name="_GoBack"/>
-      <w:bookmarkEnd w:id="0"/>
     </w:p>
     <w:p>
       <w:pPr>
@@ -6607,6 +6605,11 @@
       </w:r>
     </w:p>
     <w:p>
+      <w:pPr>
+        <w:rPr>
+          <w:rFonts w:hint="eastAsia"/>
+        </w:rPr>
+      </w:pPr>
       <w:r>
         <w:t>IGMP</w:t>
       </w:r>
@@ -6616,6 +6619,8 @@
         </w:rPr>
         <w:t>，网际组管理协议，让多播路由器知道本局域网上是否有主机参加或退出了某个多播组</w:t>
       </w:r>
+      <w:bookmarkStart w:id="0" w:name="_GoBack"/>
+      <w:bookmarkEnd w:id="0"/>
     </w:p>
     <w:sectPr>
       <w:pgSz w:w="11906" w:h="16838"/>
@@ -6757,6 +6762,119 @@
     </w:lvl>
   </w:abstractNum>
   <w:abstractNum w:abstractNumId="1" w15:restartNumberingAfterBreak="0">
+    <w:nsid w:val="13722C34"/>
+    <w:multiLevelType w:val="hybridMultilevel"/>
+    <w:tmpl w:val="F5E4E2B4"/>
+    <w:lvl w:ilvl="0" w:tplc="04090003">
+      <w:start w:val="1"/>
+      <w:numFmt w:val="bullet"/>
+      <w:lvlText w:val=""/>
+      <w:lvlJc w:val="left"/>
+      <w:pPr>
+        <w:ind w:left="420" w:hanging="420"/>
+      </w:pPr>
+      <w:rPr>
+        <w:rFonts w:ascii="Wingdings" w:hAnsi="Wingdings" w:hint="default"/>
+      </w:rPr>
+    </w:lvl>
+    <w:lvl w:ilvl="1" w:tplc="04090003" w:tentative="1">
+      <w:start w:val="1"/>
+      <w:numFmt w:val="bullet"/>
+      <w:lvlText w:val=""/>
+      <w:lvlJc w:val="left"/>
+      <w:pPr>
+        <w:ind w:left="840" w:hanging="420"/>
+      </w:pPr>
+      <w:rPr>
+        <w:rFonts w:ascii="Wingdings" w:hAnsi="Wingdings" w:hint="default"/>
+      </w:rPr>
+    </w:lvl>
+    <w:lvl w:ilvl="2" w:tplc="04090005" w:tentative="1">
+      <w:start w:val="1"/>
+      <w:numFmt w:val="bullet"/>
+      <w:lvlText w:val=""/>
+      <w:lvlJc w:val="left"/>
+      <w:pPr>
+        <w:ind w:left="1260" w:hanging="420"/>
+      </w:pPr>
+      <w:rPr>
+        <w:rFonts w:ascii="Wingdings" w:hAnsi="Wingdings" w:hint="default"/>
+      </w:rPr>
+    </w:lvl>
+    <w:lvl w:ilvl="3" w:tplc="04090001" w:tentative="1">
+      <w:start w:val="1"/>
+      <w:numFmt w:val="bullet"/>
+      <w:lvlText w:val=""/>
+      <w:lvlJc w:val="left"/>
+      <w:pPr>
+        <w:ind w:left="1680" w:hanging="420"/>
+      </w:pPr>
+      <w:rPr>
+        <w:rFonts w:ascii="Wingdings" w:hAnsi="Wingdings" w:hint="default"/>
+      </w:rPr>
+    </w:lvl>
+    <w:lvl w:ilvl="4" w:tplc="04090003" w:tentative="1">
+      <w:start w:val="1"/>
+      <w:numFmt w:val="bullet"/>
+      <w:lvlText w:val=""/>
+      <w:lvlJc w:val="left"/>
+      <w:pPr>
+        <w:ind w:left="2100" w:hanging="420"/>
+      </w:pPr>
+      <w:rPr>
+        <w:rFonts w:ascii="Wingdings" w:hAnsi="Wingdings" w:hint="default"/>
+      </w:rPr>
+    </w:lvl>
+    <w:lvl w:ilvl="5" w:tplc="04090005" w:tentative="1">
+      <w:start w:val="1"/>
+      <w:numFmt w:val="bullet"/>
+      <w:lvlText w:val=""/>
+      <w:lvlJc w:val="left"/>
+      <w:pPr>
+        <w:ind w:left="2520" w:hanging="420"/>
+      </w:pPr>
+      <w:rPr>
+        <w:rFonts w:ascii="Wingdings" w:hAnsi="Wingdings" w:hint="default"/>
+      </w:rPr>
+    </w:lvl>
+    <w:lvl w:ilvl="6" w:tplc="04090001" w:tentative="1">
+      <w:start w:val="1"/>
+      <w:numFmt w:val="bullet"/>
+      <w:lvlText w:val=""/>
+      <w:lvlJc w:val="left"/>
+      <w:pPr>
+        <w:ind w:left="2940" w:hanging="420"/>
+      </w:pPr>
+      <w:rPr>
+        <w:rFonts w:ascii="Wingdings" w:hAnsi="Wingdings" w:hint="default"/>
+      </w:rPr>
+    </w:lvl>
+    <w:lvl w:ilvl="7" w:tplc="04090003" w:tentative="1">
+      <w:start w:val="1"/>
+      <w:numFmt w:val="bullet"/>
+      <w:lvlText w:val=""/>
+      <w:lvlJc w:val="left"/>
+      <w:pPr>
+        <w:ind w:left="3360" w:hanging="420"/>
+      </w:pPr>
+      <w:rPr>
+        <w:rFonts w:ascii="Wingdings" w:hAnsi="Wingdings" w:hint="default"/>
+      </w:rPr>
+    </w:lvl>
+    <w:lvl w:ilvl="8" w:tplc="04090005" w:tentative="1">
+      <w:start w:val="1"/>
+      <w:numFmt w:val="bullet"/>
+      <w:lvlText w:val=""/>
+      <w:lvlJc w:val="left"/>
+      <w:pPr>
+        <w:ind w:left="3780" w:hanging="420"/>
+      </w:pPr>
+      <w:rPr>
+        <w:rFonts w:ascii="Wingdings" w:hAnsi="Wingdings" w:hint="default"/>
+      </w:rPr>
+    </w:lvl>
+  </w:abstractNum>
+  <w:abstractNum w:abstractNumId="2" w15:restartNumberingAfterBreak="0">
     <w:nsid w:val="167F42DE"/>
     <w:multiLevelType w:val="hybridMultilevel"/>
     <w:tmpl w:val="46324F86"/>
@@ -6845,7 +6963,7 @@
       </w:pPr>
     </w:lvl>
   </w:abstractNum>
-  <w:abstractNum w:abstractNumId="2" w15:restartNumberingAfterBreak="0">
+  <w:abstractNum w:abstractNumId="3" w15:restartNumberingAfterBreak="0">
     <w:nsid w:val="20B90055"/>
     <w:multiLevelType w:val="hybridMultilevel"/>
     <w:tmpl w:val="02D86444"/>
@@ -6934,7 +7052,7 @@
       </w:pPr>
     </w:lvl>
   </w:abstractNum>
-  <w:abstractNum w:abstractNumId="3" w15:restartNumberingAfterBreak="0">
+  <w:abstractNum w:abstractNumId="4" w15:restartNumberingAfterBreak="0">
     <w:nsid w:val="29DD2C54"/>
     <w:multiLevelType w:val="hybridMultilevel"/>
     <w:tmpl w:val="6146270A"/>
@@ -7020,7 +7138,7 @@
       </w:pPr>
     </w:lvl>
   </w:abstractNum>
-  <w:abstractNum w:abstractNumId="4" w15:restartNumberingAfterBreak="0">
+  <w:abstractNum w:abstractNumId="5" w15:restartNumberingAfterBreak="0">
     <w:nsid w:val="35DC0331"/>
     <w:multiLevelType w:val="hybridMultilevel"/>
     <w:tmpl w:val="147669C4"/>
@@ -7133,7 +7251,120 @@
       </w:rPr>
     </w:lvl>
   </w:abstractNum>
-  <w:abstractNum w:abstractNumId="5" w15:restartNumberingAfterBreak="0">
+  <w:abstractNum w:abstractNumId="6" w15:restartNumberingAfterBreak="0">
+    <w:nsid w:val="3A297C6C"/>
+    <w:multiLevelType w:val="hybridMultilevel"/>
+    <w:tmpl w:val="40926EF4"/>
+    <w:lvl w:ilvl="0" w:tplc="04090003">
+      <w:start w:val="1"/>
+      <w:numFmt w:val="bullet"/>
+      <w:lvlText w:val=""/>
+      <w:lvlJc w:val="left"/>
+      <w:pPr>
+        <w:ind w:left="420" w:hanging="420"/>
+      </w:pPr>
+      <w:rPr>
+        <w:rFonts w:ascii="Wingdings" w:hAnsi="Wingdings" w:hint="default"/>
+      </w:rPr>
+    </w:lvl>
+    <w:lvl w:ilvl="1" w:tplc="04090003" w:tentative="1">
+      <w:start w:val="1"/>
+      <w:numFmt w:val="bullet"/>
+      <w:lvlText w:val=""/>
+      <w:lvlJc w:val="left"/>
+      <w:pPr>
+        <w:ind w:left="840" w:hanging="420"/>
+      </w:pPr>
+      <w:rPr>
+        <w:rFonts w:ascii="Wingdings" w:hAnsi="Wingdings" w:hint="default"/>
+      </w:rPr>
+    </w:lvl>
+    <w:lvl w:ilvl="2" w:tplc="04090005" w:tentative="1">
+      <w:start w:val="1"/>
+      <w:numFmt w:val="bullet"/>
+      <w:lvlText w:val=""/>
+      <w:lvlJc w:val="left"/>
+      <w:pPr>
+        <w:ind w:left="1260" w:hanging="420"/>
+      </w:pPr>
+      <w:rPr>
+        <w:rFonts w:ascii="Wingdings" w:hAnsi="Wingdings" w:hint="default"/>
+      </w:rPr>
+    </w:lvl>
+    <w:lvl w:ilvl="3" w:tplc="04090001" w:tentative="1">
+      <w:start w:val="1"/>
+      <w:numFmt w:val="bullet"/>
+      <w:lvlText w:val=""/>
+      <w:lvlJc w:val="left"/>
+      <w:pPr>
+        <w:ind w:left="1680" w:hanging="420"/>
+      </w:pPr>
+      <w:rPr>
+        <w:rFonts w:ascii="Wingdings" w:hAnsi="Wingdings" w:hint="default"/>
+      </w:rPr>
+    </w:lvl>
+    <w:lvl w:ilvl="4" w:tplc="04090003" w:tentative="1">
+      <w:start w:val="1"/>
+      <w:numFmt w:val="bullet"/>
+      <w:lvlText w:val=""/>
+      <w:lvlJc w:val="left"/>
+      <w:pPr>
+        <w:ind w:left="2100" w:hanging="420"/>
+      </w:pPr>
+      <w:rPr>
+        <w:rFonts w:ascii="Wingdings" w:hAnsi="Wingdings" w:hint="default"/>
+      </w:rPr>
+    </w:lvl>
+    <w:lvl w:ilvl="5" w:tplc="04090005" w:tentative="1">
+      <w:start w:val="1"/>
+      <w:numFmt w:val="bullet"/>
+      <w:lvlText w:val=""/>
+      <w:lvlJc w:val="left"/>
+      <w:pPr>
+        <w:ind w:left="2520" w:hanging="420"/>
+      </w:pPr>
+      <w:rPr>
+        <w:rFonts w:ascii="Wingdings" w:hAnsi="Wingdings" w:hint="default"/>
+      </w:rPr>
+    </w:lvl>
+    <w:lvl w:ilvl="6" w:tplc="04090001" w:tentative="1">
+      <w:start w:val="1"/>
+      <w:numFmt w:val="bullet"/>
+      <w:lvlText w:val=""/>
+      <w:lvlJc w:val="left"/>
+      <w:pPr>
+        <w:ind w:left="2940" w:hanging="420"/>
+      </w:pPr>
+      <w:rPr>
+        <w:rFonts w:ascii="Wingdings" w:hAnsi="Wingdings" w:hint="default"/>
+      </w:rPr>
+    </w:lvl>
+    <w:lvl w:ilvl="7" w:tplc="04090003" w:tentative="1">
+      <w:start w:val="1"/>
+      <w:numFmt w:val="bullet"/>
+      <w:lvlText w:val=""/>
+      <w:lvlJc w:val="left"/>
+      <w:pPr>
+        <w:ind w:left="3360" w:hanging="420"/>
+      </w:pPr>
+      <w:rPr>
+        <w:rFonts w:ascii="Wingdings" w:hAnsi="Wingdings" w:hint="default"/>
+      </w:rPr>
+    </w:lvl>
+    <w:lvl w:ilvl="8" w:tplc="04090005" w:tentative="1">
+      <w:start w:val="1"/>
+      <w:numFmt w:val="bullet"/>
+      <w:lvlText w:val=""/>
+      <w:lvlJc w:val="left"/>
+      <w:pPr>
+        <w:ind w:left="3780" w:hanging="420"/>
+      </w:pPr>
+      <w:rPr>
+        <w:rFonts w:ascii="Wingdings" w:hAnsi="Wingdings" w:hint="default"/>
+      </w:rPr>
+    </w:lvl>
+  </w:abstractNum>
+  <w:abstractNum w:abstractNumId="7" w15:restartNumberingAfterBreak="0">
     <w:nsid w:val="43316E21"/>
     <w:multiLevelType w:val="hybridMultilevel"/>
     <w:tmpl w:val="6494E18E"/>
@@ -7246,7 +7477,7 @@
       </w:rPr>
     </w:lvl>
   </w:abstractNum>
-  <w:abstractNum w:abstractNumId="6" w15:restartNumberingAfterBreak="0">
+  <w:abstractNum w:abstractNumId="8" w15:restartNumberingAfterBreak="0">
     <w:nsid w:val="4EB81BF9"/>
     <w:multiLevelType w:val="hybridMultilevel"/>
     <w:tmpl w:val="C3343D2A"/>
@@ -7359,7 +7590,7 @@
       </w:rPr>
     </w:lvl>
   </w:abstractNum>
-  <w:abstractNum w:abstractNumId="7" w15:restartNumberingAfterBreak="0">
+  <w:abstractNum w:abstractNumId="9" w15:restartNumberingAfterBreak="0">
     <w:nsid w:val="502E4975"/>
     <w:multiLevelType w:val="hybridMultilevel"/>
     <w:tmpl w:val="C8E6A972"/>
@@ -7472,7 +7703,346 @@
       </w:rPr>
     </w:lvl>
   </w:abstractNum>
-  <w:abstractNum w:abstractNumId="8" w15:restartNumberingAfterBreak="0">
+  <w:abstractNum w:abstractNumId="10" w15:restartNumberingAfterBreak="0">
+    <w:nsid w:val="57477821"/>
+    <w:multiLevelType w:val="hybridMultilevel"/>
+    <w:tmpl w:val="9DA2FD58"/>
+    <w:lvl w:ilvl="0" w:tplc="04090019">
+      <w:start w:val="1"/>
+      <w:numFmt w:val="lowerLetter"/>
+      <w:lvlText w:val="%1)"/>
+      <w:lvlJc w:val="left"/>
+      <w:pPr>
+        <w:ind w:left="420" w:hanging="420"/>
+      </w:pPr>
+      <w:rPr>
+        <w:rFonts w:hint="default"/>
+      </w:rPr>
+    </w:lvl>
+    <w:lvl w:ilvl="1" w:tplc="04090003" w:tentative="1">
+      <w:start w:val="1"/>
+      <w:numFmt w:val="bullet"/>
+      <w:lvlText w:val=""/>
+      <w:lvlJc w:val="left"/>
+      <w:pPr>
+        <w:ind w:left="840" w:hanging="420"/>
+      </w:pPr>
+      <w:rPr>
+        <w:rFonts w:ascii="Wingdings" w:hAnsi="Wingdings" w:hint="default"/>
+      </w:rPr>
+    </w:lvl>
+    <w:lvl w:ilvl="2" w:tplc="04090005" w:tentative="1">
+      <w:start w:val="1"/>
+      <w:numFmt w:val="bullet"/>
+      <w:lvlText w:val=""/>
+      <w:lvlJc w:val="left"/>
+      <w:pPr>
+        <w:ind w:left="1260" w:hanging="420"/>
+      </w:pPr>
+      <w:rPr>
+        <w:rFonts w:ascii="Wingdings" w:hAnsi="Wingdings" w:hint="default"/>
+      </w:rPr>
+    </w:lvl>
+    <w:lvl w:ilvl="3" w:tplc="04090001" w:tentative="1">
+      <w:start w:val="1"/>
+      <w:numFmt w:val="bullet"/>
+      <w:lvlText w:val=""/>
+      <w:lvlJc w:val="left"/>
+      <w:pPr>
+        <w:ind w:left="1680" w:hanging="420"/>
+      </w:pPr>
+      <w:rPr>
+        <w:rFonts w:ascii="Wingdings" w:hAnsi="Wingdings" w:hint="default"/>
+      </w:rPr>
+    </w:lvl>
+    <w:lvl w:ilvl="4" w:tplc="04090003" w:tentative="1">
+      <w:start w:val="1"/>
+      <w:numFmt w:val="bullet"/>
+      <w:lvlText w:val=""/>
+      <w:lvlJc w:val="left"/>
+      <w:pPr>
+        <w:ind w:left="2100" w:hanging="420"/>
+      </w:pPr>
+      <w:rPr>
+        <w:rFonts w:ascii="Wingdings" w:hAnsi="Wingdings" w:hint="default"/>
+      </w:rPr>
+    </w:lvl>
+    <w:lvl w:ilvl="5" w:tplc="04090005" w:tentative="1">
+      <w:start w:val="1"/>
+      <w:numFmt w:val="bullet"/>
+      <w:lvlText w:val=""/>
+      <w:lvlJc w:val="left"/>
+      <w:pPr>
+        <w:ind w:left="2520" w:hanging="420"/>
+      </w:pPr>
+      <w:rPr>
+        <w:rFonts w:ascii="Wingdings" w:hAnsi="Wingdings" w:hint="default"/>
+      </w:rPr>
+    </w:lvl>
+    <w:lvl w:ilvl="6" w:tplc="04090001" w:tentative="1">
+      <w:start w:val="1"/>
+      <w:numFmt w:val="bullet"/>
+      <w:lvlText w:val=""/>
+      <w:lvlJc w:val="left"/>
+      <w:pPr>
+        <w:ind w:left="2940" w:hanging="420"/>
+      </w:pPr>
+      <w:rPr>
+        <w:rFonts w:ascii="Wingdings" w:hAnsi="Wingdings" w:hint="default"/>
+      </w:rPr>
+    </w:lvl>
+    <w:lvl w:ilvl="7" w:tplc="04090003" w:tentative="1">
+      <w:start w:val="1"/>
+      <w:numFmt w:val="bullet"/>
+      <w:lvlText w:val=""/>
+      <w:lvlJc w:val="left"/>
+      <w:pPr>
+        <w:ind w:left="3360" w:hanging="420"/>
+      </w:pPr>
+      <w:rPr>
+        <w:rFonts w:ascii="Wingdings" w:hAnsi="Wingdings" w:hint="default"/>
+      </w:rPr>
+    </w:lvl>
+    <w:lvl w:ilvl="8" w:tplc="04090005" w:tentative="1">
+      <w:start w:val="1"/>
+      <w:numFmt w:val="bullet"/>
+      <w:lvlText w:val=""/>
+      <w:lvlJc w:val="left"/>
+      <w:pPr>
+        <w:ind w:left="3780" w:hanging="420"/>
+      </w:pPr>
+      <w:rPr>
+        <w:rFonts w:ascii="Wingdings" w:hAnsi="Wingdings" w:hint="default"/>
+      </w:rPr>
+    </w:lvl>
+  </w:abstractNum>
+  <w:abstractNum w:abstractNumId="11" w15:restartNumberingAfterBreak="0">
+    <w:nsid w:val="59F00E50"/>
+    <w:multiLevelType w:val="hybridMultilevel"/>
+    <w:tmpl w:val="939C2CA2"/>
+    <w:lvl w:ilvl="0" w:tplc="04090003">
+      <w:start w:val="1"/>
+      <w:numFmt w:val="bullet"/>
+      <w:lvlText w:val=""/>
+      <w:lvlJc w:val="left"/>
+      <w:pPr>
+        <w:ind w:left="420" w:hanging="420"/>
+      </w:pPr>
+      <w:rPr>
+        <w:rFonts w:ascii="Wingdings" w:hAnsi="Wingdings" w:hint="default"/>
+      </w:rPr>
+    </w:lvl>
+    <w:lvl w:ilvl="1" w:tplc="04090003" w:tentative="1">
+      <w:start w:val="1"/>
+      <w:numFmt w:val="bullet"/>
+      <w:lvlText w:val=""/>
+      <w:lvlJc w:val="left"/>
+      <w:pPr>
+        <w:ind w:left="840" w:hanging="420"/>
+      </w:pPr>
+      <w:rPr>
+        <w:rFonts w:ascii="Wingdings" w:hAnsi="Wingdings" w:hint="default"/>
+      </w:rPr>
+    </w:lvl>
+    <w:lvl w:ilvl="2" w:tplc="04090005" w:tentative="1">
+      <w:start w:val="1"/>
+      <w:numFmt w:val="bullet"/>
+      <w:lvlText w:val=""/>
+      <w:lvlJc w:val="left"/>
+      <w:pPr>
+        <w:ind w:left="1260" w:hanging="420"/>
+      </w:pPr>
+      <w:rPr>
+        <w:rFonts w:ascii="Wingdings" w:hAnsi="Wingdings" w:hint="default"/>
+      </w:rPr>
+    </w:lvl>
+    <w:lvl w:ilvl="3" w:tplc="04090001" w:tentative="1">
+      <w:start w:val="1"/>
+      <w:numFmt w:val="bullet"/>
+      <w:lvlText w:val=""/>
+      <w:lvlJc w:val="left"/>
+      <w:pPr>
+        <w:ind w:left="1680" w:hanging="420"/>
+      </w:pPr>
+      <w:rPr>
+        <w:rFonts w:ascii="Wingdings" w:hAnsi="Wingdings" w:hint="default"/>
+      </w:rPr>
+    </w:lvl>
+    <w:lvl w:ilvl="4" w:tplc="04090003" w:tentative="1">
+      <w:start w:val="1"/>
+      <w:numFmt w:val="bullet"/>
+      <w:lvlText w:val=""/>
+      <w:lvlJc w:val="left"/>
+      <w:pPr>
+        <w:ind w:left="2100" w:hanging="420"/>
+      </w:pPr>
+      <w:rPr>
+        <w:rFonts w:ascii="Wingdings" w:hAnsi="Wingdings" w:hint="default"/>
+      </w:rPr>
+    </w:lvl>
+    <w:lvl w:ilvl="5" w:tplc="04090005" w:tentative="1">
+      <w:start w:val="1"/>
+      <w:numFmt w:val="bullet"/>
+      <w:lvlText w:val=""/>
+      <w:lvlJc w:val="left"/>
+      <w:pPr>
+        <w:ind w:left="2520" w:hanging="420"/>
+      </w:pPr>
+      <w:rPr>
+        <w:rFonts w:ascii="Wingdings" w:hAnsi="Wingdings" w:hint="default"/>
+      </w:rPr>
+    </w:lvl>
+    <w:lvl w:ilvl="6" w:tplc="04090001" w:tentative="1">
+      <w:start w:val="1"/>
+      <w:numFmt w:val="bullet"/>
+      <w:lvlText w:val=""/>
+      <w:lvlJc w:val="left"/>
+      <w:pPr>
+        <w:ind w:left="2940" w:hanging="420"/>
+      </w:pPr>
+      <w:rPr>
+        <w:rFonts w:ascii="Wingdings" w:hAnsi="Wingdings" w:hint="default"/>
+      </w:rPr>
+    </w:lvl>
+    <w:lvl w:ilvl="7" w:tplc="04090003" w:tentative="1">
+      <w:start w:val="1"/>
+      <w:numFmt w:val="bullet"/>
+      <w:lvlText w:val=""/>
+      <w:lvlJc w:val="left"/>
+      <w:pPr>
+        <w:ind w:left="3360" w:hanging="420"/>
+      </w:pPr>
+      <w:rPr>
+        <w:rFonts w:ascii="Wingdings" w:hAnsi="Wingdings" w:hint="default"/>
+      </w:rPr>
+    </w:lvl>
+    <w:lvl w:ilvl="8" w:tplc="04090005" w:tentative="1">
+      <w:start w:val="1"/>
+      <w:numFmt w:val="bullet"/>
+      <w:lvlText w:val=""/>
+      <w:lvlJc w:val="left"/>
+      <w:pPr>
+        <w:ind w:left="3780" w:hanging="420"/>
+      </w:pPr>
+      <w:rPr>
+        <w:rFonts w:ascii="Wingdings" w:hAnsi="Wingdings" w:hint="default"/>
+      </w:rPr>
+    </w:lvl>
+  </w:abstractNum>
+  <w:abstractNum w:abstractNumId="12" w15:restartNumberingAfterBreak="0">
+    <w:nsid w:val="67CC56A1"/>
+    <w:multiLevelType w:val="hybridMultilevel"/>
+    <w:tmpl w:val="35D0DBC6"/>
+    <w:lvl w:ilvl="0" w:tplc="04090003">
+      <w:start w:val="1"/>
+      <w:numFmt w:val="bullet"/>
+      <w:lvlText w:val=""/>
+      <w:lvlJc w:val="left"/>
+      <w:pPr>
+        <w:ind w:left="420" w:hanging="420"/>
+      </w:pPr>
+      <w:rPr>
+        <w:rFonts w:ascii="Wingdings" w:hAnsi="Wingdings" w:hint="default"/>
+      </w:rPr>
+    </w:lvl>
+    <w:lvl w:ilvl="1" w:tplc="04090003" w:tentative="1">
+      <w:start w:val="1"/>
+      <w:numFmt w:val="bullet"/>
+      <w:lvlText w:val=""/>
+      <w:lvlJc w:val="left"/>
+      <w:pPr>
+        <w:ind w:left="840" w:hanging="420"/>
+      </w:pPr>
+      <w:rPr>
+        <w:rFonts w:ascii="Wingdings" w:hAnsi="Wingdings" w:hint="default"/>
+      </w:rPr>
+    </w:lvl>
+    <w:lvl w:ilvl="2" w:tplc="04090005" w:tentative="1">
+      <w:start w:val="1"/>
+      <w:numFmt w:val="bullet"/>
+      <w:lvlText w:val=""/>
+      <w:lvlJc w:val="left"/>
+      <w:pPr>
+        <w:ind w:left="1260" w:hanging="420"/>
+      </w:pPr>
+      <w:rPr>
+        <w:rFonts w:ascii="Wingdings" w:hAnsi="Wingdings" w:hint="default"/>
+      </w:rPr>
+    </w:lvl>
+    <w:lvl w:ilvl="3" w:tplc="04090001" w:tentative="1">
+      <w:start w:val="1"/>
+      <w:numFmt w:val="bullet"/>
+      <w:lvlText w:val=""/>
+      <w:lvlJc w:val="left"/>
+      <w:pPr>
+        <w:ind w:left="1680" w:hanging="420"/>
+      </w:pPr>
+      <w:rPr>
+        <w:rFonts w:ascii="Wingdings" w:hAnsi="Wingdings" w:hint="default"/>
+      </w:rPr>
+    </w:lvl>
+    <w:lvl w:ilvl="4" w:tplc="04090003" w:tentative="1">
+      <w:start w:val="1"/>
+      <w:numFmt w:val="bullet"/>
+      <w:lvlText w:val=""/>
+      <w:lvlJc w:val="left"/>
+      <w:pPr>
+        <w:ind w:left="2100" w:hanging="420"/>
+      </w:pPr>
+      <w:rPr>
+        <w:rFonts w:ascii="Wingdings" w:hAnsi="Wingdings" w:hint="default"/>
+      </w:rPr>
+    </w:lvl>
+    <w:lvl w:ilvl="5" w:tplc="04090005" w:tentative="1">
+      <w:start w:val="1"/>
+      <w:numFmt w:val="bullet"/>
+      <w:lvlText w:val=""/>
+      <w:lvlJc w:val="left"/>
+      <w:pPr>
+        <w:ind w:left="2520" w:hanging="420"/>
+      </w:pPr>
+      <w:rPr>
+        <w:rFonts w:ascii="Wingdings" w:hAnsi="Wingdings" w:hint="default"/>
+      </w:rPr>
+    </w:lvl>
+    <w:lvl w:ilvl="6" w:tplc="04090001" w:tentative="1">
+      <w:start w:val="1"/>
+      <w:numFmt w:val="bullet"/>
+      <w:lvlText w:val=""/>
+      <w:lvlJc w:val="left"/>
+      <w:pPr>
+        <w:ind w:left="2940" w:hanging="420"/>
+      </w:pPr>
+      <w:rPr>
+        <w:rFonts w:ascii="Wingdings" w:hAnsi="Wingdings" w:hint="default"/>
+      </w:rPr>
+    </w:lvl>
+    <w:lvl w:ilvl="7" w:tplc="04090003" w:tentative="1">
+      <w:start w:val="1"/>
+      <w:numFmt w:val="bullet"/>
+      <w:lvlText w:val=""/>
+      <w:lvlJc w:val="left"/>
+      <w:pPr>
+        <w:ind w:left="3360" w:hanging="420"/>
+      </w:pPr>
+      <w:rPr>
+        <w:rFonts w:ascii="Wingdings" w:hAnsi="Wingdings" w:hint="default"/>
+      </w:rPr>
+    </w:lvl>
+    <w:lvl w:ilvl="8" w:tplc="04090005" w:tentative="1">
+      <w:start w:val="1"/>
+      <w:numFmt w:val="bullet"/>
+      <w:lvlText w:val=""/>
+      <w:lvlJc w:val="left"/>
+      <w:pPr>
+        <w:ind w:left="3780" w:hanging="420"/>
+      </w:pPr>
+      <w:rPr>
+        <w:rFonts w:ascii="Wingdings" w:hAnsi="Wingdings" w:hint="default"/>
+      </w:rPr>
+    </w:lvl>
+  </w:abstractNum>
+  <w:abstractNum w:abstractNumId="13" w15:restartNumberingAfterBreak="0">
     <w:nsid w:val="6B9F77A4"/>
     <w:multiLevelType w:val="hybridMultilevel"/>
     <w:tmpl w:val="6146270A"/>
@@ -7558,7 +8128,7 @@
       </w:pPr>
     </w:lvl>
   </w:abstractNum>
-  <w:abstractNum w:abstractNumId="9" w15:restartNumberingAfterBreak="0">
+  <w:abstractNum w:abstractNumId="14" w15:restartNumberingAfterBreak="0">
     <w:nsid w:val="79B901E8"/>
     <w:multiLevelType w:val="hybridMultilevel"/>
     <w:tmpl w:val="E08274CA"/>
@@ -7647,7 +8217,7 @@
       </w:pPr>
     </w:lvl>
   </w:abstractNum>
-  <w:abstractNum w:abstractNumId="10" w15:restartNumberingAfterBreak="0">
+  <w:abstractNum w:abstractNumId="15" w15:restartNumberingAfterBreak="0">
     <w:nsid w:val="7AD87112"/>
     <w:multiLevelType w:val="hybridMultilevel"/>
     <w:tmpl w:val="3360358E"/>
@@ -7764,34 +8334,49 @@
     <w:abstractNumId w:val="0"/>
   </w:num>
   <w:num w:numId="2">
+    <w:abstractNumId w:val="14"/>
+  </w:num>
+  <w:num w:numId="3">
+    <w:abstractNumId w:val="3"/>
+  </w:num>
+  <w:num w:numId="4">
+    <w:abstractNumId w:val="5"/>
+  </w:num>
+  <w:num w:numId="5">
+    <w:abstractNumId w:val="13"/>
+  </w:num>
+  <w:num w:numId="6">
+    <w:abstractNumId w:val="2"/>
+  </w:num>
+  <w:num w:numId="7">
+    <w:abstractNumId w:val="4"/>
+  </w:num>
+  <w:num w:numId="8">
+    <w:abstractNumId w:val="15"/>
+  </w:num>
+  <w:num w:numId="9">
     <w:abstractNumId w:val="9"/>
   </w:num>
-  <w:num w:numId="3">
-    <w:abstractNumId w:val="2"/>
-  </w:num>
-  <w:num w:numId="4">
-    <w:abstractNumId w:val="4"/>
-  </w:num>
-  <w:num w:numId="5">
+  <w:num w:numId="10">
     <w:abstractNumId w:val="8"/>
   </w:num>
-  <w:num w:numId="6">
+  <w:num w:numId="11">
+    <w:abstractNumId w:val="7"/>
+  </w:num>
+  <w:num w:numId="12">
+    <w:abstractNumId w:val="12"/>
+  </w:num>
+  <w:num w:numId="13">
+    <w:abstractNumId w:val="10"/>
+  </w:num>
+  <w:num w:numId="14">
+    <w:abstractNumId w:val="6"/>
+  </w:num>
+  <w:num w:numId="15">
     <w:abstractNumId w:val="1"/>
   </w:num>
-  <w:num w:numId="7">
-    <w:abstractNumId w:val="3"/>
-  </w:num>
-  <w:num w:numId="8">
-    <w:abstractNumId w:val="10"/>
-  </w:num>
-  <w:num w:numId="9">
-    <w:abstractNumId w:val="7"/>
-  </w:num>
-  <w:num w:numId="10">
-    <w:abstractNumId w:val="6"/>
-  </w:num>
-  <w:num w:numId="11">
-    <w:abstractNumId w:val="5"/>
+  <w:num w:numId="16">
+    <w:abstractNumId w:val="11"/>
   </w:num>
 </w:numbering>
 </file>
@@ -8191,6 +8776,28 @@
       <w:jc w:val="both"/>
     </w:pPr>
   </w:style>
+  <w:style w:type="paragraph" w:styleId="1">
+    <w:name w:val="heading 1"/>
+    <w:basedOn w:val="a"/>
+    <w:link w:val="10"/>
+    <w:uiPriority w:val="9"/>
+    <w:qFormat/>
+    <w:rsid w:val="008933CC"/>
+    <w:pPr>
+      <w:widowControl/>
+      <w:spacing w:before="100" w:beforeAutospacing="1" w:after="100" w:afterAutospacing="1"/>
+      <w:jc w:val="left"/>
+      <w:outlineLvl w:val="0"/>
+    </w:pPr>
+    <w:rPr>
+      <w:rFonts w:ascii="宋体" w:eastAsia="宋体" w:hAnsi="宋体" w:cs="宋体"/>
+      <w:b/>
+      <w:bCs/>
+      <w:kern w:val="36"/>
+      <w:sz w:val="48"/>
+      <w:szCs w:val="48"/>
+    </w:rPr>
+  </w:style>
   <w:style w:type="character" w:default="1" w:styleId="a0">
     <w:name w:val="Default Paragraph Font"/>
     <w:uiPriority w:val="1"/>
@@ -8309,6 +8916,21 @@
       <w:kern w:val="0"/>
       <w:sz w:val="24"/>
       <w:szCs w:val="24"/>
+    </w:rPr>
+  </w:style>
+  <w:style w:type="character" w:customStyle="1" w:styleId="10">
+    <w:name w:val="标题 1 字符"/>
+    <w:basedOn w:val="a0"/>
+    <w:link w:val="1"/>
+    <w:uiPriority w:val="9"/>
+    <w:rsid w:val="008933CC"/>
+    <w:rPr>
+      <w:rFonts w:ascii="宋体" w:eastAsia="宋体" w:hAnsi="宋体" w:cs="宋体"/>
+      <w:b/>
+      <w:bCs/>
+      <w:kern w:val="36"/>
+      <w:sz w:val="48"/>
+      <w:szCs w:val="48"/>
     </w:rPr>
   </w:style>
 </w:styles>
